--- a/docs/install/项目部署说明-docker-compose.docx
+++ b/docs/install/项目部署说明-docker-compose.docx
@@ -1893,7 +1893,77 @@
         <w:spacing w:after="100" w:before="200"/>
       </w:pPr>
       <w:r>
-        <w:t xml:space="preserve">七、升级说明（离线部署）</w:t>
+        <w:t xml:space="preserve">七、首次安装与升级说明</w:t>
+      </w:r>
+    </w:p>
+    <w:p>
+      <w:pPr>
+        <w:spacing w:after="40" w:before="40"/>
+      </w:pPr>
+      <w:r>
+        <w:rPr>
+          <w:sz w:val="22"/>
+          <w:szCs w:val="22"/>
+        </w:rPr>
+        <w:t xml:space="preserve">&gt; 📦 安装包由 GitHub Actions 构建（推送 v* tag 自动产出 x64 + arm64 全部产物），从 Actions → Artifacts 下载对应产物即可。
+</w:t>
+      </w:r>
+    </w:p>
+    <w:p>
+      <w:pPr>
+        <w:pStyle w:val="Heading3"/>
+        <w:spacing w:after="80" w:before="160"/>
+      </w:pPr>
+      <w:r>
+        <w:t xml:space="preserve">7.1 首次安装（汇总）</w:t>
+      </w:r>
+    </w:p>
+    <w:p>
+      <w:pPr>
+        <w:spacing w:after="40" w:before="40"/>
+      </w:pPr>
+      <w:r>
+        <w:rPr>
+          <w:sz w:val="22"/>
+          <w:szCs w:val="22"/>
+        </w:rPr>
+        <w:t xml:space="preserve">• 在线构建：`cp .env.production.example .env` → 改 `MEDIASOUP_ANNOUNCED_IP` → `docker compose up -d --build`
+</w:t>
+      </w:r>
+    </w:p>
+    <w:p>
+      <w:pPr>
+        <w:spacing w:after="40" w:before="40"/>
+      </w:pPr>
+      <w:r>
+        <w:rPr>
+          <w:sz w:val="22"/>
+          <w:szCs w:val="22"/>
+        </w:rPr>
+        <w:t xml:space="preserve">• 离线镜像：`bash load-images.sh` → `cp .env.example .env` → `docker compose up -d`
+</w:t>
+      </w:r>
+    </w:p>
+    <w:p>
+      <w:pPr>
+        <w:spacing w:after="40" w:before="40"/>
+      </w:pPr>
+      <w:r>
+        <w:rPr>
+          <w:sz w:val="22"/>
+          <w:szCs w:val="22"/>
+        </w:rPr>
+        <w:t xml:space="preserve">详细步骤见本文 [四、安装说明](#四安装说明)。首次启动 api 容器会自动执行数据库迁移并写入默认管理员。
+</w:t>
+      </w:r>
+    </w:p>
+    <w:p>
+      <w:pPr>
+        <w:pStyle w:val="Heading3"/>
+        <w:spacing w:after="80" w:before="160"/>
+      </w:pPr>
+      <w:r>
+        <w:t xml:space="preserve">7.2 升级（离线部署）</w:t>
       </w:r>
     </w:p>
     <w:p>

--- a/docs/install/项目部署说明-docker-compose.docx
+++ b/docs/install/项目部署说明-docker-compose.docx
@@ -663,7 +663,7 @@
                 <w:sz w:val="21"/>
                 <w:szCs w:val="21"/>
               </w:rPr>
-              <w:t xml:space="preserve">40000-40100</w:t>
+              <w:t xml:space="preserve">40000-41000</w:t>
             </w:r>
           </w:p>
         </w:tc>
@@ -1616,7 +1616,7 @@
                 <w:sz w:val="21"/>
                 <w:szCs w:val="21"/>
               </w:rPr>
-              <w:t xml:space="preserve">system123</w:t>
+              <w:t xml:space="preserve">System@123</w:t>
             </w:r>
           </w:p>
         </w:tc>
@@ -1823,52 +1823,6 @@
                 <w:szCs w:val="21"/>
               </w:rPr>
               <w:t xml:space="preserve">首次登录提示修改密码</w:t>
-            </w:r>
-          </w:p>
-        </w:tc>
-      </w:tr>
-      <w:tr>
-        <w:tc>
-          <w:p>
-            <w:r>
-              <w:rPr>
-                <w:sz w:val="21"/>
-                <w:szCs w:val="21"/>
-              </w:rPr>
-              <w:t xml:space="preserve">test1-test5</w:t>
-            </w:r>
-          </w:p>
-        </w:tc>
-        <w:tc>
-          <w:p>
-            <w:r>
-              <w:rPr>
-                <w:sz w:val="21"/>
-                <w:szCs w:val="21"/>
-              </w:rPr>
-              <w:t xml:space="preserve">123456</w:t>
-            </w:r>
-          </w:p>
-        </w:tc>
-        <w:tc>
-          <w:p>
-            <w:r>
-              <w:rPr>
-                <w:sz w:val="21"/>
-                <w:szCs w:val="21"/>
-              </w:rPr>
-              <w:t xml:space="preserve">普通用户</w:t>
-            </w:r>
-          </w:p>
-        </w:tc>
-        <w:tc>
-          <w:p>
-            <w:r>
-              <w:rPr>
-                <w:sz w:val="21"/>
-                <w:szCs w:val="21"/>
-              </w:rPr>
-              <w:t xml:space="preserve">测试用户</w:t>
             </w:r>
           </w:p>
         </w:tc>
@@ -1927,7 +1881,7 @@
           <w:sz w:val="22"/>
           <w:szCs w:val="22"/>
         </w:rPr>
-        <w:t xml:space="preserve">• 在线构建：`cp .env.production.example .env` → 改 `MEDIASOUP_ANNOUNCED_IP` → `docker compose up -d --build`
+        <w:t xml:space="preserve">• 在线构建：`cp .env.production.example .env` → 改 `MEDIASOUP_ANNOUNCED_IP` → `docker-compose up -d --build`
 </w:t>
       </w:r>
     </w:p>
@@ -1940,7 +1894,7 @@
           <w:sz w:val="22"/>
           <w:szCs w:val="22"/>
         </w:rPr>
-        <w:t xml:space="preserve">• 离线镜像：`bash load-images.sh` → `cp .env.example .env` → `docker compose up -d`
+        <w:t xml:space="preserve">• 离线镜像：`bash load-images.sh` → `cp .env.example .env` → `docker-compose up -d`
 </w:t>
       </w:r>
     </w:p>

--- a/docs/install/项目部署说明-docker-compose.docx
+++ b/docs/install/项目部署说明-docker-compose.docx
@@ -4,28 +4,45 @@
   <w:body>
     <w:p>
       <w:pPr>
+        <w:spacing w:after="80" w:before="200"/>
+        <w:jc w:val="center"/>
+      </w:pPr>
+      <w:r>
+        <w:t xml:space="preserve">项目部署说明文档</w:t>
+      </w:r>
+      <w:r>
+        <w:rPr>
+          <w:b/>
+          <w:bCs/>
+          <w:color w:val="1F4E79"/>
+          <w:sz w:val="40"/>
+          <w:szCs w:val="40"/>
+        </w:rPr>
+        <w:t xml:space="preserve">项目部署说明文档</w:t>
+      </w:r>
+    </w:p>
+    <w:p>
+      <w:pPr>
+        <w:pBdr>
+          <w:bottom w:val="single" w:color="1F4E79" w:sz="6" w:space="4"/>
+        </w:pBdr>
+        <w:spacing w:after="120" w:before="0"/>
+        <w:jc w:val="center"/>
+      </w:pPr>
+      <w:r>
+        <w:rPr>
+          <w:b/>
+          <w:bCs/>
+          <w:color w:val="404040"/>
+          <w:sz w:val="28"/>
+          <w:szCs w:val="28"/>
+        </w:rPr>
+        <w:t xml:space="preserve">Docker Compose 部署</w:t>
+      </w:r>
+    </w:p>
+    <w:p>
+      <w:pPr>
         <w:pStyle w:val="Heading1"/>
-        <w:spacing w:after="120" w:before="240"/>
-        <w:jc w:val="center"/>
-      </w:pPr>
-      <w:r>
-        <w:t xml:space="preserve">项目部署说明文档</w:t>
-      </w:r>
-    </w:p>
-    <w:p>
-      <w:pPr>
-        <w:pStyle w:val="Heading1"/>
-        <w:spacing w:after="120" w:before="240"/>
-        <w:jc w:val="center"/>
-      </w:pPr>
-      <w:r>
-        <w:t xml:space="preserve">Docker Compose 部署</w:t>
-      </w:r>
-    </w:p>
-    <w:p>
-      <w:pPr>
-        <w:pStyle w:val="Heading2"/>
-        <w:spacing w:after="100" w:before="200"/>
       </w:pPr>
       <w:r>
         <w:t xml:space="preserve">一、服务器配置</w:t>
@@ -33,7 +50,7 @@
     </w:p>
     <w:tbl>
       <w:tblPr>
-        <w:tblW w:type="pct" w:w="100%"/>
+        <w:tblW w:type="dxa" w:w="9026"/>
         <w:tblBorders>
           <w:top w:val="single" w:color="auto" w:sz="4"/>
           <w:left w:val="single" w:color="auto" w:sz="4"/>
@@ -44,62 +61,150 @@
         </w:tblBorders>
       </w:tblPr>
       <w:tblGrid>
-        <w:gridCol w:w="100"/>
-        <w:gridCol w:w="100"/>
-        <w:gridCol w:w="100"/>
-        <w:gridCol w:w="100"/>
+        <w:gridCol w:w="2257"/>
+        <w:gridCol w:w="2257"/>
+        <w:gridCol w:w="2257"/>
+        <w:gridCol w:w="2257"/>
       </w:tblGrid>
       <w:tr>
         <w:trPr>
           <w:tblHeader/>
         </w:trPr>
         <w:tc>
-          <w:p>
+          <w:tcPr>
+            <w:tcW w:type="dxa" w:w="2257"/>
+            <w:gridSpan w:val="4"/>
+            <w:tcBorders>
+              <w:top w:val="single" w:color="BFBFBF" w:sz="4"/>
+              <w:left w:val="single" w:color="BFBFBF" w:sz="4"/>
+              <w:bottom w:val="single" w:color="BFBFBF" w:sz="4"/>
+              <w:right w:val="single" w:color="BFBFBF" w:sz="4"/>
+            </w:tcBorders>
+            <w:shd w:fill="DEEAF6" w:val="clear"/>
+            <w:tcMar>
+              <w:top w:type="dxa" w:w="60"/>
+              <w:left w:type="dxa" w:w="120"/>
+              <w:bottom w:type="dxa" w:w="60"/>
+              <w:right w:type="dxa" w:w="120"/>
+            </w:tcMar>
+            <w:vAlign w:val="center"/>
+          </w:tcPr>
+          <w:p>
+            <w:pPr>
+              <w:jc w:val="center"/>
+            </w:pPr>
             <w:r>
               <w:rPr>
                 <w:b/>
                 <w:bCs/>
-                <w:sz w:val="21"/>
-                <w:szCs w:val="21"/>
+                <w:color w:val="1F4E79"/>
+                <w:sz w:val="20"/>
+                <w:szCs w:val="20"/>
               </w:rPr>
               <w:t xml:space="preserve">配置项</w:t>
             </w:r>
           </w:p>
         </w:tc>
         <w:tc>
-          <w:p>
+          <w:tcPr>
+            <w:tcW w:type="dxa" w:w="2257"/>
+            <w:gridSpan w:val="4"/>
+            <w:tcBorders>
+              <w:top w:val="single" w:color="BFBFBF" w:sz="4"/>
+              <w:left w:val="single" w:color="BFBFBF" w:sz="4"/>
+              <w:bottom w:val="single" w:color="BFBFBF" w:sz="4"/>
+              <w:right w:val="single" w:color="BFBFBF" w:sz="4"/>
+            </w:tcBorders>
+            <w:shd w:fill="DEEAF6" w:val="clear"/>
+            <w:tcMar>
+              <w:top w:type="dxa" w:w="60"/>
+              <w:left w:type="dxa" w:w="120"/>
+              <w:bottom w:type="dxa" w:w="60"/>
+              <w:right w:type="dxa" w:w="120"/>
+            </w:tcMar>
+            <w:vAlign w:val="center"/>
+          </w:tcPr>
+          <w:p>
+            <w:pPr>
+              <w:jc w:val="center"/>
+            </w:pPr>
             <w:r>
               <w:rPr>
                 <w:b/>
                 <w:bCs/>
-                <w:sz w:val="21"/>
-                <w:szCs w:val="21"/>
+                <w:color w:val="1F4E79"/>
+                <w:sz w:val="20"/>
+                <w:szCs w:val="20"/>
               </w:rPr>
               <w:t xml:space="preserve">最低配置</w:t>
             </w:r>
           </w:p>
         </w:tc>
         <w:tc>
-          <w:p>
+          <w:tcPr>
+            <w:tcW w:type="dxa" w:w="2257"/>
+            <w:gridSpan w:val="4"/>
+            <w:tcBorders>
+              <w:top w:val="single" w:color="BFBFBF" w:sz="4"/>
+              <w:left w:val="single" w:color="BFBFBF" w:sz="4"/>
+              <w:bottom w:val="single" w:color="BFBFBF" w:sz="4"/>
+              <w:right w:val="single" w:color="BFBFBF" w:sz="4"/>
+            </w:tcBorders>
+            <w:shd w:fill="DEEAF6" w:val="clear"/>
+            <w:tcMar>
+              <w:top w:type="dxa" w:w="60"/>
+              <w:left w:type="dxa" w:w="120"/>
+              <w:bottom w:type="dxa" w:w="60"/>
+              <w:right w:type="dxa" w:w="120"/>
+            </w:tcMar>
+            <w:vAlign w:val="center"/>
+          </w:tcPr>
+          <w:p>
+            <w:pPr>
+              <w:jc w:val="center"/>
+            </w:pPr>
             <w:r>
               <w:rPr>
                 <w:b/>
                 <w:bCs/>
-                <w:sz w:val="21"/>
-                <w:szCs w:val="21"/>
+                <w:color w:val="1F4E79"/>
+                <w:sz w:val="20"/>
+                <w:szCs w:val="20"/>
               </w:rPr>
               <w:t xml:space="preserve">推荐配置</w:t>
             </w:r>
           </w:p>
         </w:tc>
         <w:tc>
-          <w:p>
+          <w:tcPr>
+            <w:tcW w:type="dxa" w:w="2257"/>
+            <w:gridSpan w:val="4"/>
+            <w:tcBorders>
+              <w:top w:val="single" w:color="BFBFBF" w:sz="4"/>
+              <w:left w:val="single" w:color="BFBFBF" w:sz="4"/>
+              <w:bottom w:val="single" w:color="BFBFBF" w:sz="4"/>
+              <w:right w:val="single" w:color="BFBFBF" w:sz="4"/>
+            </w:tcBorders>
+            <w:shd w:fill="DEEAF6" w:val="clear"/>
+            <w:tcMar>
+              <w:top w:type="dxa" w:w="60"/>
+              <w:left w:type="dxa" w:w="120"/>
+              <w:bottom w:type="dxa" w:w="60"/>
+              <w:right w:type="dxa" w:w="120"/>
+            </w:tcMar>
+            <w:vAlign w:val="center"/>
+          </w:tcPr>
+          <w:p>
+            <w:pPr>
+              <w:jc w:val="center"/>
+            </w:pPr>
             <w:r>
               <w:rPr>
                 <w:b/>
                 <w:bCs/>
-                <w:sz w:val="21"/>
-                <w:szCs w:val="21"/>
+                <w:color w:val="1F4E79"/>
+                <w:sz w:val="20"/>
+                <w:szCs w:val="20"/>
               </w:rPr>
               <w:t xml:space="preserve">说明</w:t>
             </w:r>
@@ -108,44 +213,112 @@
       </w:tr>
       <w:tr>
         <w:tc>
-          <w:p>
-            <w:r>
-              <w:rPr>
-                <w:sz w:val="21"/>
-                <w:szCs w:val="21"/>
+          <w:tcPr>
+            <w:tcW w:type="dxa" w:w="2257"/>
+            <w:gridSpan w:val="4"/>
+            <w:tcBorders>
+              <w:top w:val="single" w:color="BFBFBF" w:sz="4"/>
+              <w:left w:val="single" w:color="BFBFBF" w:sz="4"/>
+              <w:bottom w:val="single" w:color="BFBFBF" w:sz="4"/>
+              <w:right w:val="single" w:color="BFBFBF" w:sz="4"/>
+            </w:tcBorders>
+            <w:tcMar>
+              <w:top w:type="dxa" w:w="60"/>
+              <w:left w:type="dxa" w:w="120"/>
+              <w:bottom w:type="dxa" w:w="60"/>
+              <w:right w:type="dxa" w:w="120"/>
+            </w:tcMar>
+            <w:vAlign w:val="center"/>
+          </w:tcPr>
+          <w:p>
+            <w:r>
+              <w:rPr>
+                <w:sz w:val="20"/>
+                <w:szCs w:val="20"/>
               </w:rPr>
               <w:t xml:space="preserve">CPU</w:t>
             </w:r>
           </w:p>
         </w:tc>
         <w:tc>
-          <w:p>
-            <w:r>
-              <w:rPr>
-                <w:sz w:val="21"/>
-                <w:szCs w:val="21"/>
+          <w:tcPr>
+            <w:tcW w:type="dxa" w:w="2257"/>
+            <w:gridSpan w:val="4"/>
+            <w:tcBorders>
+              <w:top w:val="single" w:color="BFBFBF" w:sz="4"/>
+              <w:left w:val="single" w:color="BFBFBF" w:sz="4"/>
+              <w:bottom w:val="single" w:color="BFBFBF" w:sz="4"/>
+              <w:right w:val="single" w:color="BFBFBF" w:sz="4"/>
+            </w:tcBorders>
+            <w:tcMar>
+              <w:top w:type="dxa" w:w="60"/>
+              <w:left w:type="dxa" w:w="120"/>
+              <w:bottom w:type="dxa" w:w="60"/>
+              <w:right w:type="dxa" w:w="120"/>
+            </w:tcMar>
+            <w:vAlign w:val="center"/>
+          </w:tcPr>
+          <w:p>
+            <w:r>
+              <w:rPr>
+                <w:sz w:val="20"/>
+                <w:szCs w:val="20"/>
               </w:rPr>
               <w:t xml:space="preserve">4 核</w:t>
             </w:r>
           </w:p>
         </w:tc>
         <w:tc>
-          <w:p>
-            <w:r>
-              <w:rPr>
-                <w:sz w:val="21"/>
-                <w:szCs w:val="21"/>
+          <w:tcPr>
+            <w:tcW w:type="dxa" w:w="2257"/>
+            <w:gridSpan w:val="4"/>
+            <w:tcBorders>
+              <w:top w:val="single" w:color="BFBFBF" w:sz="4"/>
+              <w:left w:val="single" w:color="BFBFBF" w:sz="4"/>
+              <w:bottom w:val="single" w:color="BFBFBF" w:sz="4"/>
+              <w:right w:val="single" w:color="BFBFBF" w:sz="4"/>
+            </w:tcBorders>
+            <w:tcMar>
+              <w:top w:type="dxa" w:w="60"/>
+              <w:left w:type="dxa" w:w="120"/>
+              <w:bottom w:type="dxa" w:w="60"/>
+              <w:right w:type="dxa" w:w="120"/>
+            </w:tcMar>
+            <w:vAlign w:val="center"/>
+          </w:tcPr>
+          <w:p>
+            <w:r>
+              <w:rPr>
+                <w:sz w:val="20"/>
+                <w:szCs w:val="20"/>
               </w:rPr>
               <w:t xml:space="preserve">8 核以上</w:t>
             </w:r>
           </w:p>
         </w:tc>
         <w:tc>
-          <w:p>
-            <w:r>
-              <w:rPr>
-                <w:sz w:val="21"/>
-                <w:szCs w:val="21"/>
+          <w:tcPr>
+            <w:tcW w:type="dxa" w:w="2257"/>
+            <w:gridSpan w:val="4"/>
+            <w:tcBorders>
+              <w:top w:val="single" w:color="BFBFBF" w:sz="4"/>
+              <w:left w:val="single" w:color="BFBFBF" w:sz="4"/>
+              <w:bottom w:val="single" w:color="BFBFBF" w:sz="4"/>
+              <w:right w:val="single" w:color="BFBFBF" w:sz="4"/>
+            </w:tcBorders>
+            <w:tcMar>
+              <w:top w:type="dxa" w:w="60"/>
+              <w:left w:type="dxa" w:w="120"/>
+              <w:bottom w:type="dxa" w:w="60"/>
+              <w:right w:type="dxa" w:w="120"/>
+            </w:tcMar>
+            <w:vAlign w:val="center"/>
+          </w:tcPr>
+          <w:p>
+            <w:r>
+              <w:rPr>
+                <w:sz w:val="20"/>
+                <w:szCs w:val="20"/>
               </w:rPr>
               <w:t xml:space="preserve">mediasoup 音视频转发需要一定算力</w:t>
             </w:r>
@@ -154,44 +327,112 @@
       </w:tr>
       <w:tr>
         <w:tc>
-          <w:p>
-            <w:r>
-              <w:rPr>
-                <w:sz w:val="21"/>
-                <w:szCs w:val="21"/>
+          <w:tcPr>
+            <w:tcW w:type="dxa" w:w="2257"/>
+            <w:gridSpan w:val="4"/>
+            <w:tcBorders>
+              <w:top w:val="single" w:color="BFBFBF" w:sz="4"/>
+              <w:left w:val="single" w:color="BFBFBF" w:sz="4"/>
+              <w:bottom w:val="single" w:color="BFBFBF" w:sz="4"/>
+              <w:right w:val="single" w:color="BFBFBF" w:sz="4"/>
+            </w:tcBorders>
+            <w:tcMar>
+              <w:top w:type="dxa" w:w="60"/>
+              <w:left w:type="dxa" w:w="120"/>
+              <w:bottom w:type="dxa" w:w="60"/>
+              <w:right w:type="dxa" w:w="120"/>
+            </w:tcMar>
+            <w:vAlign w:val="center"/>
+          </w:tcPr>
+          <w:p>
+            <w:r>
+              <w:rPr>
+                <w:sz w:val="20"/>
+                <w:szCs w:val="20"/>
               </w:rPr>
               <w:t xml:space="preserve">内存</w:t>
             </w:r>
           </w:p>
         </w:tc>
         <w:tc>
-          <w:p>
-            <w:r>
-              <w:rPr>
-                <w:sz w:val="21"/>
-                <w:szCs w:val="21"/>
+          <w:tcPr>
+            <w:tcW w:type="dxa" w:w="2257"/>
+            <w:gridSpan w:val="4"/>
+            <w:tcBorders>
+              <w:top w:val="single" w:color="BFBFBF" w:sz="4"/>
+              <w:left w:val="single" w:color="BFBFBF" w:sz="4"/>
+              <w:bottom w:val="single" w:color="BFBFBF" w:sz="4"/>
+              <w:right w:val="single" w:color="BFBFBF" w:sz="4"/>
+            </w:tcBorders>
+            <w:tcMar>
+              <w:top w:type="dxa" w:w="60"/>
+              <w:left w:type="dxa" w:w="120"/>
+              <w:bottom w:type="dxa" w:w="60"/>
+              <w:right w:type="dxa" w:w="120"/>
+            </w:tcMar>
+            <w:vAlign w:val="center"/>
+          </w:tcPr>
+          <w:p>
+            <w:r>
+              <w:rPr>
+                <w:sz w:val="20"/>
+                <w:szCs w:val="20"/>
               </w:rPr>
               <w:t xml:space="preserve">8 GB</w:t>
             </w:r>
           </w:p>
         </w:tc>
         <w:tc>
-          <w:p>
-            <w:r>
-              <w:rPr>
-                <w:sz w:val="21"/>
-                <w:szCs w:val="21"/>
+          <w:tcPr>
+            <w:tcW w:type="dxa" w:w="2257"/>
+            <w:gridSpan w:val="4"/>
+            <w:tcBorders>
+              <w:top w:val="single" w:color="BFBFBF" w:sz="4"/>
+              <w:left w:val="single" w:color="BFBFBF" w:sz="4"/>
+              <w:bottom w:val="single" w:color="BFBFBF" w:sz="4"/>
+              <w:right w:val="single" w:color="BFBFBF" w:sz="4"/>
+            </w:tcBorders>
+            <w:tcMar>
+              <w:top w:type="dxa" w:w="60"/>
+              <w:left w:type="dxa" w:w="120"/>
+              <w:bottom w:type="dxa" w:w="60"/>
+              <w:right w:type="dxa" w:w="120"/>
+            </w:tcMar>
+            <w:vAlign w:val="center"/>
+          </w:tcPr>
+          <w:p>
+            <w:r>
+              <w:rPr>
+                <w:sz w:val="20"/>
+                <w:szCs w:val="20"/>
               </w:rPr>
               <w:t xml:space="preserve">16 GB 以上</w:t>
             </w:r>
           </w:p>
         </w:tc>
         <w:tc>
-          <w:p>
-            <w:r>
-              <w:rPr>
-                <w:sz w:val="21"/>
-                <w:szCs w:val="21"/>
+          <w:tcPr>
+            <w:tcW w:type="dxa" w:w="2257"/>
+            <w:gridSpan w:val="4"/>
+            <w:tcBorders>
+              <w:top w:val="single" w:color="BFBFBF" w:sz="4"/>
+              <w:left w:val="single" w:color="BFBFBF" w:sz="4"/>
+              <w:bottom w:val="single" w:color="BFBFBF" w:sz="4"/>
+              <w:right w:val="single" w:color="BFBFBF" w:sz="4"/>
+            </w:tcBorders>
+            <w:tcMar>
+              <w:top w:type="dxa" w:w="60"/>
+              <w:left w:type="dxa" w:w="120"/>
+              <w:bottom w:type="dxa" w:w="60"/>
+              <w:right w:type="dxa" w:w="120"/>
+            </w:tcMar>
+            <w:vAlign w:val="center"/>
+          </w:tcPr>
+          <w:p>
+            <w:r>
+              <w:rPr>
+                <w:sz w:val="20"/>
+                <w:szCs w:val="20"/>
               </w:rPr>
               <w:t xml:space="preserve">含数据库、Redis 容器的整体内存占用</w:t>
             </w:r>
@@ -200,44 +441,112 @@
       </w:tr>
       <w:tr>
         <w:tc>
-          <w:p>
-            <w:r>
-              <w:rPr>
-                <w:sz w:val="21"/>
-                <w:szCs w:val="21"/>
+          <w:tcPr>
+            <w:tcW w:type="dxa" w:w="2257"/>
+            <w:gridSpan w:val="4"/>
+            <w:tcBorders>
+              <w:top w:val="single" w:color="BFBFBF" w:sz="4"/>
+              <w:left w:val="single" w:color="BFBFBF" w:sz="4"/>
+              <w:bottom w:val="single" w:color="BFBFBF" w:sz="4"/>
+              <w:right w:val="single" w:color="BFBFBF" w:sz="4"/>
+            </w:tcBorders>
+            <w:tcMar>
+              <w:top w:type="dxa" w:w="60"/>
+              <w:left w:type="dxa" w:w="120"/>
+              <w:bottom w:type="dxa" w:w="60"/>
+              <w:right w:type="dxa" w:w="120"/>
+            </w:tcMar>
+            <w:vAlign w:val="center"/>
+          </w:tcPr>
+          <w:p>
+            <w:r>
+              <w:rPr>
+                <w:sz w:val="20"/>
+                <w:szCs w:val="20"/>
               </w:rPr>
               <w:t xml:space="preserve">磁盘</w:t>
             </w:r>
           </w:p>
         </w:tc>
         <w:tc>
-          <w:p>
-            <w:r>
-              <w:rPr>
-                <w:sz w:val="21"/>
-                <w:szCs w:val="21"/>
+          <w:tcPr>
+            <w:tcW w:type="dxa" w:w="2257"/>
+            <w:gridSpan w:val="4"/>
+            <w:tcBorders>
+              <w:top w:val="single" w:color="BFBFBF" w:sz="4"/>
+              <w:left w:val="single" w:color="BFBFBF" w:sz="4"/>
+              <w:bottom w:val="single" w:color="BFBFBF" w:sz="4"/>
+              <w:right w:val="single" w:color="BFBFBF" w:sz="4"/>
+            </w:tcBorders>
+            <w:tcMar>
+              <w:top w:type="dxa" w:w="60"/>
+              <w:left w:type="dxa" w:w="120"/>
+              <w:bottom w:type="dxa" w:w="60"/>
+              <w:right w:type="dxa" w:w="120"/>
+            </w:tcMar>
+            <w:vAlign w:val="center"/>
+          </w:tcPr>
+          <w:p>
+            <w:r>
+              <w:rPr>
+                <w:sz w:val="20"/>
+                <w:szCs w:val="20"/>
               </w:rPr>
               <w:t xml:space="preserve">100 GB</w:t>
             </w:r>
           </w:p>
         </w:tc>
         <w:tc>
-          <w:p>
-            <w:r>
-              <w:rPr>
-                <w:sz w:val="21"/>
-                <w:szCs w:val="21"/>
+          <w:tcPr>
+            <w:tcW w:type="dxa" w:w="2257"/>
+            <w:gridSpan w:val="4"/>
+            <w:tcBorders>
+              <w:top w:val="single" w:color="BFBFBF" w:sz="4"/>
+              <w:left w:val="single" w:color="BFBFBF" w:sz="4"/>
+              <w:bottom w:val="single" w:color="BFBFBF" w:sz="4"/>
+              <w:right w:val="single" w:color="BFBFBF" w:sz="4"/>
+            </w:tcBorders>
+            <w:tcMar>
+              <w:top w:type="dxa" w:w="60"/>
+              <w:left w:type="dxa" w:w="120"/>
+              <w:bottom w:type="dxa" w:w="60"/>
+              <w:right w:type="dxa" w:w="120"/>
+            </w:tcMar>
+            <w:vAlign w:val="center"/>
+          </w:tcPr>
+          <w:p>
+            <w:r>
+              <w:rPr>
+                <w:sz w:val="20"/>
+                <w:szCs w:val="20"/>
               </w:rPr>
               <w:t xml:space="preserve">200 GB 以上</w:t>
             </w:r>
           </w:p>
         </w:tc>
         <w:tc>
-          <w:p>
-            <w:r>
-              <w:rPr>
-                <w:sz w:val="21"/>
-                <w:szCs w:val="21"/>
+          <w:tcPr>
+            <w:tcW w:type="dxa" w:w="2257"/>
+            <w:gridSpan w:val="4"/>
+            <w:tcBorders>
+              <w:top w:val="single" w:color="BFBFBF" w:sz="4"/>
+              <w:left w:val="single" w:color="BFBFBF" w:sz="4"/>
+              <w:bottom w:val="single" w:color="BFBFBF" w:sz="4"/>
+              <w:right w:val="single" w:color="BFBFBF" w:sz="4"/>
+            </w:tcBorders>
+            <w:tcMar>
+              <w:top w:type="dxa" w:w="60"/>
+              <w:left w:type="dxa" w:w="120"/>
+              <w:bottom w:type="dxa" w:w="60"/>
+              <w:right w:type="dxa" w:w="120"/>
+            </w:tcMar>
+            <w:vAlign w:val="center"/>
+          </w:tcPr>
+          <w:p>
+            <w:r>
+              <w:rPr>
+                <w:sz w:val="20"/>
+                <w:szCs w:val="20"/>
               </w:rPr>
               <w:t xml:space="preserve">系统 + 镜像 + 数据卷 + 录制文件存储</w:t>
             </w:r>
@@ -246,44 +555,112 @@
       </w:tr>
       <w:tr>
         <w:tc>
-          <w:p>
-            <w:r>
-              <w:rPr>
-                <w:sz w:val="21"/>
-                <w:szCs w:val="21"/>
+          <w:tcPr>
+            <w:tcW w:type="dxa" w:w="2257"/>
+            <w:gridSpan w:val="4"/>
+            <w:tcBorders>
+              <w:top w:val="single" w:color="BFBFBF" w:sz="4"/>
+              <w:left w:val="single" w:color="BFBFBF" w:sz="4"/>
+              <w:bottom w:val="single" w:color="BFBFBF" w:sz="4"/>
+              <w:right w:val="single" w:color="BFBFBF" w:sz="4"/>
+            </w:tcBorders>
+            <w:tcMar>
+              <w:top w:type="dxa" w:w="60"/>
+              <w:left w:type="dxa" w:w="120"/>
+              <w:bottom w:type="dxa" w:w="60"/>
+              <w:right w:type="dxa" w:w="120"/>
+            </w:tcMar>
+            <w:vAlign w:val="center"/>
+          </w:tcPr>
+          <w:p>
+            <w:r>
+              <w:rPr>
+                <w:sz w:val="20"/>
+                <w:szCs w:val="20"/>
               </w:rPr>
               <w:t xml:space="preserve">网络</w:t>
             </w:r>
           </w:p>
         </w:tc>
         <w:tc>
-          <w:p>
-            <w:r>
-              <w:rPr>
-                <w:sz w:val="21"/>
-                <w:szCs w:val="21"/>
+          <w:tcPr>
+            <w:tcW w:type="dxa" w:w="2257"/>
+            <w:gridSpan w:val="4"/>
+            <w:tcBorders>
+              <w:top w:val="single" w:color="BFBFBF" w:sz="4"/>
+              <w:left w:val="single" w:color="BFBFBF" w:sz="4"/>
+              <w:bottom w:val="single" w:color="BFBFBF" w:sz="4"/>
+              <w:right w:val="single" w:color="BFBFBF" w:sz="4"/>
+            </w:tcBorders>
+            <w:tcMar>
+              <w:top w:type="dxa" w:w="60"/>
+              <w:left w:type="dxa" w:w="120"/>
+              <w:bottom w:type="dxa" w:w="60"/>
+              <w:right w:type="dxa" w:w="120"/>
+            </w:tcMar>
+            <w:vAlign w:val="center"/>
+          </w:tcPr>
+          <w:p>
+            <w:r>
+              <w:rPr>
+                <w:sz w:val="20"/>
+                <w:szCs w:val="20"/>
               </w:rPr>
               <w:t xml:space="preserve">百兆</w:t>
             </w:r>
           </w:p>
         </w:tc>
         <w:tc>
-          <w:p>
-            <w:r>
-              <w:rPr>
-                <w:sz w:val="21"/>
-                <w:szCs w:val="21"/>
+          <w:tcPr>
+            <w:tcW w:type="dxa" w:w="2257"/>
+            <w:gridSpan w:val="4"/>
+            <w:tcBorders>
+              <w:top w:val="single" w:color="BFBFBF" w:sz="4"/>
+              <w:left w:val="single" w:color="BFBFBF" w:sz="4"/>
+              <w:bottom w:val="single" w:color="BFBFBF" w:sz="4"/>
+              <w:right w:val="single" w:color="BFBFBF" w:sz="4"/>
+            </w:tcBorders>
+            <w:tcMar>
+              <w:top w:type="dxa" w:w="60"/>
+              <w:left w:type="dxa" w:w="120"/>
+              <w:bottom w:type="dxa" w:w="60"/>
+              <w:right w:type="dxa" w:w="120"/>
+            </w:tcMar>
+            <w:vAlign w:val="center"/>
+          </w:tcPr>
+          <w:p>
+            <w:r>
+              <w:rPr>
+                <w:sz w:val="20"/>
+                <w:szCs w:val="20"/>
               </w:rPr>
               <w:t xml:space="preserve">千兆以上</w:t>
             </w:r>
           </w:p>
         </w:tc>
         <w:tc>
-          <w:p>
-            <w:r>
-              <w:rPr>
-                <w:sz w:val="21"/>
-                <w:szCs w:val="21"/>
+          <w:tcPr>
+            <w:tcW w:type="dxa" w:w="2257"/>
+            <w:gridSpan w:val="4"/>
+            <w:tcBorders>
+              <w:top w:val="single" w:color="BFBFBF" w:sz="4"/>
+              <w:left w:val="single" w:color="BFBFBF" w:sz="4"/>
+              <w:bottom w:val="single" w:color="BFBFBF" w:sz="4"/>
+              <w:right w:val="single" w:color="BFBFBF" w:sz="4"/>
+            </w:tcBorders>
+            <w:tcMar>
+              <w:top w:type="dxa" w:w="60"/>
+              <w:left w:type="dxa" w:w="120"/>
+              <w:bottom w:type="dxa" w:w="60"/>
+              <w:right w:type="dxa" w:w="120"/>
+            </w:tcMar>
+            <w:vAlign w:val="center"/>
+          </w:tcPr>
+          <w:p>
+            <w:r>
+              <w:rPr>
+                <w:sz w:val="20"/>
+                <w:szCs w:val="20"/>
               </w:rPr>
               <w:t xml:space="preserve">WebRTC 音视频对带宽和延迟敏感</w:t>
             </w:r>
@@ -293,12 +670,17 @@
     </w:tbl>
     <w:p>
       <w:pPr>
-        <w:spacing w:after="40" w:before="40"/>
+        <w:spacing w:after="120" w:before="0"/>
+      </w:pPr>
+    </w:p>
+    <w:p>
+      <w:pPr>
+        <w:spacing w:after="100" w:before="60" w:line="320"/>
       </w:pPr>
       <w:r>
         <w:rPr>
-          <w:sz w:val="22"/>
-          <w:szCs w:val="22"/>
+          <w:sz w:val="21"/>
+          <w:szCs w:val="21"/>
         </w:rPr>
         <w:t xml:space="preserve">以上为 50 人以下并发会议的合理基线，更多并发请按线性增长评估。
 </w:t>
@@ -306,8 +688,7 @@
     </w:p>
     <w:p>
       <w:pPr>
-        <w:pStyle w:val="Heading2"/>
-        <w:spacing w:after="100" w:before="200"/>
+        <w:pStyle w:val="Heading1"/>
       </w:pPr>
       <w:r>
         <w:t xml:space="preserve">二、操作系统与架构要求</w:t>
@@ -315,7 +696,7 @@
     </w:p>
     <w:tbl>
       <w:tblPr>
-        <w:tblW w:type="pct" w:w="100%"/>
+        <w:tblW w:type="dxa" w:w="9026"/>
         <w:tblBorders>
           <w:top w:val="single" w:color="auto" w:sz="4"/>
           <w:left w:val="single" w:color="auto" w:sz="4"/>
@@ -326,48 +707,114 @@
         </w:tblBorders>
       </w:tblPr>
       <w:tblGrid>
-        <w:gridCol w:w="100"/>
-        <w:gridCol w:w="100"/>
-        <w:gridCol w:w="100"/>
+        <w:gridCol w:w="3009"/>
+        <w:gridCol w:w="3009"/>
+        <w:gridCol w:w="3009"/>
       </w:tblGrid>
       <w:tr>
         <w:trPr>
           <w:tblHeader/>
         </w:trPr>
         <w:tc>
-          <w:p>
+          <w:tcPr>
+            <w:tcW w:type="dxa" w:w="3009"/>
+            <w:gridSpan w:val="3"/>
+            <w:tcBorders>
+              <w:top w:val="single" w:color="BFBFBF" w:sz="4"/>
+              <w:left w:val="single" w:color="BFBFBF" w:sz="4"/>
+              <w:bottom w:val="single" w:color="BFBFBF" w:sz="4"/>
+              <w:right w:val="single" w:color="BFBFBF" w:sz="4"/>
+            </w:tcBorders>
+            <w:shd w:fill="DEEAF6" w:val="clear"/>
+            <w:tcMar>
+              <w:top w:type="dxa" w:w="60"/>
+              <w:left w:type="dxa" w:w="120"/>
+              <w:bottom w:type="dxa" w:w="60"/>
+              <w:right w:type="dxa" w:w="120"/>
+            </w:tcMar>
+            <w:vAlign w:val="center"/>
+          </w:tcPr>
+          <w:p>
+            <w:pPr>
+              <w:jc w:val="center"/>
+            </w:pPr>
             <w:r>
               <w:rPr>
                 <w:b/>
                 <w:bCs/>
-                <w:sz w:val="21"/>
-                <w:szCs w:val="21"/>
+                <w:color w:val="1F4E79"/>
+                <w:sz w:val="20"/>
+                <w:szCs w:val="20"/>
               </w:rPr>
               <w:t xml:space="preserve">项目</w:t>
             </w:r>
           </w:p>
         </w:tc>
         <w:tc>
-          <w:p>
+          <w:tcPr>
+            <w:tcW w:type="dxa" w:w="3009"/>
+            <w:gridSpan w:val="3"/>
+            <w:tcBorders>
+              <w:top w:val="single" w:color="BFBFBF" w:sz="4"/>
+              <w:left w:val="single" w:color="BFBFBF" w:sz="4"/>
+              <w:bottom w:val="single" w:color="BFBFBF" w:sz="4"/>
+              <w:right w:val="single" w:color="BFBFBF" w:sz="4"/>
+            </w:tcBorders>
+            <w:shd w:fill="DEEAF6" w:val="clear"/>
+            <w:tcMar>
+              <w:top w:type="dxa" w:w="60"/>
+              <w:left w:type="dxa" w:w="120"/>
+              <w:bottom w:type="dxa" w:w="60"/>
+              <w:right w:type="dxa" w:w="120"/>
+            </w:tcMar>
+            <w:vAlign w:val="center"/>
+          </w:tcPr>
+          <w:p>
+            <w:pPr>
+              <w:jc w:val="center"/>
+            </w:pPr>
             <w:r>
               <w:rPr>
                 <w:b/>
                 <w:bCs/>
-                <w:sz w:val="21"/>
-                <w:szCs w:val="21"/>
+                <w:color w:val="1F4E79"/>
+                <w:sz w:val="20"/>
+                <w:szCs w:val="20"/>
               </w:rPr>
               <w:t xml:space="preserve">要求</w:t>
             </w:r>
           </w:p>
         </w:tc>
         <w:tc>
-          <w:p>
+          <w:tcPr>
+            <w:tcW w:type="dxa" w:w="3009"/>
+            <w:gridSpan w:val="3"/>
+            <w:tcBorders>
+              <w:top w:val="single" w:color="BFBFBF" w:sz="4"/>
+              <w:left w:val="single" w:color="BFBFBF" w:sz="4"/>
+              <w:bottom w:val="single" w:color="BFBFBF" w:sz="4"/>
+              <w:right w:val="single" w:color="BFBFBF" w:sz="4"/>
+            </w:tcBorders>
+            <w:shd w:fill="DEEAF6" w:val="clear"/>
+            <w:tcMar>
+              <w:top w:type="dxa" w:w="60"/>
+              <w:left w:type="dxa" w:w="120"/>
+              <w:bottom w:type="dxa" w:w="60"/>
+              <w:right w:type="dxa" w:w="120"/>
+            </w:tcMar>
+            <w:vAlign w:val="center"/>
+          </w:tcPr>
+          <w:p>
+            <w:pPr>
+              <w:jc w:val="center"/>
+            </w:pPr>
             <w:r>
               <w:rPr>
                 <w:b/>
                 <w:bCs/>
-                <w:sz w:val="21"/>
-                <w:szCs w:val="21"/>
+                <w:color w:val="1F4E79"/>
+                <w:sz w:val="20"/>
+                <w:szCs w:val="20"/>
               </w:rPr>
               <w:t xml:space="preserve">说明</w:t>
             </w:r>
@@ -376,33 +823,84 @@
       </w:tr>
       <w:tr>
         <w:tc>
-          <w:p>
-            <w:r>
-              <w:rPr>
-                <w:sz w:val="21"/>
-                <w:szCs w:val="21"/>
+          <w:tcPr>
+            <w:tcW w:type="dxa" w:w="3009"/>
+            <w:gridSpan w:val="3"/>
+            <w:tcBorders>
+              <w:top w:val="single" w:color="BFBFBF" w:sz="4"/>
+              <w:left w:val="single" w:color="BFBFBF" w:sz="4"/>
+              <w:bottom w:val="single" w:color="BFBFBF" w:sz="4"/>
+              <w:right w:val="single" w:color="BFBFBF" w:sz="4"/>
+            </w:tcBorders>
+            <w:tcMar>
+              <w:top w:type="dxa" w:w="60"/>
+              <w:left w:type="dxa" w:w="120"/>
+              <w:bottom w:type="dxa" w:w="60"/>
+              <w:right w:type="dxa" w:w="120"/>
+            </w:tcMar>
+            <w:vAlign w:val="center"/>
+          </w:tcPr>
+          <w:p>
+            <w:r>
+              <w:rPr>
+                <w:sz w:val="20"/>
+                <w:szCs w:val="20"/>
               </w:rPr>
               <w:t xml:space="preserve">操作系统</w:t>
             </w:r>
           </w:p>
         </w:tc>
         <w:tc>
-          <w:p>
-            <w:r>
-              <w:rPr>
-                <w:sz w:val="21"/>
-                <w:szCs w:val="21"/>
+          <w:tcPr>
+            <w:tcW w:type="dxa" w:w="3009"/>
+            <w:gridSpan w:val="3"/>
+            <w:tcBorders>
+              <w:top w:val="single" w:color="BFBFBF" w:sz="4"/>
+              <w:left w:val="single" w:color="BFBFBF" w:sz="4"/>
+              <w:bottom w:val="single" w:color="BFBFBF" w:sz="4"/>
+              <w:right w:val="single" w:color="BFBFBF" w:sz="4"/>
+            </w:tcBorders>
+            <w:tcMar>
+              <w:top w:type="dxa" w:w="60"/>
+              <w:left w:type="dxa" w:w="120"/>
+              <w:bottom w:type="dxa" w:w="60"/>
+              <w:right w:type="dxa" w:w="120"/>
+            </w:tcMar>
+            <w:vAlign w:val="center"/>
+          </w:tcPr>
+          <w:p>
+            <w:r>
+              <w:rPr>
+                <w:sz w:val="20"/>
+                <w:szCs w:val="20"/>
               </w:rPr>
               <w:t xml:space="preserve">Linux（含银河麒麟 V10、统信 UOS、中科方德等国产系统）</w:t>
             </w:r>
           </w:p>
         </w:tc>
         <w:tc>
-          <w:p>
-            <w:r>
-              <w:rPr>
-                <w:sz w:val="21"/>
-                <w:szCs w:val="21"/>
+          <w:tcPr>
+            <w:tcW w:type="dxa" w:w="3009"/>
+            <w:gridSpan w:val="3"/>
+            <w:tcBorders>
+              <w:top w:val="single" w:color="BFBFBF" w:sz="4"/>
+              <w:left w:val="single" w:color="BFBFBF" w:sz="4"/>
+              <w:bottom w:val="single" w:color="BFBFBF" w:sz="4"/>
+              <w:right w:val="single" w:color="BFBFBF" w:sz="4"/>
+            </w:tcBorders>
+            <w:tcMar>
+              <w:top w:type="dxa" w:w="60"/>
+              <w:left w:type="dxa" w:w="120"/>
+              <w:bottom w:type="dxa" w:w="60"/>
+              <w:right w:type="dxa" w:w="120"/>
+            </w:tcMar>
+            <w:vAlign w:val="center"/>
+          </w:tcPr>
+          <w:p>
+            <w:r>
+              <w:rPr>
+                <w:sz w:val="20"/>
+                <w:szCs w:val="20"/>
               </w:rPr>
               <w:t xml:space="preserve">容器内自带运行时与 glibc，与宿主系统版本解耦，麒麟 V10 SP1 亦可运行</w:t>
             </w:r>
@@ -411,33 +909,84 @@
       </w:tr>
       <w:tr>
         <w:tc>
-          <w:p>
-            <w:r>
-              <w:rPr>
-                <w:sz w:val="21"/>
-                <w:szCs w:val="21"/>
+          <w:tcPr>
+            <w:tcW w:type="dxa" w:w="3009"/>
+            <w:gridSpan w:val="3"/>
+            <w:tcBorders>
+              <w:top w:val="single" w:color="BFBFBF" w:sz="4"/>
+              <w:left w:val="single" w:color="BFBFBF" w:sz="4"/>
+              <w:bottom w:val="single" w:color="BFBFBF" w:sz="4"/>
+              <w:right w:val="single" w:color="BFBFBF" w:sz="4"/>
+            </w:tcBorders>
+            <w:tcMar>
+              <w:top w:type="dxa" w:w="60"/>
+              <w:left w:type="dxa" w:w="120"/>
+              <w:bottom w:type="dxa" w:w="60"/>
+              <w:right w:type="dxa" w:w="120"/>
+            </w:tcMar>
+            <w:vAlign w:val="center"/>
+          </w:tcPr>
+          <w:p>
+            <w:r>
+              <w:rPr>
+                <w:sz w:val="20"/>
+                <w:szCs w:val="20"/>
               </w:rPr>
               <w:t xml:space="preserve">CPU 架构</w:t>
             </w:r>
           </w:p>
         </w:tc>
         <w:tc>
-          <w:p>
-            <w:r>
-              <w:rPr>
-                <w:sz w:val="21"/>
-                <w:szCs w:val="21"/>
+          <w:tcPr>
+            <w:tcW w:type="dxa" w:w="3009"/>
+            <w:gridSpan w:val="3"/>
+            <w:tcBorders>
+              <w:top w:val="single" w:color="BFBFBF" w:sz="4"/>
+              <w:left w:val="single" w:color="BFBFBF" w:sz="4"/>
+              <w:bottom w:val="single" w:color="BFBFBF" w:sz="4"/>
+              <w:right w:val="single" w:color="BFBFBF" w:sz="4"/>
+            </w:tcBorders>
+            <w:tcMar>
+              <w:top w:type="dxa" w:w="60"/>
+              <w:left w:type="dxa" w:w="120"/>
+              <w:bottom w:type="dxa" w:w="60"/>
+              <w:right w:type="dxa" w:w="120"/>
+            </w:tcMar>
+            <w:vAlign w:val="center"/>
+          </w:tcPr>
+          <w:p>
+            <w:r>
+              <w:rPr>
+                <w:sz w:val="20"/>
+                <w:szCs w:val="20"/>
               </w:rPr>
               <w:t xml:space="preserve">x86_64（海光/兆芯）或 aarch64（鲲鹏/飞腾）</w:t>
             </w:r>
           </w:p>
         </w:tc>
         <w:tc>
-          <w:p>
-            <w:r>
-              <w:rPr>
-                <w:sz w:val="21"/>
-                <w:szCs w:val="21"/>
+          <w:tcPr>
+            <w:tcW w:type="dxa" w:w="3009"/>
+            <w:gridSpan w:val="3"/>
+            <w:tcBorders>
+              <w:top w:val="single" w:color="BFBFBF" w:sz="4"/>
+              <w:left w:val="single" w:color="BFBFBF" w:sz="4"/>
+              <w:bottom w:val="single" w:color="BFBFBF" w:sz="4"/>
+              <w:right w:val="single" w:color="BFBFBF" w:sz="4"/>
+            </w:tcBorders>
+            <w:tcMar>
+              <w:top w:type="dxa" w:w="60"/>
+              <w:left w:type="dxa" w:w="120"/>
+              <w:bottom w:type="dxa" w:w="60"/>
+              <w:right w:type="dxa" w:w="120"/>
+            </w:tcMar>
+            <w:vAlign w:val="center"/>
+          </w:tcPr>
+          <w:p>
+            <w:r>
+              <w:rPr>
+                <w:sz w:val="20"/>
+                <w:szCs w:val="20"/>
               </w:rPr>
               <w:t xml:space="preserve">镜像架构必须与目标机 CPU 一致</w:t>
             </w:r>
@@ -446,33 +995,84 @@
       </w:tr>
       <w:tr>
         <w:tc>
-          <w:p>
-            <w:r>
-              <w:rPr>
-                <w:sz w:val="21"/>
-                <w:szCs w:val="21"/>
+          <w:tcPr>
+            <w:tcW w:type="dxa" w:w="3009"/>
+            <w:gridSpan w:val="3"/>
+            <w:tcBorders>
+              <w:top w:val="single" w:color="BFBFBF" w:sz="4"/>
+              <w:left w:val="single" w:color="BFBFBF" w:sz="4"/>
+              <w:bottom w:val="single" w:color="BFBFBF" w:sz="4"/>
+              <w:right w:val="single" w:color="BFBFBF" w:sz="4"/>
+            </w:tcBorders>
+            <w:tcMar>
+              <w:top w:type="dxa" w:w="60"/>
+              <w:left w:type="dxa" w:w="120"/>
+              <w:bottom w:type="dxa" w:w="60"/>
+              <w:right w:type="dxa" w:w="120"/>
+            </w:tcMar>
+            <w:vAlign w:val="center"/>
+          </w:tcPr>
+          <w:p>
+            <w:r>
+              <w:rPr>
+                <w:sz w:val="20"/>
+                <w:szCs w:val="20"/>
               </w:rPr>
               <w:t xml:space="preserve">Docker</w:t>
             </w:r>
           </w:p>
         </w:tc>
         <w:tc>
-          <w:p>
-            <w:r>
-              <w:rPr>
-                <w:sz w:val="21"/>
-                <w:szCs w:val="21"/>
+          <w:tcPr>
+            <w:tcW w:type="dxa" w:w="3009"/>
+            <w:gridSpan w:val="3"/>
+            <w:tcBorders>
+              <w:top w:val="single" w:color="BFBFBF" w:sz="4"/>
+              <w:left w:val="single" w:color="BFBFBF" w:sz="4"/>
+              <w:bottom w:val="single" w:color="BFBFBF" w:sz="4"/>
+              <w:right w:val="single" w:color="BFBFBF" w:sz="4"/>
+            </w:tcBorders>
+            <w:tcMar>
+              <w:top w:type="dxa" w:w="60"/>
+              <w:left w:type="dxa" w:w="120"/>
+              <w:bottom w:type="dxa" w:w="60"/>
+              <w:right w:type="dxa" w:w="120"/>
+            </w:tcMar>
+            <w:vAlign w:val="center"/>
+          </w:tcPr>
+          <w:p>
+            <w:r>
+              <w:rPr>
+                <w:sz w:val="20"/>
+                <w:szCs w:val="20"/>
               </w:rPr>
               <w:t xml:space="preserve">20 及以上</w:t>
             </w:r>
           </w:p>
         </w:tc>
         <w:tc>
-          <w:p>
-            <w:r>
-              <w:rPr>
-                <w:sz w:val="21"/>
-                <w:szCs w:val="21"/>
+          <w:tcPr>
+            <w:tcW w:type="dxa" w:w="3009"/>
+            <w:gridSpan w:val="3"/>
+            <w:tcBorders>
+              <w:top w:val="single" w:color="BFBFBF" w:sz="4"/>
+              <w:left w:val="single" w:color="BFBFBF" w:sz="4"/>
+              <w:bottom w:val="single" w:color="BFBFBF" w:sz="4"/>
+              <w:right w:val="single" w:color="BFBFBF" w:sz="4"/>
+            </w:tcBorders>
+            <w:tcMar>
+              <w:top w:type="dxa" w:w="60"/>
+              <w:left w:type="dxa" w:w="120"/>
+              <w:bottom w:type="dxa" w:w="60"/>
+              <w:right w:type="dxa" w:w="120"/>
+            </w:tcMar>
+            <w:vAlign w:val="center"/>
+          </w:tcPr>
+          <w:p>
+            <w:r>
+              <w:rPr>
+                <w:sz w:val="20"/>
+                <w:szCs w:val="20"/>
               </w:rPr>
               <w:t xml:space="preserve">需 Docker Compose v2.20+（使用 include 指令），docker-compose version 可查版本</w:t>
             </w:r>
@@ -481,33 +1081,84 @@
       </w:tr>
       <w:tr>
         <w:tc>
-          <w:p>
-            <w:r>
-              <w:rPr>
-                <w:sz w:val="21"/>
-                <w:szCs w:val="21"/>
+          <w:tcPr>
+            <w:tcW w:type="dxa" w:w="3009"/>
+            <w:gridSpan w:val="3"/>
+            <w:tcBorders>
+              <w:top w:val="single" w:color="BFBFBF" w:sz="4"/>
+              <w:left w:val="single" w:color="BFBFBF" w:sz="4"/>
+              <w:bottom w:val="single" w:color="BFBFBF" w:sz="4"/>
+              <w:right w:val="single" w:color="BFBFBF" w:sz="4"/>
+            </w:tcBorders>
+            <w:tcMar>
+              <w:top w:type="dxa" w:w="60"/>
+              <w:left w:type="dxa" w:w="120"/>
+              <w:bottom w:type="dxa" w:w="60"/>
+              <w:right w:type="dxa" w:w="120"/>
+            </w:tcMar>
+            <w:vAlign w:val="center"/>
+          </w:tcPr>
+          <w:p>
+            <w:r>
+              <w:rPr>
+                <w:sz w:val="20"/>
+                <w:szCs w:val="20"/>
               </w:rPr>
               <w:t xml:space="preserve">Node.js</w:t>
             </w:r>
           </w:p>
         </w:tc>
         <w:tc>
-          <w:p>
-            <w:r>
-              <w:rPr>
-                <w:sz w:val="21"/>
-                <w:szCs w:val="21"/>
+          <w:tcPr>
+            <w:tcW w:type="dxa" w:w="3009"/>
+            <w:gridSpan w:val="3"/>
+            <w:tcBorders>
+              <w:top w:val="single" w:color="BFBFBF" w:sz="4"/>
+              <w:left w:val="single" w:color="BFBFBF" w:sz="4"/>
+              <w:bottom w:val="single" w:color="BFBFBF" w:sz="4"/>
+              <w:right w:val="single" w:color="BFBFBF" w:sz="4"/>
+            </w:tcBorders>
+            <w:tcMar>
+              <w:top w:type="dxa" w:w="60"/>
+              <w:left w:type="dxa" w:w="120"/>
+              <w:bottom w:type="dxa" w:w="60"/>
+              <w:right w:type="dxa" w:w="120"/>
+            </w:tcMar>
+            <w:vAlign w:val="center"/>
+          </w:tcPr>
+          <w:p>
+            <w:r>
+              <w:rPr>
+                <w:sz w:val="20"/>
+                <w:szCs w:val="20"/>
               </w:rPr>
               <w:t xml:space="preserve">无需安装</w:t>
             </w:r>
           </w:p>
         </w:tc>
         <w:tc>
-          <w:p>
-            <w:r>
-              <w:rPr>
-                <w:sz w:val="21"/>
-                <w:szCs w:val="21"/>
+          <w:tcPr>
+            <w:tcW w:type="dxa" w:w="3009"/>
+            <w:gridSpan w:val="3"/>
+            <w:tcBorders>
+              <w:top w:val="single" w:color="BFBFBF" w:sz="4"/>
+              <w:left w:val="single" w:color="BFBFBF" w:sz="4"/>
+              <w:bottom w:val="single" w:color="BFBFBF" w:sz="4"/>
+              <w:right w:val="single" w:color="BFBFBF" w:sz="4"/>
+            </w:tcBorders>
+            <w:tcMar>
+              <w:top w:type="dxa" w:w="60"/>
+              <w:left w:type="dxa" w:w="120"/>
+              <w:bottom w:type="dxa" w:w="60"/>
+              <w:right w:type="dxa" w:w="120"/>
+            </w:tcMar>
+            <w:vAlign w:val="center"/>
+          </w:tcPr>
+          <w:p>
+            <w:r>
+              <w:rPr>
+                <w:sz w:val="20"/>
+                <w:szCs w:val="20"/>
               </w:rPr>
               <w:t xml:space="preserve">运行时在容器内</w:t>
             </w:r>
@@ -516,33 +1167,84 @@
       </w:tr>
       <w:tr>
         <w:tc>
-          <w:p>
-            <w:r>
-              <w:rPr>
-                <w:sz w:val="21"/>
-                <w:szCs w:val="21"/>
+          <w:tcPr>
+            <w:tcW w:type="dxa" w:w="3009"/>
+            <w:gridSpan w:val="3"/>
+            <w:tcBorders>
+              <w:top w:val="single" w:color="BFBFBF" w:sz="4"/>
+              <w:left w:val="single" w:color="BFBFBF" w:sz="4"/>
+              <w:bottom w:val="single" w:color="BFBFBF" w:sz="4"/>
+              <w:right w:val="single" w:color="BFBFBF" w:sz="4"/>
+            </w:tcBorders>
+            <w:tcMar>
+              <w:top w:type="dxa" w:w="60"/>
+              <w:left w:type="dxa" w:w="120"/>
+              <w:bottom w:type="dxa" w:w="60"/>
+              <w:right w:type="dxa" w:w="120"/>
+            </w:tcMar>
+            <w:vAlign w:val="center"/>
+          </w:tcPr>
+          <w:p>
+            <w:r>
+              <w:rPr>
+                <w:sz w:val="20"/>
+                <w:szCs w:val="20"/>
               </w:rPr>
               <w:t xml:space="preserve">数据库</w:t>
             </w:r>
           </w:p>
         </w:tc>
         <w:tc>
-          <w:p>
-            <w:r>
-              <w:rPr>
-                <w:sz w:val="21"/>
-                <w:szCs w:val="21"/>
+          <w:tcPr>
+            <w:tcW w:type="dxa" w:w="3009"/>
+            <w:gridSpan w:val="3"/>
+            <w:tcBorders>
+              <w:top w:val="single" w:color="BFBFBF" w:sz="4"/>
+              <w:left w:val="single" w:color="BFBFBF" w:sz="4"/>
+              <w:bottom w:val="single" w:color="BFBFBF" w:sz="4"/>
+              <w:right w:val="single" w:color="BFBFBF" w:sz="4"/>
+            </w:tcBorders>
+            <w:tcMar>
+              <w:top w:type="dxa" w:w="60"/>
+              <w:left w:type="dxa" w:w="120"/>
+              <w:bottom w:type="dxa" w:w="60"/>
+              <w:right w:type="dxa" w:w="120"/>
+            </w:tcMar>
+            <w:vAlign w:val="center"/>
+          </w:tcPr>
+          <w:p>
+            <w:r>
+              <w:rPr>
+                <w:sz w:val="20"/>
+                <w:szCs w:val="20"/>
               </w:rPr>
               <w:t xml:space="preserve">容器编排内置</w:t>
             </w:r>
           </w:p>
         </w:tc>
         <w:tc>
-          <w:p>
-            <w:r>
-              <w:rPr>
-                <w:sz w:val="21"/>
-                <w:szCs w:val="21"/>
+          <w:tcPr>
+            <w:tcW w:type="dxa" w:w="3009"/>
+            <w:gridSpan w:val="3"/>
+            <w:tcBorders>
+              <w:top w:val="single" w:color="BFBFBF" w:sz="4"/>
+              <w:left w:val="single" w:color="BFBFBF" w:sz="4"/>
+              <w:bottom w:val="single" w:color="BFBFBF" w:sz="4"/>
+              <w:right w:val="single" w:color="BFBFBF" w:sz="4"/>
+            </w:tcBorders>
+            <w:tcMar>
+              <w:top w:type="dxa" w:w="60"/>
+              <w:left w:type="dxa" w:w="120"/>
+              <w:bottom w:type="dxa" w:w="60"/>
+              <w:right w:type="dxa" w:w="120"/>
+            </w:tcMar>
+            <w:vAlign w:val="center"/>
+          </w:tcPr>
+          <w:p>
+            <w:r>
+              <w:rPr>
+                <w:sz w:val="20"/>
+                <w:szCs w:val="20"/>
               </w:rPr>
               <w:t xml:space="preserve">由 COMPOSE_PROFILES 选择 SQLite（默认，零外部容器）/ MySQL 8 / PostgreSQL 12+</w:t>
             </w:r>
@@ -551,33 +1253,84 @@
       </w:tr>
       <w:tr>
         <w:tc>
-          <w:p>
-            <w:r>
-              <w:rPr>
-                <w:sz w:val="21"/>
-                <w:szCs w:val="21"/>
+          <w:tcPr>
+            <w:tcW w:type="dxa" w:w="3009"/>
+            <w:gridSpan w:val="3"/>
+            <w:tcBorders>
+              <w:top w:val="single" w:color="BFBFBF" w:sz="4"/>
+              <w:left w:val="single" w:color="BFBFBF" w:sz="4"/>
+              <w:bottom w:val="single" w:color="BFBFBF" w:sz="4"/>
+              <w:right w:val="single" w:color="BFBFBF" w:sz="4"/>
+            </w:tcBorders>
+            <w:tcMar>
+              <w:top w:type="dxa" w:w="60"/>
+              <w:left w:type="dxa" w:w="120"/>
+              <w:bottom w:type="dxa" w:w="60"/>
+              <w:right w:type="dxa" w:w="120"/>
+            </w:tcMar>
+            <w:vAlign w:val="center"/>
+          </w:tcPr>
+          <w:p>
+            <w:r>
+              <w:rPr>
+                <w:sz w:val="20"/>
+                <w:szCs w:val="20"/>
               </w:rPr>
               <w:t xml:space="preserve">Redis</w:t>
             </w:r>
           </w:p>
         </w:tc>
         <w:tc>
-          <w:p>
-            <w:r>
-              <w:rPr>
-                <w:sz w:val="21"/>
-                <w:szCs w:val="21"/>
+          <w:tcPr>
+            <w:tcW w:type="dxa" w:w="3009"/>
+            <w:gridSpan w:val="3"/>
+            <w:tcBorders>
+              <w:top w:val="single" w:color="BFBFBF" w:sz="4"/>
+              <w:left w:val="single" w:color="BFBFBF" w:sz="4"/>
+              <w:bottom w:val="single" w:color="BFBFBF" w:sz="4"/>
+              <w:right w:val="single" w:color="BFBFBF" w:sz="4"/>
+            </w:tcBorders>
+            <w:tcMar>
+              <w:top w:type="dxa" w:w="60"/>
+              <w:left w:type="dxa" w:w="120"/>
+              <w:bottom w:type="dxa" w:w="60"/>
+              <w:right w:type="dxa" w:w="120"/>
+            </w:tcMar>
+            <w:vAlign w:val="center"/>
+          </w:tcPr>
+          <w:p>
+            <w:r>
+              <w:rPr>
+                <w:sz w:val="20"/>
+                <w:szCs w:val="20"/>
               </w:rPr>
               <w:t xml:space="preserve">容器编排内置</w:t>
             </w:r>
           </w:p>
         </w:tc>
         <w:tc>
-          <w:p>
-            <w:r>
-              <w:rPr>
-                <w:sz w:val="21"/>
-                <w:szCs w:val="21"/>
+          <w:tcPr>
+            <w:tcW w:type="dxa" w:w="3009"/>
+            <w:gridSpan w:val="3"/>
+            <w:tcBorders>
+              <w:top w:val="single" w:color="BFBFBF" w:sz="4"/>
+              <w:left w:val="single" w:color="BFBFBF" w:sz="4"/>
+              <w:bottom w:val="single" w:color="BFBFBF" w:sz="4"/>
+              <w:right w:val="single" w:color="BFBFBF" w:sz="4"/>
+            </w:tcBorders>
+            <w:tcMar>
+              <w:top w:type="dxa" w:w="60"/>
+              <w:left w:type="dxa" w:w="120"/>
+              <w:bottom w:type="dxa" w:w="60"/>
+              <w:right w:type="dxa" w:w="120"/>
+            </w:tcMar>
+            <w:vAlign w:val="center"/>
+          </w:tcPr>
+          <w:p>
+            <w:r>
+              <w:rPr>
+                <w:sz w:val="20"/>
+                <w:szCs w:val="20"/>
               </w:rPr>
               <w:t xml:space="preserve">无需宿主机安装</w:t>
             </w:r>
@@ -587,8 +1340,12 @@
     </w:tbl>
     <w:p>
       <w:pPr>
-        <w:pStyle w:val="Heading2"/>
-        <w:spacing w:after="100" w:before="200"/>
+        <w:spacing w:after="120" w:before="0"/>
+      </w:pPr>
+    </w:p>
+    <w:p>
+      <w:pPr>
+        <w:pStyle w:val="Heading1"/>
       </w:pPr>
       <w:r>
         <w:t xml:space="preserve">三、开放端口</w:t>
@@ -596,7 +1353,7 @@
     </w:p>
     <w:tbl>
       <w:tblPr>
-        <w:tblW w:type="pct" w:w="100%"/>
+        <w:tblW w:type="dxa" w:w="9026"/>
         <w:tblBorders>
           <w:top w:val="single" w:color="auto" w:sz="4"/>
           <w:left w:val="single" w:color="auto" w:sz="4"/>
@@ -607,62 +1364,150 @@
         </w:tblBorders>
       </w:tblPr>
       <w:tblGrid>
-        <w:gridCol w:w="100"/>
-        <w:gridCol w:w="100"/>
-        <w:gridCol w:w="100"/>
-        <w:gridCol w:w="100"/>
+        <w:gridCol w:w="2257"/>
+        <w:gridCol w:w="2257"/>
+        <w:gridCol w:w="2257"/>
+        <w:gridCol w:w="2257"/>
       </w:tblGrid>
       <w:tr>
         <w:trPr>
           <w:tblHeader/>
         </w:trPr>
         <w:tc>
-          <w:p>
+          <w:tcPr>
+            <w:tcW w:type="dxa" w:w="2257"/>
+            <w:gridSpan w:val="4"/>
+            <w:tcBorders>
+              <w:top w:val="single" w:color="BFBFBF" w:sz="4"/>
+              <w:left w:val="single" w:color="BFBFBF" w:sz="4"/>
+              <w:bottom w:val="single" w:color="BFBFBF" w:sz="4"/>
+              <w:right w:val="single" w:color="BFBFBF" w:sz="4"/>
+            </w:tcBorders>
+            <w:shd w:fill="DEEAF6" w:val="clear"/>
+            <w:tcMar>
+              <w:top w:type="dxa" w:w="60"/>
+              <w:left w:type="dxa" w:w="120"/>
+              <w:bottom w:type="dxa" w:w="60"/>
+              <w:right w:type="dxa" w:w="120"/>
+            </w:tcMar>
+            <w:vAlign w:val="center"/>
+          </w:tcPr>
+          <w:p>
+            <w:pPr>
+              <w:jc w:val="center"/>
+            </w:pPr>
             <w:r>
               <w:rPr>
                 <w:b/>
                 <w:bCs/>
-                <w:sz w:val="21"/>
-                <w:szCs w:val="21"/>
+                <w:color w:val="1F4E79"/>
+                <w:sz w:val="20"/>
+                <w:szCs w:val="20"/>
               </w:rPr>
               <w:t xml:space="preserve">端口</w:t>
             </w:r>
           </w:p>
         </w:tc>
         <w:tc>
-          <w:p>
+          <w:tcPr>
+            <w:tcW w:type="dxa" w:w="2257"/>
+            <w:gridSpan w:val="4"/>
+            <w:tcBorders>
+              <w:top w:val="single" w:color="BFBFBF" w:sz="4"/>
+              <w:left w:val="single" w:color="BFBFBF" w:sz="4"/>
+              <w:bottom w:val="single" w:color="BFBFBF" w:sz="4"/>
+              <w:right w:val="single" w:color="BFBFBF" w:sz="4"/>
+            </w:tcBorders>
+            <w:shd w:fill="DEEAF6" w:val="clear"/>
+            <w:tcMar>
+              <w:top w:type="dxa" w:w="60"/>
+              <w:left w:type="dxa" w:w="120"/>
+              <w:bottom w:type="dxa" w:w="60"/>
+              <w:right w:type="dxa" w:w="120"/>
+            </w:tcMar>
+            <w:vAlign w:val="center"/>
+          </w:tcPr>
+          <w:p>
+            <w:pPr>
+              <w:jc w:val="center"/>
+            </w:pPr>
             <w:r>
               <w:rPr>
                 <w:b/>
                 <w:bCs/>
-                <w:sz w:val="21"/>
-                <w:szCs w:val="21"/>
+                <w:color w:val="1F4E79"/>
+                <w:sz w:val="20"/>
+                <w:szCs w:val="20"/>
               </w:rPr>
               <w:t xml:space="preserve">协议</w:t>
             </w:r>
           </w:p>
         </w:tc>
         <w:tc>
-          <w:p>
+          <w:tcPr>
+            <w:tcW w:type="dxa" w:w="2257"/>
+            <w:gridSpan w:val="4"/>
+            <w:tcBorders>
+              <w:top w:val="single" w:color="BFBFBF" w:sz="4"/>
+              <w:left w:val="single" w:color="BFBFBF" w:sz="4"/>
+              <w:bottom w:val="single" w:color="BFBFBF" w:sz="4"/>
+              <w:right w:val="single" w:color="BFBFBF" w:sz="4"/>
+            </w:tcBorders>
+            <w:shd w:fill="DEEAF6" w:val="clear"/>
+            <w:tcMar>
+              <w:top w:type="dxa" w:w="60"/>
+              <w:left w:type="dxa" w:w="120"/>
+              <w:bottom w:type="dxa" w:w="60"/>
+              <w:right w:type="dxa" w:w="120"/>
+            </w:tcMar>
+            <w:vAlign w:val="center"/>
+          </w:tcPr>
+          <w:p>
+            <w:pPr>
+              <w:jc w:val="center"/>
+            </w:pPr>
             <w:r>
               <w:rPr>
                 <w:b/>
                 <w:bCs/>
-                <w:sz w:val="21"/>
-                <w:szCs w:val="21"/>
+                <w:color w:val="1F4E79"/>
+                <w:sz w:val="20"/>
+                <w:szCs w:val="20"/>
               </w:rPr>
               <w:t xml:space="preserve">用途</w:t>
             </w:r>
           </w:p>
         </w:tc>
         <w:tc>
-          <w:p>
+          <w:tcPr>
+            <w:tcW w:type="dxa" w:w="2257"/>
+            <w:gridSpan w:val="4"/>
+            <w:tcBorders>
+              <w:top w:val="single" w:color="BFBFBF" w:sz="4"/>
+              <w:left w:val="single" w:color="BFBFBF" w:sz="4"/>
+              <w:bottom w:val="single" w:color="BFBFBF" w:sz="4"/>
+              <w:right w:val="single" w:color="BFBFBF" w:sz="4"/>
+            </w:tcBorders>
+            <w:shd w:fill="DEEAF6" w:val="clear"/>
+            <w:tcMar>
+              <w:top w:type="dxa" w:w="60"/>
+              <w:left w:type="dxa" w:w="120"/>
+              <w:bottom w:type="dxa" w:w="60"/>
+              <w:right w:type="dxa" w:w="120"/>
+            </w:tcMar>
+            <w:vAlign w:val="center"/>
+          </w:tcPr>
+          <w:p>
+            <w:pPr>
+              <w:jc w:val="center"/>
+            </w:pPr>
             <w:r>
               <w:rPr>
                 <w:b/>
                 <w:bCs/>
-                <w:sz w:val="21"/>
-                <w:szCs w:val="21"/>
+                <w:color w:val="1F4E79"/>
+                <w:sz w:val="20"/>
+                <w:szCs w:val="20"/>
               </w:rPr>
               <w:t xml:space="preserve">说明</w:t>
             </w:r>
@@ -671,44 +1516,112 @@
       </w:tr>
       <w:tr>
         <w:tc>
-          <w:p>
-            <w:r>
-              <w:rPr>
-                <w:sz w:val="21"/>
-                <w:szCs w:val="21"/>
+          <w:tcPr>
+            <w:tcW w:type="dxa" w:w="2257"/>
+            <w:gridSpan w:val="4"/>
+            <w:tcBorders>
+              <w:top w:val="single" w:color="BFBFBF" w:sz="4"/>
+              <w:left w:val="single" w:color="BFBFBF" w:sz="4"/>
+              <w:bottom w:val="single" w:color="BFBFBF" w:sz="4"/>
+              <w:right w:val="single" w:color="BFBFBF" w:sz="4"/>
+            </w:tcBorders>
+            <w:tcMar>
+              <w:top w:type="dxa" w:w="60"/>
+              <w:left w:type="dxa" w:w="120"/>
+              <w:bottom w:type="dxa" w:w="60"/>
+              <w:right w:type="dxa" w:w="120"/>
+            </w:tcMar>
+            <w:vAlign w:val="center"/>
+          </w:tcPr>
+          <w:p>
+            <w:r>
+              <w:rPr>
+                <w:sz w:val="20"/>
+                <w:szCs w:val="20"/>
               </w:rPr>
               <w:t xml:space="preserve">80 / 443</w:t>
             </w:r>
           </w:p>
         </w:tc>
         <w:tc>
-          <w:p>
-            <w:r>
-              <w:rPr>
-                <w:sz w:val="21"/>
-                <w:szCs w:val="21"/>
+          <w:tcPr>
+            <w:tcW w:type="dxa" w:w="2257"/>
+            <w:gridSpan w:val="4"/>
+            <w:tcBorders>
+              <w:top w:val="single" w:color="BFBFBF" w:sz="4"/>
+              <w:left w:val="single" w:color="BFBFBF" w:sz="4"/>
+              <w:bottom w:val="single" w:color="BFBFBF" w:sz="4"/>
+              <w:right w:val="single" w:color="BFBFBF" w:sz="4"/>
+            </w:tcBorders>
+            <w:tcMar>
+              <w:top w:type="dxa" w:w="60"/>
+              <w:left w:type="dxa" w:w="120"/>
+              <w:bottom w:type="dxa" w:w="60"/>
+              <w:right w:type="dxa" w:w="120"/>
+            </w:tcMar>
+            <w:vAlign w:val="center"/>
+          </w:tcPr>
+          <w:p>
+            <w:r>
+              <w:rPr>
+                <w:sz w:val="20"/>
+                <w:szCs w:val="20"/>
               </w:rPr>
               <w:t xml:space="preserve">TCP</w:t>
             </w:r>
           </w:p>
         </w:tc>
         <w:tc>
-          <w:p>
-            <w:r>
-              <w:rPr>
-                <w:sz w:val="21"/>
-                <w:szCs w:val="21"/>
+          <w:tcPr>
+            <w:tcW w:type="dxa" w:w="2257"/>
+            <w:gridSpan w:val="4"/>
+            <w:tcBorders>
+              <w:top w:val="single" w:color="BFBFBF" w:sz="4"/>
+              <w:left w:val="single" w:color="BFBFBF" w:sz="4"/>
+              <w:bottom w:val="single" w:color="BFBFBF" w:sz="4"/>
+              <w:right w:val="single" w:color="BFBFBF" w:sz="4"/>
+            </w:tcBorders>
+            <w:tcMar>
+              <w:top w:type="dxa" w:w="60"/>
+              <w:left w:type="dxa" w:w="120"/>
+              <w:bottom w:type="dxa" w:w="60"/>
+              <w:right w:type="dxa" w:w="120"/>
+            </w:tcMar>
+            <w:vAlign w:val="center"/>
+          </w:tcPr>
+          <w:p>
+            <w:r>
+              <w:rPr>
+                <w:sz w:val="20"/>
+                <w:szCs w:val="20"/>
               </w:rPr>
               <w:t xml:space="preserve">Web 访问入口（Caddy 反向代理，自动 HTTPS）</w:t>
             </w:r>
           </w:p>
         </w:tc>
         <w:tc>
-          <w:p>
-            <w:r>
-              <w:rPr>
-                <w:sz w:val="21"/>
-                <w:szCs w:val="21"/>
+          <w:tcPr>
+            <w:tcW w:type="dxa" w:w="2257"/>
+            <w:gridSpan w:val="4"/>
+            <w:tcBorders>
+              <w:top w:val="single" w:color="BFBFBF" w:sz="4"/>
+              <w:left w:val="single" w:color="BFBFBF" w:sz="4"/>
+              <w:bottom w:val="single" w:color="BFBFBF" w:sz="4"/>
+              <w:right w:val="single" w:color="BFBFBF" w:sz="4"/>
+            </w:tcBorders>
+            <w:tcMar>
+              <w:top w:type="dxa" w:w="60"/>
+              <w:left w:type="dxa" w:w="120"/>
+              <w:bottom w:type="dxa" w:w="60"/>
+              <w:right w:type="dxa" w:w="120"/>
+            </w:tcMar>
+            <w:vAlign w:val="center"/>
+          </w:tcPr>
+          <w:p>
+            <w:r>
+              <w:rPr>
+                <w:sz w:val="20"/>
+                <w:szCs w:val="20"/>
               </w:rPr>
               <w:t xml:space="preserve">浏览器访问入口</w:t>
             </w:r>
@@ -717,44 +1630,112 @@
       </w:tr>
       <w:tr>
         <w:tc>
-          <w:p>
-            <w:r>
-              <w:rPr>
-                <w:sz w:val="21"/>
-                <w:szCs w:val="21"/>
+          <w:tcPr>
+            <w:tcW w:type="dxa" w:w="2257"/>
+            <w:gridSpan w:val="4"/>
+            <w:tcBorders>
+              <w:top w:val="single" w:color="BFBFBF" w:sz="4"/>
+              <w:left w:val="single" w:color="BFBFBF" w:sz="4"/>
+              <w:bottom w:val="single" w:color="BFBFBF" w:sz="4"/>
+              <w:right w:val="single" w:color="BFBFBF" w:sz="4"/>
+            </w:tcBorders>
+            <w:tcMar>
+              <w:top w:type="dxa" w:w="60"/>
+              <w:left w:type="dxa" w:w="120"/>
+              <w:bottom w:type="dxa" w:w="60"/>
+              <w:right w:type="dxa" w:w="120"/>
+            </w:tcMar>
+            <w:vAlign w:val="center"/>
+          </w:tcPr>
+          <w:p>
+            <w:r>
+              <w:rPr>
+                <w:sz w:val="20"/>
+                <w:szCs w:val="20"/>
               </w:rPr>
               <w:t xml:space="preserve">40000-41000</w:t>
             </w:r>
           </w:p>
         </w:tc>
         <w:tc>
-          <w:p>
-            <w:r>
-              <w:rPr>
-                <w:sz w:val="21"/>
-                <w:szCs w:val="21"/>
+          <w:tcPr>
+            <w:tcW w:type="dxa" w:w="2257"/>
+            <w:gridSpan w:val="4"/>
+            <w:tcBorders>
+              <w:top w:val="single" w:color="BFBFBF" w:sz="4"/>
+              <w:left w:val="single" w:color="BFBFBF" w:sz="4"/>
+              <w:bottom w:val="single" w:color="BFBFBF" w:sz="4"/>
+              <w:right w:val="single" w:color="BFBFBF" w:sz="4"/>
+            </w:tcBorders>
+            <w:tcMar>
+              <w:top w:type="dxa" w:w="60"/>
+              <w:left w:type="dxa" w:w="120"/>
+              <w:bottom w:type="dxa" w:w="60"/>
+              <w:right w:type="dxa" w:w="120"/>
+            </w:tcMar>
+            <w:vAlign w:val="center"/>
+          </w:tcPr>
+          <w:p>
+            <w:r>
+              <w:rPr>
+                <w:sz w:val="20"/>
+                <w:szCs w:val="20"/>
               </w:rPr>
               <w:t xml:space="preserve">UDP</w:t>
             </w:r>
           </w:p>
         </w:tc>
         <w:tc>
-          <w:p>
-            <w:r>
-              <w:rPr>
-                <w:sz w:val="21"/>
-                <w:szCs w:val="21"/>
+          <w:tcPr>
+            <w:tcW w:type="dxa" w:w="2257"/>
+            <w:gridSpan w:val="4"/>
+            <w:tcBorders>
+              <w:top w:val="single" w:color="BFBFBF" w:sz="4"/>
+              <w:left w:val="single" w:color="BFBFBF" w:sz="4"/>
+              <w:bottom w:val="single" w:color="BFBFBF" w:sz="4"/>
+              <w:right w:val="single" w:color="BFBFBF" w:sz="4"/>
+            </w:tcBorders>
+            <w:tcMar>
+              <w:top w:type="dxa" w:w="60"/>
+              <w:left w:type="dxa" w:w="120"/>
+              <w:bottom w:type="dxa" w:w="60"/>
+              <w:right w:type="dxa" w:w="120"/>
+            </w:tcMar>
+            <w:vAlign w:val="center"/>
+          </w:tcPr>
+          <w:p>
+            <w:r>
+              <w:rPr>
+                <w:sz w:val="20"/>
+                <w:szCs w:val="20"/>
               </w:rPr>
               <w:t xml:space="preserve">WebRTC 音视频媒体</w:t>
             </w:r>
           </w:p>
         </w:tc>
         <w:tc>
-          <w:p>
-            <w:r>
-              <w:rPr>
-                <w:sz w:val="21"/>
-                <w:szCs w:val="21"/>
+          <w:tcPr>
+            <w:tcW w:type="dxa" w:w="2257"/>
+            <w:gridSpan w:val="4"/>
+            <w:tcBorders>
+              <w:top w:val="single" w:color="BFBFBF" w:sz="4"/>
+              <w:left w:val="single" w:color="BFBFBF" w:sz="4"/>
+              <w:bottom w:val="single" w:color="BFBFBF" w:sz="4"/>
+              <w:right w:val="single" w:color="BFBFBF" w:sz="4"/>
+            </w:tcBorders>
+            <w:tcMar>
+              <w:top w:type="dxa" w:w="60"/>
+              <w:left w:type="dxa" w:w="120"/>
+              <w:bottom w:type="dxa" w:w="60"/>
+              <w:right w:type="dxa" w:w="120"/>
+            </w:tcMar>
+            <w:vAlign w:val="center"/>
+          </w:tcPr>
+          <w:p>
+            <w:r>
+              <w:rPr>
+                <w:sz w:val="20"/>
+                <w:szCs w:val="20"/>
               </w:rPr>
               <w:t xml:space="preserve">防火墙/安全组必须单独放行</w:t>
             </w:r>
@@ -763,44 +1744,112 @@
       </w:tr>
       <w:tr>
         <w:tc>
-          <w:p>
-            <w:r>
-              <w:rPr>
-                <w:sz w:val="21"/>
-                <w:szCs w:val="21"/>
+          <w:tcPr>
+            <w:tcW w:type="dxa" w:w="2257"/>
+            <w:gridSpan w:val="4"/>
+            <w:tcBorders>
+              <w:top w:val="single" w:color="BFBFBF" w:sz="4"/>
+              <w:left w:val="single" w:color="BFBFBF" w:sz="4"/>
+              <w:bottom w:val="single" w:color="BFBFBF" w:sz="4"/>
+              <w:right w:val="single" w:color="BFBFBF" w:sz="4"/>
+            </w:tcBorders>
+            <w:tcMar>
+              <w:top w:type="dxa" w:w="60"/>
+              <w:left w:type="dxa" w:w="120"/>
+              <w:bottom w:type="dxa" w:w="60"/>
+              <w:right w:type="dxa" w:w="120"/>
+            </w:tcMar>
+            <w:vAlign w:val="center"/>
+          </w:tcPr>
+          <w:p>
+            <w:r>
+              <w:rPr>
+                <w:sz w:val="20"/>
+                <w:szCs w:val="20"/>
               </w:rPr>
               <w:t xml:space="preserve">8080 / 8081 / 8082</w:t>
             </w:r>
           </w:p>
         </w:tc>
         <w:tc>
-          <w:p>
-            <w:r>
-              <w:rPr>
-                <w:sz w:val="21"/>
-                <w:szCs w:val="21"/>
+          <w:tcPr>
+            <w:tcW w:type="dxa" w:w="2257"/>
+            <w:gridSpan w:val="4"/>
+            <w:tcBorders>
+              <w:top w:val="single" w:color="BFBFBF" w:sz="4"/>
+              <w:left w:val="single" w:color="BFBFBF" w:sz="4"/>
+              <w:bottom w:val="single" w:color="BFBFBF" w:sz="4"/>
+              <w:right w:val="single" w:color="BFBFBF" w:sz="4"/>
+            </w:tcBorders>
+            <w:tcMar>
+              <w:top w:type="dxa" w:w="60"/>
+              <w:left w:type="dxa" w:w="120"/>
+              <w:bottom w:type="dxa" w:w="60"/>
+              <w:right w:type="dxa" w:w="120"/>
+            </w:tcMar>
+            <w:vAlign w:val="center"/>
+          </w:tcPr>
+          <w:p>
+            <w:r>
+              <w:rPr>
+                <w:sz w:val="20"/>
+                <w:szCs w:val="20"/>
               </w:rPr>
               <w:t xml:space="preserve">TCP</w:t>
             </w:r>
           </w:p>
         </w:tc>
         <w:tc>
-          <w:p>
-            <w:r>
-              <w:rPr>
-                <w:sz w:val="21"/>
-                <w:szCs w:val="21"/>
+          <w:tcPr>
+            <w:tcW w:type="dxa" w:w="2257"/>
+            <w:gridSpan w:val="4"/>
+            <w:tcBorders>
+              <w:top w:val="single" w:color="BFBFBF" w:sz="4"/>
+              <w:left w:val="single" w:color="BFBFBF" w:sz="4"/>
+              <w:bottom w:val="single" w:color="BFBFBF" w:sz="4"/>
+              <w:right w:val="single" w:color="BFBFBF" w:sz="4"/>
+            </w:tcBorders>
+            <w:tcMar>
+              <w:top w:type="dxa" w:w="60"/>
+              <w:left w:type="dxa" w:w="120"/>
+              <w:bottom w:type="dxa" w:w="60"/>
+              <w:right w:type="dxa" w:w="120"/>
+            </w:tcMar>
+            <w:vAlign w:val="center"/>
+          </w:tcPr>
+          <w:p>
+            <w:r>
+              <w:rPr>
+                <w:sz w:val="20"/>
+                <w:szCs w:val="20"/>
               </w:rPr>
               <w:t xml:space="preserve">API / Web / 信令（容器内部端口）</w:t>
             </w:r>
           </w:p>
         </w:tc>
         <w:tc>
-          <w:p>
-            <w:r>
-              <w:rPr>
-                <w:sz w:val="21"/>
-                <w:szCs w:val="21"/>
+          <w:tcPr>
+            <w:tcW w:type="dxa" w:w="2257"/>
+            <w:gridSpan w:val="4"/>
+            <w:tcBorders>
+              <w:top w:val="single" w:color="BFBFBF" w:sz="4"/>
+              <w:left w:val="single" w:color="BFBFBF" w:sz="4"/>
+              <w:bottom w:val="single" w:color="BFBFBF" w:sz="4"/>
+              <w:right w:val="single" w:color="BFBFBF" w:sz="4"/>
+            </w:tcBorders>
+            <w:tcMar>
+              <w:top w:type="dxa" w:w="60"/>
+              <w:left w:type="dxa" w:w="120"/>
+              <w:bottom w:type="dxa" w:w="60"/>
+              <w:right w:type="dxa" w:w="120"/>
+            </w:tcMar>
+            <w:vAlign w:val="center"/>
+          </w:tcPr>
+          <w:p>
+            <w:r>
+              <w:rPr>
+                <w:sz w:val="20"/>
+                <w:szCs w:val="20"/>
               </w:rPr>
               <w:t xml:space="preserve">经 Caddy 反代，无需对外放行</w:t>
             </w:r>
@@ -809,44 +1858,112 @@
       </w:tr>
       <w:tr>
         <w:tc>
-          <w:p>
-            <w:r>
-              <w:rPr>
-                <w:sz w:val="21"/>
-                <w:szCs w:val="21"/>
+          <w:tcPr>
+            <w:tcW w:type="dxa" w:w="2257"/>
+            <w:gridSpan w:val="4"/>
+            <w:tcBorders>
+              <w:top w:val="single" w:color="BFBFBF" w:sz="4"/>
+              <w:left w:val="single" w:color="BFBFBF" w:sz="4"/>
+              <w:bottom w:val="single" w:color="BFBFBF" w:sz="4"/>
+              <w:right w:val="single" w:color="BFBFBF" w:sz="4"/>
+            </w:tcBorders>
+            <w:tcMar>
+              <w:top w:type="dxa" w:w="60"/>
+              <w:left w:type="dxa" w:w="120"/>
+              <w:bottom w:type="dxa" w:w="60"/>
+              <w:right w:type="dxa" w:w="120"/>
+            </w:tcMar>
+            <w:vAlign w:val="center"/>
+          </w:tcPr>
+          <w:p>
+            <w:r>
+              <w:rPr>
+                <w:sz w:val="20"/>
+                <w:szCs w:val="20"/>
               </w:rPr>
               <w:t xml:space="preserve">3306 / 5432 / 6379</w:t>
             </w:r>
           </w:p>
         </w:tc>
         <w:tc>
-          <w:p>
-            <w:r>
-              <w:rPr>
-                <w:sz w:val="21"/>
-                <w:szCs w:val="21"/>
+          <w:tcPr>
+            <w:tcW w:type="dxa" w:w="2257"/>
+            <w:gridSpan w:val="4"/>
+            <w:tcBorders>
+              <w:top w:val="single" w:color="BFBFBF" w:sz="4"/>
+              <w:left w:val="single" w:color="BFBFBF" w:sz="4"/>
+              <w:bottom w:val="single" w:color="BFBFBF" w:sz="4"/>
+              <w:right w:val="single" w:color="BFBFBF" w:sz="4"/>
+            </w:tcBorders>
+            <w:tcMar>
+              <w:top w:type="dxa" w:w="60"/>
+              <w:left w:type="dxa" w:w="120"/>
+              <w:bottom w:type="dxa" w:w="60"/>
+              <w:right w:type="dxa" w:w="120"/>
+            </w:tcMar>
+            <w:vAlign w:val="center"/>
+          </w:tcPr>
+          <w:p>
+            <w:r>
+              <w:rPr>
+                <w:sz w:val="20"/>
+                <w:szCs w:val="20"/>
               </w:rPr>
               <w:t xml:space="preserve">TCP</w:t>
             </w:r>
           </w:p>
         </w:tc>
         <w:tc>
-          <w:p>
-            <w:r>
-              <w:rPr>
-                <w:sz w:val="21"/>
-                <w:szCs w:val="21"/>
+          <w:tcPr>
+            <w:tcW w:type="dxa" w:w="2257"/>
+            <w:gridSpan w:val="4"/>
+            <w:tcBorders>
+              <w:top w:val="single" w:color="BFBFBF" w:sz="4"/>
+              <w:left w:val="single" w:color="BFBFBF" w:sz="4"/>
+              <w:bottom w:val="single" w:color="BFBFBF" w:sz="4"/>
+              <w:right w:val="single" w:color="BFBFBF" w:sz="4"/>
+            </w:tcBorders>
+            <w:tcMar>
+              <w:top w:type="dxa" w:w="60"/>
+              <w:left w:type="dxa" w:w="120"/>
+              <w:bottom w:type="dxa" w:w="60"/>
+              <w:right w:type="dxa" w:w="120"/>
+            </w:tcMar>
+            <w:vAlign w:val="center"/>
+          </w:tcPr>
+          <w:p>
+            <w:r>
+              <w:rPr>
+                <w:sz w:val="20"/>
+                <w:szCs w:val="20"/>
               </w:rPr>
               <w:t xml:space="preserve">数据库 / Redis（容器内部端口）</w:t>
             </w:r>
           </w:p>
         </w:tc>
         <w:tc>
-          <w:p>
-            <w:r>
-              <w:rPr>
-                <w:sz w:val="21"/>
-                <w:szCs w:val="21"/>
+          <w:tcPr>
+            <w:tcW w:type="dxa" w:w="2257"/>
+            <w:gridSpan w:val="4"/>
+            <w:tcBorders>
+              <w:top w:val="single" w:color="BFBFBF" w:sz="4"/>
+              <w:left w:val="single" w:color="BFBFBF" w:sz="4"/>
+              <w:bottom w:val="single" w:color="BFBFBF" w:sz="4"/>
+              <w:right w:val="single" w:color="BFBFBF" w:sz="4"/>
+            </w:tcBorders>
+            <w:tcMar>
+              <w:top w:type="dxa" w:w="60"/>
+              <w:left w:type="dxa" w:w="120"/>
+              <w:bottom w:type="dxa" w:w="60"/>
+              <w:right w:type="dxa" w:w="120"/>
+            </w:tcMar>
+            <w:vAlign w:val="center"/>
+          </w:tcPr>
+          <w:p>
+            <w:r>
+              <w:rPr>
+                <w:sz w:val="20"/>
+                <w:szCs w:val="20"/>
               </w:rPr>
               <w:t xml:space="preserve">无需对外放行</w:t>
             </w:r>
@@ -856,12 +1973,17 @@
     </w:tbl>
     <w:p>
       <w:pPr>
-        <w:spacing w:after="40" w:before="40"/>
+        <w:spacing w:after="120" w:before="0"/>
+      </w:pPr>
+    </w:p>
+    <w:p>
+      <w:pPr>
+        <w:spacing w:after="100" w:before="60" w:line="320"/>
       </w:pPr>
       <w:r>
         <w:rPr>
-          <w:sz w:val="22"/>
-          <w:szCs w:val="22"/>
+          <w:sz w:val="21"/>
+          <w:szCs w:val="21"/>
         </w:rPr>
         <w:t xml:space="preserve">注意：WebRTC 音视频走 UDP 40000-41000，与 Web 访问的 TCP 端口是两套独立通路。云平台通常默认只放行 80/443，必须单独放行该 UDP 段入方向，否则会议能进入但看不到对方画面、听不到声音。
 </w:t>
@@ -869,12 +1991,12 @@
     </w:p>
     <w:p>
       <w:pPr>
-        <w:spacing w:after="40" w:before="40"/>
+        <w:spacing w:after="100" w:before="60" w:line="320"/>
       </w:pPr>
       <w:r>
         <w:rPr>
-          <w:sz w:val="22"/>
-          <w:szCs w:val="22"/>
+          <w:sz w:val="21"/>
+          <w:szCs w:val="21"/>
         </w:rPr>
         <w:t xml:space="preserve">放行示例（firewalld）：
 </w:t>
@@ -882,14 +2004,21 @@
     </w:p>
     <w:p>
       <w:pPr>
-        <w:shd w:fill="F4F4F4"/>
-        <w:spacing w:after="80" w:before="80"/>
+        <w:pBdr>
+          <w:top w:val="single" w:color="D9D9D9" w:sz="2"/>
+          <w:bottom w:val="single" w:color="D9D9D9" w:sz="2"/>
+          <w:left w:val="single" w:color="D9D9D9" w:sz="2"/>
+          <w:right w:val="single" w:color="D9D9D9" w:sz="2"/>
+        </w:pBdr>
+        <w:shd w:fill="F5F6F8"/>
+        <w:spacing w:after="160" w:before="120" w:line="300"/>
+        <w:ind w:left="240" w:right="240"/>
       </w:pPr>
       <w:r>
         <w:rPr>
           <w:rFonts w:ascii="Consolas" w:cs="Consolas" w:eastAsia="Consolas" w:hAnsi="Consolas"/>
-          <w:sz w:val="19"/>
-          <w:szCs w:val="19"/>
+          <w:sz w:val="18"/>
+          <w:szCs w:val="18"/>
         </w:rPr>
         <w:t xml:space="preserve">sudo firewall-cmd --permanent --add-service=http
 sudo firewall-cmd --permanent --add-service=https
@@ -900,12 +2029,12 @@
     </w:p>
     <w:p>
       <w:pPr>
-        <w:spacing w:after="40" w:before="40"/>
+        <w:spacing w:after="100" w:before="60" w:line="320"/>
       </w:pPr>
       <w:r>
         <w:rPr>
-          <w:sz w:val="22"/>
-          <w:szCs w:val="22"/>
+          <w:sz w:val="21"/>
+          <w:szCs w:val="21"/>
         </w:rPr>
         <w:t xml:space="preserve">连通性验证：部署后在浏览器打开会议页面，服务器上抓包确认 UDP 媒体流到达：
 </w:t>
@@ -913,14 +2042,21 @@
     </w:p>
     <w:p>
       <w:pPr>
-        <w:shd w:fill="F4F4F4"/>
-        <w:spacing w:after="80" w:before="80"/>
+        <w:pBdr>
+          <w:top w:val="single" w:color="D9D9D9" w:sz="2"/>
+          <w:bottom w:val="single" w:color="D9D9D9" w:sz="2"/>
+          <w:left w:val="single" w:color="D9D9D9" w:sz="2"/>
+          <w:right w:val="single" w:color="D9D9D9" w:sz="2"/>
+        </w:pBdr>
+        <w:shd w:fill="F5F6F8"/>
+        <w:spacing w:after="160" w:before="120" w:line="300"/>
+        <w:ind w:left="240" w:right="240"/>
       </w:pPr>
       <w:r>
         <w:rPr>
           <w:rFonts w:ascii="Consolas" w:cs="Consolas" w:eastAsia="Consolas" w:hAnsi="Consolas"/>
-          <w:sz w:val="19"/>
-          <w:szCs w:val="19"/>
+          <w:sz w:val="18"/>
+          <w:szCs w:val="18"/>
         </w:rPr>
         <w:t xml:space="preserve">sudo tcpdump -i any -n 'udp and portrange 40000-41000'
 </w:t>
@@ -928,17 +2064,15 @@
     </w:p>
     <w:p>
       <w:pPr>
+        <w:pStyle w:val="Heading1"/>
+      </w:pPr>
+      <w:r>
+        <w:t xml:space="preserve">四、安装说明</w:t>
+      </w:r>
+    </w:p>
+    <w:p>
+      <w:pPr>
         <w:pStyle w:val="Heading2"/>
-        <w:spacing w:after="100" w:before="200"/>
-      </w:pPr>
-      <w:r>
-        <w:t xml:space="preserve">四、安装说明</w:t>
-      </w:r>
-    </w:p>
-    <w:p>
-      <w:pPr>
-        <w:pStyle w:val="Heading3"/>
-        <w:spacing w:after="80" w:before="160"/>
       </w:pPr>
       <w:r>
         <w:t xml:space="preserve">步骤 1：准备环境文件</w:t>
@@ -946,14 +2080,21 @@
     </w:p>
     <w:p>
       <w:pPr>
-        <w:shd w:fill="F4F4F4"/>
-        <w:spacing w:after="80" w:before="80"/>
+        <w:pBdr>
+          <w:top w:val="single" w:color="D9D9D9" w:sz="2"/>
+          <w:bottom w:val="single" w:color="D9D9D9" w:sz="2"/>
+          <w:left w:val="single" w:color="D9D9D9" w:sz="2"/>
+          <w:right w:val="single" w:color="D9D9D9" w:sz="2"/>
+        </w:pBdr>
+        <w:shd w:fill="F5F6F8"/>
+        <w:spacing w:after="160" w:before="120" w:line="300"/>
+        <w:ind w:left="240" w:right="240"/>
       </w:pPr>
       <w:r>
         <w:rPr>
           <w:rFonts w:ascii="Consolas" w:cs="Consolas" w:eastAsia="Consolas" w:hAnsi="Consolas"/>
-          <w:sz w:val="19"/>
-          <w:szCs w:val="19"/>
+          <w:sz w:val="18"/>
+          <w:szCs w:val="18"/>
         </w:rPr>
         <w:t xml:space="preserve">cp .env.production.example .env
 vi .env
@@ -962,12 +2103,12 @@
     </w:p>
     <w:p>
       <w:pPr>
-        <w:spacing w:after="40" w:before="40"/>
+        <w:spacing w:after="100" w:before="60" w:line="320"/>
       </w:pPr>
       <w:r>
         <w:rPr>
-          <w:sz w:val="22"/>
-          <w:szCs w:val="22"/>
+          <w:sz w:val="21"/>
+          <w:szCs w:val="21"/>
         </w:rPr>
         <w:t xml:space="preserve">必改项：
 </w:t>
@@ -975,7 +2116,7 @@
     </w:p>
     <w:tbl>
       <w:tblPr>
-        <w:tblW w:type="pct" w:w="100%"/>
+        <w:tblW w:type="dxa" w:w="9026"/>
         <w:tblBorders>
           <w:top w:val="single" w:color="auto" w:sz="4"/>
           <w:left w:val="single" w:color="auto" w:sz="4"/>
@@ -986,34 +2127,78 @@
         </w:tblBorders>
       </w:tblPr>
       <w:tblGrid>
-        <w:gridCol w:w="100"/>
-        <w:gridCol w:w="100"/>
+        <w:gridCol w:w="4513"/>
+        <w:gridCol w:w="4513"/>
       </w:tblGrid>
       <w:tr>
         <w:trPr>
           <w:tblHeader/>
         </w:trPr>
         <w:tc>
-          <w:p>
+          <w:tcPr>
+            <w:tcW w:type="dxa" w:w="4513"/>
+            <w:gridSpan w:val="2"/>
+            <w:tcBorders>
+              <w:top w:val="single" w:color="BFBFBF" w:sz="4"/>
+              <w:left w:val="single" w:color="BFBFBF" w:sz="4"/>
+              <w:bottom w:val="single" w:color="BFBFBF" w:sz="4"/>
+              <w:right w:val="single" w:color="BFBFBF" w:sz="4"/>
+            </w:tcBorders>
+            <w:shd w:fill="DEEAF6" w:val="clear"/>
+            <w:tcMar>
+              <w:top w:type="dxa" w:w="60"/>
+              <w:left w:type="dxa" w:w="120"/>
+              <w:bottom w:type="dxa" w:w="60"/>
+              <w:right w:type="dxa" w:w="120"/>
+            </w:tcMar>
+            <w:vAlign w:val="center"/>
+          </w:tcPr>
+          <w:p>
+            <w:pPr>
+              <w:jc w:val="center"/>
+            </w:pPr>
             <w:r>
               <w:rPr>
                 <w:b/>
                 <w:bCs/>
-                <w:sz w:val="21"/>
-                <w:szCs w:val="21"/>
+                <w:color w:val="1F4E79"/>
+                <w:sz w:val="20"/>
+                <w:szCs w:val="20"/>
               </w:rPr>
               <w:t xml:space="preserve">变量</w:t>
             </w:r>
           </w:p>
         </w:tc>
         <w:tc>
-          <w:p>
+          <w:tcPr>
+            <w:tcW w:type="dxa" w:w="4513"/>
+            <w:gridSpan w:val="2"/>
+            <w:tcBorders>
+              <w:top w:val="single" w:color="BFBFBF" w:sz="4"/>
+              <w:left w:val="single" w:color="BFBFBF" w:sz="4"/>
+              <w:bottom w:val="single" w:color="BFBFBF" w:sz="4"/>
+              <w:right w:val="single" w:color="BFBFBF" w:sz="4"/>
+            </w:tcBorders>
+            <w:shd w:fill="DEEAF6" w:val="clear"/>
+            <w:tcMar>
+              <w:top w:type="dxa" w:w="60"/>
+              <w:left w:type="dxa" w:w="120"/>
+              <w:bottom w:type="dxa" w:w="60"/>
+              <w:right w:type="dxa" w:w="120"/>
+            </w:tcMar>
+            <w:vAlign w:val="center"/>
+          </w:tcPr>
+          <w:p>
+            <w:pPr>
+              <w:jc w:val="center"/>
+            </w:pPr>
             <w:r>
               <w:rPr>
                 <w:b/>
                 <w:bCs/>
-                <w:sz w:val="21"/>
-                <w:szCs w:val="21"/>
+                <w:color w:val="1F4E79"/>
+                <w:sz w:val="20"/>
+                <w:szCs w:val="20"/>
               </w:rPr>
               <w:t xml:space="preserve">说明</w:t>
             </w:r>
@@ -1022,22 +2207,56 @@
       </w:tr>
       <w:tr>
         <w:tc>
-          <w:p>
-            <w:r>
-              <w:rPr>
-                <w:sz w:val="21"/>
-                <w:szCs w:val="21"/>
+          <w:tcPr>
+            <w:tcW w:type="dxa" w:w="4513"/>
+            <w:gridSpan w:val="2"/>
+            <w:tcBorders>
+              <w:top w:val="single" w:color="BFBFBF" w:sz="4"/>
+              <w:left w:val="single" w:color="BFBFBF" w:sz="4"/>
+              <w:bottom w:val="single" w:color="BFBFBF" w:sz="4"/>
+              <w:right w:val="single" w:color="BFBFBF" w:sz="4"/>
+            </w:tcBorders>
+            <w:tcMar>
+              <w:top w:type="dxa" w:w="60"/>
+              <w:left w:type="dxa" w:w="120"/>
+              <w:bottom w:type="dxa" w:w="60"/>
+              <w:right w:type="dxa" w:w="120"/>
+            </w:tcMar>
+            <w:vAlign w:val="center"/>
+          </w:tcPr>
+          <w:p>
+            <w:r>
+              <w:rPr>
+                <w:sz w:val="20"/>
+                <w:szCs w:val="20"/>
               </w:rPr>
               <w:t xml:space="preserve">COMPOSE_PROFILES</w:t>
             </w:r>
           </w:p>
         </w:tc>
         <w:tc>
-          <w:p>
-            <w:r>
-              <w:rPr>
-                <w:sz w:val="21"/>
-                <w:szCs w:val="21"/>
+          <w:tcPr>
+            <w:tcW w:type="dxa" w:w="4513"/>
+            <w:gridSpan w:val="2"/>
+            <w:tcBorders>
+              <w:top w:val="single" w:color="BFBFBF" w:sz="4"/>
+              <w:left w:val="single" w:color="BFBFBF" w:sz="4"/>
+              <w:bottom w:val="single" w:color="BFBFBF" w:sz="4"/>
+              <w:right w:val="single" w:color="BFBFBF" w:sz="4"/>
+            </w:tcBorders>
+            <w:tcMar>
+              <w:top w:type="dxa" w:w="60"/>
+              <w:left w:type="dxa" w:w="120"/>
+              <w:bottom w:type="dxa" w:w="60"/>
+              <w:right w:type="dxa" w:w="120"/>
+            </w:tcMar>
+            <w:vAlign w:val="center"/>
+          </w:tcPr>
+          <w:p>
+            <w:r>
+              <w:rPr>
+                <w:sz w:val="20"/>
+                <w:szCs w:val="20"/>
               </w:rPr>
               <w:t xml:space="preserve">数据库类型：sqlite（默认，零依赖）/ postgres / mysql</w:t>
             </w:r>
@@ -1046,22 +2265,56 @@
       </w:tr>
       <w:tr>
         <w:tc>
-          <w:p>
-            <w:r>
-              <w:rPr>
-                <w:sz w:val="21"/>
-                <w:szCs w:val="21"/>
+          <w:tcPr>
+            <w:tcW w:type="dxa" w:w="4513"/>
+            <w:gridSpan w:val="2"/>
+            <w:tcBorders>
+              <w:top w:val="single" w:color="BFBFBF" w:sz="4"/>
+              <w:left w:val="single" w:color="BFBFBF" w:sz="4"/>
+              <w:bottom w:val="single" w:color="BFBFBF" w:sz="4"/>
+              <w:right w:val="single" w:color="BFBFBF" w:sz="4"/>
+            </w:tcBorders>
+            <w:tcMar>
+              <w:top w:type="dxa" w:w="60"/>
+              <w:left w:type="dxa" w:w="120"/>
+              <w:bottom w:type="dxa" w:w="60"/>
+              <w:right w:type="dxa" w:w="120"/>
+            </w:tcMar>
+            <w:vAlign w:val="center"/>
+          </w:tcPr>
+          <w:p>
+            <w:r>
+              <w:rPr>
+                <w:sz w:val="20"/>
+                <w:szCs w:val="20"/>
               </w:rPr>
               <w:t xml:space="preserve">MEDIASOUP_ANNOUNCED_IP</w:t>
             </w:r>
           </w:p>
         </w:tc>
         <w:tc>
-          <w:p>
-            <w:r>
-              <w:rPr>
-                <w:sz w:val="21"/>
-                <w:szCs w:val="21"/>
+          <w:tcPr>
+            <w:tcW w:type="dxa" w:w="4513"/>
+            <w:gridSpan w:val="2"/>
+            <w:tcBorders>
+              <w:top w:val="single" w:color="BFBFBF" w:sz="4"/>
+              <w:left w:val="single" w:color="BFBFBF" w:sz="4"/>
+              <w:bottom w:val="single" w:color="BFBFBF" w:sz="4"/>
+              <w:right w:val="single" w:color="BFBFBF" w:sz="4"/>
+            </w:tcBorders>
+            <w:tcMar>
+              <w:top w:type="dxa" w:w="60"/>
+              <w:left w:type="dxa" w:w="120"/>
+              <w:bottom w:type="dxa" w:w="60"/>
+              <w:right w:type="dxa" w:w="120"/>
+            </w:tcMar>
+            <w:vAlign w:val="center"/>
+          </w:tcPr>
+          <w:p>
+            <w:r>
+              <w:rPr>
+                <w:sz w:val="20"/>
+                <w:szCs w:val="20"/>
               </w:rPr>
               <w:t xml:space="preserve">客户端可达的服务器 IP，切勿填 127.0.0.1</w:t>
             </w:r>
@@ -1070,22 +2323,56 @@
       </w:tr>
       <w:tr>
         <w:tc>
-          <w:p>
-            <w:r>
-              <w:rPr>
-                <w:sz w:val="21"/>
-                <w:szCs w:val="21"/>
+          <w:tcPr>
+            <w:tcW w:type="dxa" w:w="4513"/>
+            <w:gridSpan w:val="2"/>
+            <w:tcBorders>
+              <w:top w:val="single" w:color="BFBFBF" w:sz="4"/>
+              <w:left w:val="single" w:color="BFBFBF" w:sz="4"/>
+              <w:bottom w:val="single" w:color="BFBFBF" w:sz="4"/>
+              <w:right w:val="single" w:color="BFBFBF" w:sz="4"/>
+            </w:tcBorders>
+            <w:tcMar>
+              <w:top w:type="dxa" w:w="60"/>
+              <w:left w:type="dxa" w:w="120"/>
+              <w:bottom w:type="dxa" w:w="60"/>
+              <w:right w:type="dxa" w:w="120"/>
+            </w:tcMar>
+            <w:vAlign w:val="center"/>
+          </w:tcPr>
+          <w:p>
+            <w:r>
+              <w:rPr>
+                <w:sz w:val="20"/>
+                <w:szCs w:val="20"/>
               </w:rPr>
               <w:t xml:space="preserve">MEDIASOUP_LISTEN_IP</w:t>
             </w:r>
           </w:p>
         </w:tc>
         <w:tc>
-          <w:p>
-            <w:r>
-              <w:rPr>
-                <w:sz w:val="21"/>
-                <w:szCs w:val="21"/>
+          <w:tcPr>
+            <w:tcW w:type="dxa" w:w="4513"/>
+            <w:gridSpan w:val="2"/>
+            <w:tcBorders>
+              <w:top w:val="single" w:color="BFBFBF" w:sz="4"/>
+              <w:left w:val="single" w:color="BFBFBF" w:sz="4"/>
+              <w:bottom w:val="single" w:color="BFBFBF" w:sz="4"/>
+              <w:right w:val="single" w:color="BFBFBF" w:sz="4"/>
+            </w:tcBorders>
+            <w:tcMar>
+              <w:top w:type="dxa" w:w="60"/>
+              <w:left w:type="dxa" w:w="120"/>
+              <w:bottom w:type="dxa" w:w="60"/>
+              <w:right w:type="dxa" w:w="120"/>
+            </w:tcMar>
+            <w:vAlign w:val="center"/>
+          </w:tcPr>
+          <w:p>
+            <w:r>
+              <w:rPr>
+                <w:sz w:val="20"/>
+                <w:szCs w:val="20"/>
               </w:rPr>
               <w:t xml:space="preserve">监听地址，默认 0.0.0.0</w:t>
             </w:r>
@@ -1094,22 +2381,56 @@
       </w:tr>
       <w:tr>
         <w:tc>
-          <w:p>
-            <w:r>
-              <w:rPr>
-                <w:sz w:val="21"/>
-                <w:szCs w:val="21"/>
+          <w:tcPr>
+            <w:tcW w:type="dxa" w:w="4513"/>
+            <w:gridSpan w:val="2"/>
+            <w:tcBorders>
+              <w:top w:val="single" w:color="BFBFBF" w:sz="4"/>
+              <w:left w:val="single" w:color="BFBFBF" w:sz="4"/>
+              <w:bottom w:val="single" w:color="BFBFBF" w:sz="4"/>
+              <w:right w:val="single" w:color="BFBFBF" w:sz="4"/>
+            </w:tcBorders>
+            <w:tcMar>
+              <w:top w:type="dxa" w:w="60"/>
+              <w:left w:type="dxa" w:w="120"/>
+              <w:bottom w:type="dxa" w:w="60"/>
+              <w:right w:type="dxa" w:w="120"/>
+            </w:tcMar>
+            <w:vAlign w:val="center"/>
+          </w:tcPr>
+          <w:p>
+            <w:r>
+              <w:rPr>
+                <w:sz w:val="20"/>
+                <w:szCs w:val="20"/>
               </w:rPr>
               <w:t xml:space="preserve">数据库密码类变量</w:t>
             </w:r>
           </w:p>
         </w:tc>
         <w:tc>
-          <w:p>
-            <w:r>
-              <w:rPr>
-                <w:sz w:val="21"/>
-                <w:szCs w:val="21"/>
+          <w:tcPr>
+            <w:tcW w:type="dxa" w:w="4513"/>
+            <w:gridSpan w:val="2"/>
+            <w:tcBorders>
+              <w:top w:val="single" w:color="BFBFBF" w:sz="4"/>
+              <w:left w:val="single" w:color="BFBFBF" w:sz="4"/>
+              <w:bottom w:val="single" w:color="BFBFBF" w:sz="4"/>
+              <w:right w:val="single" w:color="BFBFBF" w:sz="4"/>
+            </w:tcBorders>
+            <w:tcMar>
+              <w:top w:type="dxa" w:w="60"/>
+              <w:left w:type="dxa" w:w="120"/>
+              <w:bottom w:type="dxa" w:w="60"/>
+              <w:right w:type="dxa" w:w="120"/>
+            </w:tcMar>
+            <w:vAlign w:val="center"/>
+          </w:tcPr>
+          <w:p>
+            <w:r>
+              <w:rPr>
+                <w:sz w:val="20"/>
+                <w:szCs w:val="20"/>
               </w:rPr>
               <w:t xml:space="preserve">使用 postgres / mysql profile 时必须修改默认密码</w:t>
             </w:r>
@@ -1119,8 +2440,12 @@
     </w:tbl>
     <w:p>
       <w:pPr>
-        <w:pStyle w:val="Heading3"/>
-        <w:spacing w:after="80" w:before="160"/>
+        <w:spacing w:after="120" w:before="0"/>
+      </w:pPr>
+    </w:p>
+    <w:p>
+      <w:pPr>
+        <w:pStyle w:val="Heading2"/>
       </w:pPr>
       <w:r>
         <w:t xml:space="preserve">步骤 2：生成证书（可选）</w:t>
@@ -1128,14 +2453,21 @@
     </w:p>
     <w:p>
       <w:pPr>
-        <w:shd w:fill="F4F4F4"/>
-        <w:spacing w:after="80" w:before="80"/>
+        <w:pBdr>
+          <w:top w:val="single" w:color="D9D9D9" w:sz="2"/>
+          <w:bottom w:val="single" w:color="D9D9D9" w:sz="2"/>
+          <w:left w:val="single" w:color="D9D9D9" w:sz="2"/>
+          <w:right w:val="single" w:color="D9D9D9" w:sz="2"/>
+        </w:pBdr>
+        <w:shd w:fill="F5F6F8"/>
+        <w:spacing w:after="160" w:before="120" w:line="300"/>
+        <w:ind w:left="240" w:right="240"/>
       </w:pPr>
       <w:r>
         <w:rPr>
           <w:rFonts w:ascii="Consolas" w:cs="Consolas" w:eastAsia="Consolas" w:hAnsi="Consolas"/>
-          <w:sz w:val="19"/>
-          <w:szCs w:val="19"/>
+          <w:sz w:val="18"/>
+          <w:szCs w:val="18"/>
         </w:rPr>
         <w:t xml:space="preserve">bash deploy/docker/gen-selfsigned.sh &lt;服务器IP或域名&gt;
 </w:t>
@@ -1143,12 +2475,12 @@
     </w:p>
     <w:p>
       <w:pPr>
-        <w:spacing w:after="40" w:before="40"/>
+        <w:spacing w:after="100" w:before="60" w:line="320"/>
       </w:pPr>
       <w:r>
         <w:rPr>
-          <w:sz w:val="22"/>
-          <w:szCs w:val="22"/>
+          <w:sz w:val="21"/>
+          <w:szCs w:val="21"/>
         </w:rPr>
         <w:t xml:space="preserve">信创环境请使用 --ca 参数以 CA 签发模式生成根证书与服务器证书，并将 ca.crt 导入客户端浏览器/系统信任机构。生产环境建议替换为正式证书放入 deploy/docker/certs/。
 </w:t>
@@ -1156,8 +2488,7 @@
     </w:p>
     <w:p>
       <w:pPr>
-        <w:pStyle w:val="Heading3"/>
-        <w:spacing w:after="80" w:before="160"/>
+        <w:pStyle w:val="Heading2"/>
       </w:pPr>
       <w:r>
         <w:t xml:space="preserve">步骤 3：构建并启动</w:t>
@@ -1165,14 +2496,21 @@
     </w:p>
     <w:p>
       <w:pPr>
-        <w:shd w:fill="F4F4F4"/>
-        <w:spacing w:after="80" w:before="80"/>
+        <w:pBdr>
+          <w:top w:val="single" w:color="D9D9D9" w:sz="2"/>
+          <w:bottom w:val="single" w:color="D9D9D9" w:sz="2"/>
+          <w:left w:val="single" w:color="D9D9D9" w:sz="2"/>
+          <w:right w:val="single" w:color="D9D9D9" w:sz="2"/>
+        </w:pBdr>
+        <w:shd w:fill="F5F6F8"/>
+        <w:spacing w:after="160" w:before="120" w:line="300"/>
+        <w:ind w:left="240" w:right="240"/>
       </w:pPr>
       <w:r>
         <w:rPr>
           <w:rFonts w:ascii="Consolas" w:cs="Consolas" w:eastAsia="Consolas" w:hAnsi="Consolas"/>
-          <w:sz w:val="19"/>
-          <w:szCs w:val="19"/>
+          <w:sz w:val="18"/>
+          <w:szCs w:val="18"/>
         </w:rPr>
         <w:t xml:space="preserve">docker-compose up -d --build
 </w:t>
@@ -1180,12 +2518,12 @@
     </w:p>
     <w:p>
       <w:pPr>
-        <w:spacing w:after="40" w:before="40"/>
+        <w:spacing w:after="100" w:before="60" w:line="320"/>
       </w:pPr>
       <w:r>
         <w:rPr>
-          <w:sz w:val="22"/>
-          <w:szCs w:val="22"/>
+          <w:sz w:val="21"/>
+          <w:szCs w:val="21"/>
         </w:rPr>
         <w:t xml:space="preserve">首次启动时 api 容器自动执行数据库迁移并写入默认账号（迁移与账号写入均幂等，可重复执行）。
 </w:t>
@@ -1193,8 +2531,7 @@
     </w:p>
     <w:p>
       <w:pPr>
-        <w:pStyle w:val="Heading3"/>
-        <w:spacing w:after="80" w:before="160"/>
+        <w:pStyle w:val="Heading2"/>
       </w:pPr>
       <w:r>
         <w:t xml:space="preserve">步骤 4：访问验证</w:t>
@@ -1202,7 +2539,7 @@
     </w:p>
     <w:tbl>
       <w:tblPr>
-        <w:tblW w:type="pct" w:w="100%"/>
+        <w:tblW w:type="dxa" w:w="9026"/>
         <w:tblBorders>
           <w:top w:val="single" w:color="auto" w:sz="4"/>
           <w:left w:val="single" w:color="auto" w:sz="4"/>
@@ -1213,34 +2550,78 @@
         </w:tblBorders>
       </w:tblPr>
       <w:tblGrid>
-        <w:gridCol w:w="100"/>
-        <w:gridCol w:w="100"/>
+        <w:gridCol w:w="4513"/>
+        <w:gridCol w:w="4513"/>
       </w:tblGrid>
       <w:tr>
         <w:trPr>
           <w:tblHeader/>
         </w:trPr>
         <w:tc>
-          <w:p>
+          <w:tcPr>
+            <w:tcW w:type="dxa" w:w="4513"/>
+            <w:gridSpan w:val="2"/>
+            <w:tcBorders>
+              <w:top w:val="single" w:color="BFBFBF" w:sz="4"/>
+              <w:left w:val="single" w:color="BFBFBF" w:sz="4"/>
+              <w:bottom w:val="single" w:color="BFBFBF" w:sz="4"/>
+              <w:right w:val="single" w:color="BFBFBF" w:sz="4"/>
+            </w:tcBorders>
+            <w:shd w:fill="DEEAF6" w:val="clear"/>
+            <w:tcMar>
+              <w:top w:type="dxa" w:w="60"/>
+              <w:left w:type="dxa" w:w="120"/>
+              <w:bottom w:type="dxa" w:w="60"/>
+              <w:right w:type="dxa" w:w="120"/>
+            </w:tcMar>
+            <w:vAlign w:val="center"/>
+          </w:tcPr>
+          <w:p>
+            <w:pPr>
+              <w:jc w:val="center"/>
+            </w:pPr>
             <w:r>
               <w:rPr>
                 <w:b/>
                 <w:bCs/>
-                <w:sz w:val="21"/>
-                <w:szCs w:val="21"/>
+                <w:color w:val="1F4E79"/>
+                <w:sz w:val="20"/>
+                <w:szCs w:val="20"/>
               </w:rPr>
               <w:t xml:space="preserve">项</w:t>
             </w:r>
           </w:p>
         </w:tc>
         <w:tc>
-          <w:p>
+          <w:tcPr>
+            <w:tcW w:type="dxa" w:w="4513"/>
+            <w:gridSpan w:val="2"/>
+            <w:tcBorders>
+              <w:top w:val="single" w:color="BFBFBF" w:sz="4"/>
+              <w:left w:val="single" w:color="BFBFBF" w:sz="4"/>
+              <w:bottom w:val="single" w:color="BFBFBF" w:sz="4"/>
+              <w:right w:val="single" w:color="BFBFBF" w:sz="4"/>
+            </w:tcBorders>
+            <w:shd w:fill="DEEAF6" w:val="clear"/>
+            <w:tcMar>
+              <w:top w:type="dxa" w:w="60"/>
+              <w:left w:type="dxa" w:w="120"/>
+              <w:bottom w:type="dxa" w:w="60"/>
+              <w:right w:type="dxa" w:w="120"/>
+            </w:tcMar>
+            <w:vAlign w:val="center"/>
+          </w:tcPr>
+          <w:p>
+            <w:pPr>
+              <w:jc w:val="center"/>
+            </w:pPr>
             <w:r>
               <w:rPr>
                 <w:b/>
                 <w:bCs/>
-                <w:sz w:val="21"/>
-                <w:szCs w:val="21"/>
+                <w:color w:val="1F4E79"/>
+                <w:sz w:val="20"/>
+                <w:szCs w:val="20"/>
               </w:rPr>
               <w:t xml:space="preserve">地址</w:t>
             </w:r>
@@ -1249,22 +2630,56 @@
       </w:tr>
       <w:tr>
         <w:tc>
-          <w:p>
-            <w:r>
-              <w:rPr>
-                <w:sz w:val="21"/>
-                <w:szCs w:val="21"/>
+          <w:tcPr>
+            <w:tcW w:type="dxa" w:w="4513"/>
+            <w:gridSpan w:val="2"/>
+            <w:tcBorders>
+              <w:top w:val="single" w:color="BFBFBF" w:sz="4"/>
+              <w:left w:val="single" w:color="BFBFBF" w:sz="4"/>
+              <w:bottom w:val="single" w:color="BFBFBF" w:sz="4"/>
+              <w:right w:val="single" w:color="BFBFBF" w:sz="4"/>
+            </w:tcBorders>
+            <w:tcMar>
+              <w:top w:type="dxa" w:w="60"/>
+              <w:left w:type="dxa" w:w="120"/>
+              <w:bottom w:type="dxa" w:w="60"/>
+              <w:right w:type="dxa" w:w="120"/>
+            </w:tcMar>
+            <w:vAlign w:val="center"/>
+          </w:tcPr>
+          <w:p>
+            <w:r>
+              <w:rPr>
+                <w:sz w:val="20"/>
+                <w:szCs w:val="20"/>
               </w:rPr>
               <w:t xml:space="preserve">浏览器入口</w:t>
             </w:r>
           </w:p>
         </w:tc>
         <w:tc>
-          <w:p>
-            <w:r>
-              <w:rPr>
-                <w:sz w:val="21"/>
-                <w:szCs w:val="21"/>
+          <w:tcPr>
+            <w:tcW w:type="dxa" w:w="4513"/>
+            <w:gridSpan w:val="2"/>
+            <w:tcBorders>
+              <w:top w:val="single" w:color="BFBFBF" w:sz="4"/>
+              <w:left w:val="single" w:color="BFBFBF" w:sz="4"/>
+              <w:bottom w:val="single" w:color="BFBFBF" w:sz="4"/>
+              <w:right w:val="single" w:color="BFBFBF" w:sz="4"/>
+            </w:tcBorders>
+            <w:tcMar>
+              <w:top w:type="dxa" w:w="60"/>
+              <w:left w:type="dxa" w:w="120"/>
+              <w:bottom w:type="dxa" w:w="60"/>
+              <w:right w:type="dxa" w:w="120"/>
+            </w:tcMar>
+            <w:vAlign w:val="center"/>
+          </w:tcPr>
+          <w:p>
+            <w:r>
+              <w:rPr>
+                <w:sz w:val="20"/>
+                <w:szCs w:val="20"/>
               </w:rPr>
               <w:t xml:space="preserve">https://&lt;服务器IP&gt;/</w:t>
             </w:r>
@@ -1273,22 +2688,56 @@
       </w:tr>
       <w:tr>
         <w:tc>
-          <w:p>
-            <w:r>
-              <w:rPr>
-                <w:sz w:val="21"/>
-                <w:szCs w:val="21"/>
+          <w:tcPr>
+            <w:tcW w:type="dxa" w:w="4513"/>
+            <w:gridSpan w:val="2"/>
+            <w:tcBorders>
+              <w:top w:val="single" w:color="BFBFBF" w:sz="4"/>
+              <w:left w:val="single" w:color="BFBFBF" w:sz="4"/>
+              <w:bottom w:val="single" w:color="BFBFBF" w:sz="4"/>
+              <w:right w:val="single" w:color="BFBFBF" w:sz="4"/>
+            </w:tcBorders>
+            <w:tcMar>
+              <w:top w:type="dxa" w:w="60"/>
+              <w:left w:type="dxa" w:w="120"/>
+              <w:bottom w:type="dxa" w:w="60"/>
+              <w:right w:type="dxa" w:w="120"/>
+            </w:tcMar>
+            <w:vAlign w:val="center"/>
+          </w:tcPr>
+          <w:p>
+            <w:r>
+              <w:rPr>
+                <w:sz w:val="20"/>
+                <w:szCs w:val="20"/>
               </w:rPr>
               <w:t xml:space="preserve">健康检查</w:t>
             </w:r>
           </w:p>
         </w:tc>
         <w:tc>
-          <w:p>
-            <w:r>
-              <w:rPr>
-                <w:sz w:val="21"/>
-                <w:szCs w:val="21"/>
+          <w:tcPr>
+            <w:tcW w:type="dxa" w:w="4513"/>
+            <w:gridSpan w:val="2"/>
+            <w:tcBorders>
+              <w:top w:val="single" w:color="BFBFBF" w:sz="4"/>
+              <w:left w:val="single" w:color="BFBFBF" w:sz="4"/>
+              <w:bottom w:val="single" w:color="BFBFBF" w:sz="4"/>
+              <w:right w:val="single" w:color="BFBFBF" w:sz="4"/>
+            </w:tcBorders>
+            <w:tcMar>
+              <w:top w:type="dxa" w:w="60"/>
+              <w:left w:type="dxa" w:w="120"/>
+              <w:bottom w:type="dxa" w:w="60"/>
+              <w:right w:type="dxa" w:w="120"/>
+            </w:tcMar>
+            <w:vAlign w:val="center"/>
+          </w:tcPr>
+          <w:p>
+            <w:r>
+              <w:rPr>
+                <w:sz w:val="20"/>
+                <w:szCs w:val="20"/>
               </w:rPr>
               <w:t xml:space="preserve">curl -k https://127.0.0.1/api/healthz</w:t>
             </w:r>
@@ -1298,8 +2747,12 @@
     </w:tbl>
     <w:p>
       <w:pPr>
-        <w:pStyle w:val="Heading2"/>
-        <w:spacing w:after="100" w:before="200"/>
+        <w:spacing w:after="120" w:before="0"/>
+      </w:pPr>
+    </w:p>
+    <w:p>
+      <w:pPr>
+        <w:pStyle w:val="Heading1"/>
       </w:pPr>
       <w:r>
         <w:t xml:space="preserve">五、升级说明</w:t>
@@ -1307,12 +2760,12 @@
     </w:p>
     <w:p>
       <w:pPr>
-        <w:spacing w:after="40" w:before="40"/>
+        <w:spacing w:after="100" w:before="60" w:line="320"/>
       </w:pPr>
       <w:r>
         <w:rPr>
-          <w:sz w:val="22"/>
-          <w:szCs w:val="22"/>
+          <w:sz w:val="21"/>
+          <w:szCs w:val="21"/>
         </w:rPr>
         <w:t xml:space="preserve">升级前备份（必做）：
 </w:t>
@@ -1320,14 +2773,21 @@
     </w:p>
     <w:p>
       <w:pPr>
-        <w:shd w:fill="F4F4F4"/>
-        <w:spacing w:after="80" w:before="80"/>
+        <w:pBdr>
+          <w:top w:val="single" w:color="D9D9D9" w:sz="2"/>
+          <w:bottom w:val="single" w:color="D9D9D9" w:sz="2"/>
+          <w:left w:val="single" w:color="D9D9D9" w:sz="2"/>
+          <w:right w:val="single" w:color="D9D9D9" w:sz="2"/>
+        </w:pBdr>
+        <w:shd w:fill="F5F6F8"/>
+        <w:spacing w:after="160" w:before="120" w:line="300"/>
+        <w:ind w:left="240" w:right="240"/>
       </w:pPr>
       <w:r>
         <w:rPr>
           <w:rFonts w:ascii="Consolas" w:cs="Consolas" w:eastAsia="Consolas" w:hAnsi="Consolas"/>
-          <w:sz w:val="19"/>
-          <w:szCs w:val="19"/>
+          <w:sz w:val="18"/>
+          <w:szCs w:val="18"/>
         </w:rPr>
         <w:t xml:space="preserve">cp .env .env.bak
 docker-compose exec postgres pg_dump -U postgres meeting &gt; backup-$(date +%F).sql
@@ -1336,12 +2796,12 @@
     </w:p>
     <w:p>
       <w:pPr>
-        <w:spacing w:after="40" w:before="40"/>
+        <w:spacing w:after="100" w:before="60" w:line="320"/>
       </w:pPr>
       <w:r>
         <w:rPr>
-          <w:sz w:val="22"/>
-          <w:szCs w:val="22"/>
+          <w:sz w:val="21"/>
+          <w:szCs w:val="21"/>
         </w:rPr>
         <w:t xml:space="preserve">（SQLite 模式请直接备份对应数据文件/数据卷。）
 </w:t>
@@ -1349,12 +2809,12 @@
     </w:p>
     <w:p>
       <w:pPr>
-        <w:spacing w:after="40" w:before="40"/>
+        <w:spacing w:after="100" w:before="60" w:line="320"/>
       </w:pPr>
       <w:r>
         <w:rPr>
-          <w:sz w:val="22"/>
-          <w:szCs w:val="22"/>
+          <w:sz w:val="21"/>
+          <w:szCs w:val="21"/>
         </w:rPr>
         <w:t xml:space="preserve">执行升级：
 </w:t>
@@ -1362,14 +2822,21 @@
     </w:p>
     <w:p>
       <w:pPr>
-        <w:shd w:fill="F4F4F4"/>
-        <w:spacing w:after="80" w:before="80"/>
+        <w:pBdr>
+          <w:top w:val="single" w:color="D9D9D9" w:sz="2"/>
+          <w:bottom w:val="single" w:color="D9D9D9" w:sz="2"/>
+          <w:left w:val="single" w:color="D9D9D9" w:sz="2"/>
+          <w:right w:val="single" w:color="D9D9D9" w:sz="2"/>
+        </w:pBdr>
+        <w:shd w:fill="F5F6F8"/>
+        <w:spacing w:after="160" w:before="120" w:line="300"/>
+        <w:ind w:left="240" w:right="240"/>
       </w:pPr>
       <w:r>
         <w:rPr>
           <w:rFonts w:ascii="Consolas" w:cs="Consolas" w:eastAsia="Consolas" w:hAnsi="Consolas"/>
-          <w:sz w:val="19"/>
-          <w:szCs w:val="19"/>
+          <w:sz w:val="18"/>
+          <w:szCs w:val="18"/>
         </w:rPr>
         <w:t xml:space="preserve">git pull
 docker-compose up -d --build
@@ -1378,12 +2845,12 @@
     </w:p>
     <w:p>
       <w:pPr>
-        <w:spacing w:after="40" w:before="40"/>
+        <w:spacing w:after="100" w:before="60" w:line="320"/>
       </w:pPr>
       <w:r>
         <w:rPr>
-          <w:sz w:val="22"/>
-          <w:szCs w:val="22"/>
+          <w:sz w:val="21"/>
+          <w:szCs w:val="21"/>
         </w:rPr>
         <w:t xml:space="preserve">升级保留 .env 与数据卷；api 容器启动时自动执行数据库迁移与默认账号写入，无需手动操作。数据库迁移通常不可逆，回滚请优先使用备份恢复。
 </w:t>
@@ -1391,12 +2858,12 @@
     </w:p>
     <w:p>
       <w:pPr>
-        <w:spacing w:after="40" w:before="40"/>
+        <w:spacing w:after="100" w:before="60" w:line="320"/>
       </w:pPr>
       <w:r>
         <w:rPr>
-          <w:sz w:val="22"/>
-          <w:szCs w:val="22"/>
+          <w:sz w:val="21"/>
+          <w:szCs w:val="21"/>
         </w:rPr>
         <w:t xml:space="preserve">升级后检查：健康检查返回正常、admin 可登录、创建快速会议可入会、预约会议提交后可审批并可发起、双人流媒体音视频正常、群组置顶正常；如页面样式异常，清浏览器缓存强制刷新（PWA 缓存更新）。
 </w:t>
@@ -1404,8 +2871,7 @@
     </w:p>
     <w:p>
       <w:pPr>
-        <w:pStyle w:val="Heading2"/>
-        <w:spacing w:after="100" w:before="200"/>
+        <w:pStyle w:val="Heading1"/>
       </w:pPr>
       <w:r>
         <w:t xml:space="preserve">六、卸载说明</w:t>
@@ -1413,14 +2879,21 @@
     </w:p>
     <w:p>
       <w:pPr>
-        <w:shd w:fill="F4F4F4"/>
-        <w:spacing w:after="80" w:before="80"/>
+        <w:pBdr>
+          <w:top w:val="single" w:color="D9D9D9" w:sz="2"/>
+          <w:bottom w:val="single" w:color="D9D9D9" w:sz="2"/>
+          <w:left w:val="single" w:color="D9D9D9" w:sz="2"/>
+          <w:right w:val="single" w:color="D9D9D9" w:sz="2"/>
+        </w:pBdr>
+        <w:shd w:fill="F5F6F8"/>
+        <w:spacing w:after="160" w:before="120" w:line="300"/>
+        <w:ind w:left="240" w:right="240"/>
       </w:pPr>
       <w:r>
         <w:rPr>
           <w:rFonts w:ascii="Consolas" w:cs="Consolas" w:eastAsia="Consolas" w:hAnsi="Consolas"/>
-          <w:sz w:val="19"/>
-          <w:szCs w:val="19"/>
+          <w:sz w:val="18"/>
+          <w:szCs w:val="18"/>
         </w:rPr>
         <w:t xml:space="preserve">docker-compose down
 </w:t>
@@ -1428,12 +2901,12 @@
     </w:p>
     <w:p>
       <w:pPr>
-        <w:spacing w:after="40" w:before="40"/>
+        <w:spacing w:after="100" w:before="60" w:line="320"/>
       </w:pPr>
       <w:r>
         <w:rPr>
-          <w:sz w:val="22"/>
-          <w:szCs w:val="22"/>
+          <w:sz w:val="21"/>
+          <w:szCs w:val="21"/>
         </w:rPr>
         <w:t xml:space="preserve">以上保留数据卷。彻底清理（含数据库与录制数据，谨慎）：
 </w:t>
@@ -1441,14 +2914,21 @@
     </w:p>
     <w:p>
       <w:pPr>
-        <w:shd w:fill="F4F4F4"/>
-        <w:spacing w:after="80" w:before="80"/>
+        <w:pBdr>
+          <w:top w:val="single" w:color="D9D9D9" w:sz="2"/>
+          <w:bottom w:val="single" w:color="D9D9D9" w:sz="2"/>
+          <w:left w:val="single" w:color="D9D9D9" w:sz="2"/>
+          <w:right w:val="single" w:color="D9D9D9" w:sz="2"/>
+        </w:pBdr>
+        <w:shd w:fill="F5F6F8"/>
+        <w:spacing w:after="160" w:before="120" w:line="300"/>
+        <w:ind w:left="240" w:right="240"/>
       </w:pPr>
       <w:r>
         <w:rPr>
           <w:rFonts w:ascii="Consolas" w:cs="Consolas" w:eastAsia="Consolas" w:hAnsi="Consolas"/>
-          <w:sz w:val="19"/>
-          <w:szCs w:val="19"/>
+          <w:sz w:val="18"/>
+          <w:szCs w:val="18"/>
         </w:rPr>
         <w:t xml:space="preserve">docker-compose down -v
 </w:t>
@@ -1456,8 +2936,7 @@
     </w:p>
     <w:p>
       <w:pPr>
-        <w:pStyle w:val="Heading2"/>
-        <w:spacing w:after="100" w:before="200"/>
+        <w:pStyle w:val="Heading1"/>
       </w:pPr>
       <w:r>
         <w:t xml:space="preserve">七、默认账号</w:t>
@@ -1465,7 +2944,7 @@
     </w:p>
     <w:tbl>
       <w:tblPr>
-        <w:tblW w:type="pct" w:w="100%"/>
+        <w:tblW w:type="dxa" w:w="9026"/>
         <w:tblBorders>
           <w:top w:val="single" w:color="auto" w:sz="4"/>
           <w:left w:val="single" w:color="auto" w:sz="4"/>
@@ -1476,62 +2955,150 @@
         </w:tblBorders>
       </w:tblPr>
       <w:tblGrid>
-        <w:gridCol w:w="100"/>
-        <w:gridCol w:w="100"/>
-        <w:gridCol w:w="100"/>
-        <w:gridCol w:w="100"/>
+        <w:gridCol w:w="2257"/>
+        <w:gridCol w:w="2257"/>
+        <w:gridCol w:w="2257"/>
+        <w:gridCol w:w="2257"/>
       </w:tblGrid>
       <w:tr>
         <w:trPr>
           <w:tblHeader/>
         </w:trPr>
         <w:tc>
-          <w:p>
+          <w:tcPr>
+            <w:tcW w:type="dxa" w:w="2257"/>
+            <w:gridSpan w:val="4"/>
+            <w:tcBorders>
+              <w:top w:val="single" w:color="BFBFBF" w:sz="4"/>
+              <w:left w:val="single" w:color="BFBFBF" w:sz="4"/>
+              <w:bottom w:val="single" w:color="BFBFBF" w:sz="4"/>
+              <w:right w:val="single" w:color="BFBFBF" w:sz="4"/>
+            </w:tcBorders>
+            <w:shd w:fill="DEEAF6" w:val="clear"/>
+            <w:tcMar>
+              <w:top w:type="dxa" w:w="60"/>
+              <w:left w:type="dxa" w:w="120"/>
+              <w:bottom w:type="dxa" w:w="60"/>
+              <w:right w:type="dxa" w:w="120"/>
+            </w:tcMar>
+            <w:vAlign w:val="center"/>
+          </w:tcPr>
+          <w:p>
+            <w:pPr>
+              <w:jc w:val="center"/>
+            </w:pPr>
             <w:r>
               <w:rPr>
                 <w:b/>
                 <w:bCs/>
-                <w:sz w:val="21"/>
-                <w:szCs w:val="21"/>
+                <w:color w:val="1F4E79"/>
+                <w:sz w:val="20"/>
+                <w:szCs w:val="20"/>
               </w:rPr>
               <w:t xml:space="preserve">账号</w:t>
             </w:r>
           </w:p>
         </w:tc>
         <w:tc>
-          <w:p>
+          <w:tcPr>
+            <w:tcW w:type="dxa" w:w="2257"/>
+            <w:gridSpan w:val="4"/>
+            <w:tcBorders>
+              <w:top w:val="single" w:color="BFBFBF" w:sz="4"/>
+              <w:left w:val="single" w:color="BFBFBF" w:sz="4"/>
+              <w:bottom w:val="single" w:color="BFBFBF" w:sz="4"/>
+              <w:right w:val="single" w:color="BFBFBF" w:sz="4"/>
+            </w:tcBorders>
+            <w:shd w:fill="DEEAF6" w:val="clear"/>
+            <w:tcMar>
+              <w:top w:type="dxa" w:w="60"/>
+              <w:left w:type="dxa" w:w="120"/>
+              <w:bottom w:type="dxa" w:w="60"/>
+              <w:right w:type="dxa" w:w="120"/>
+            </w:tcMar>
+            <w:vAlign w:val="center"/>
+          </w:tcPr>
+          <w:p>
+            <w:pPr>
+              <w:jc w:val="center"/>
+            </w:pPr>
             <w:r>
               <w:rPr>
                 <w:b/>
                 <w:bCs/>
-                <w:sz w:val="21"/>
-                <w:szCs w:val="21"/>
+                <w:color w:val="1F4E79"/>
+                <w:sz w:val="20"/>
+                <w:szCs w:val="20"/>
               </w:rPr>
               <w:t xml:space="preserve">初始密码</w:t>
             </w:r>
           </w:p>
         </w:tc>
         <w:tc>
-          <w:p>
+          <w:tcPr>
+            <w:tcW w:type="dxa" w:w="2257"/>
+            <w:gridSpan w:val="4"/>
+            <w:tcBorders>
+              <w:top w:val="single" w:color="BFBFBF" w:sz="4"/>
+              <w:left w:val="single" w:color="BFBFBF" w:sz="4"/>
+              <w:bottom w:val="single" w:color="BFBFBF" w:sz="4"/>
+              <w:right w:val="single" w:color="BFBFBF" w:sz="4"/>
+            </w:tcBorders>
+            <w:shd w:fill="DEEAF6" w:val="clear"/>
+            <w:tcMar>
+              <w:top w:type="dxa" w:w="60"/>
+              <w:left w:type="dxa" w:w="120"/>
+              <w:bottom w:type="dxa" w:w="60"/>
+              <w:right w:type="dxa" w:w="120"/>
+            </w:tcMar>
+            <w:vAlign w:val="center"/>
+          </w:tcPr>
+          <w:p>
+            <w:pPr>
+              <w:jc w:val="center"/>
+            </w:pPr>
             <w:r>
               <w:rPr>
                 <w:b/>
                 <w:bCs/>
-                <w:sz w:val="21"/>
-                <w:szCs w:val="21"/>
+                <w:color w:val="1F4E79"/>
+                <w:sz w:val="20"/>
+                <w:szCs w:val="20"/>
               </w:rPr>
               <w:t xml:space="preserve">角色</w:t>
             </w:r>
           </w:p>
         </w:tc>
         <w:tc>
-          <w:p>
+          <w:tcPr>
+            <w:tcW w:type="dxa" w:w="2257"/>
+            <w:gridSpan w:val="4"/>
+            <w:tcBorders>
+              <w:top w:val="single" w:color="BFBFBF" w:sz="4"/>
+              <w:left w:val="single" w:color="BFBFBF" w:sz="4"/>
+              <w:bottom w:val="single" w:color="BFBFBF" w:sz="4"/>
+              <w:right w:val="single" w:color="BFBFBF" w:sz="4"/>
+            </w:tcBorders>
+            <w:shd w:fill="DEEAF6" w:val="clear"/>
+            <w:tcMar>
+              <w:top w:type="dxa" w:w="60"/>
+              <w:left w:type="dxa" w:w="120"/>
+              <w:bottom w:type="dxa" w:w="60"/>
+              <w:right w:type="dxa" w:w="120"/>
+            </w:tcMar>
+            <w:vAlign w:val="center"/>
+          </w:tcPr>
+          <w:p>
+            <w:pPr>
+              <w:jc w:val="center"/>
+            </w:pPr>
             <w:r>
               <w:rPr>
                 <w:b/>
                 <w:bCs/>
-                <w:sz w:val="21"/>
-                <w:szCs w:val="21"/>
+                <w:color w:val="1F4E79"/>
+                <w:sz w:val="20"/>
+                <w:szCs w:val="20"/>
               </w:rPr>
               <w:t xml:space="preserve">说明</w:t>
             </w:r>
@@ -1540,44 +3107,112 @@
       </w:tr>
       <w:tr>
         <w:tc>
-          <w:p>
-            <w:r>
-              <w:rPr>
-                <w:sz w:val="21"/>
-                <w:szCs w:val="21"/>
+          <w:tcPr>
+            <w:tcW w:type="dxa" w:w="2257"/>
+            <w:gridSpan w:val="4"/>
+            <w:tcBorders>
+              <w:top w:val="single" w:color="BFBFBF" w:sz="4"/>
+              <w:left w:val="single" w:color="BFBFBF" w:sz="4"/>
+              <w:bottom w:val="single" w:color="BFBFBF" w:sz="4"/>
+              <w:right w:val="single" w:color="BFBFBF" w:sz="4"/>
+            </w:tcBorders>
+            <w:tcMar>
+              <w:top w:type="dxa" w:w="60"/>
+              <w:left w:type="dxa" w:w="120"/>
+              <w:bottom w:type="dxa" w:w="60"/>
+              <w:right w:type="dxa" w:w="120"/>
+            </w:tcMar>
+            <w:vAlign w:val="center"/>
+          </w:tcPr>
+          <w:p>
+            <w:r>
+              <w:rPr>
+                <w:sz w:val="20"/>
+                <w:szCs w:val="20"/>
               </w:rPr>
               <w:t xml:space="preserve">admin</w:t>
             </w:r>
           </w:p>
         </w:tc>
         <w:tc>
-          <w:p>
-            <w:r>
-              <w:rPr>
-                <w:sz w:val="21"/>
-                <w:szCs w:val="21"/>
+          <w:tcPr>
+            <w:tcW w:type="dxa" w:w="2257"/>
+            <w:gridSpan w:val="4"/>
+            <w:tcBorders>
+              <w:top w:val="single" w:color="BFBFBF" w:sz="4"/>
+              <w:left w:val="single" w:color="BFBFBF" w:sz="4"/>
+              <w:bottom w:val="single" w:color="BFBFBF" w:sz="4"/>
+              <w:right w:val="single" w:color="BFBFBF" w:sz="4"/>
+            </w:tcBorders>
+            <w:tcMar>
+              <w:top w:type="dxa" w:w="60"/>
+              <w:left w:type="dxa" w:w="120"/>
+              <w:bottom w:type="dxa" w:w="60"/>
+              <w:right w:type="dxa" w:w="120"/>
+            </w:tcMar>
+            <w:vAlign w:val="center"/>
+          </w:tcPr>
+          <w:p>
+            <w:r>
+              <w:rPr>
+                <w:sz w:val="20"/>
+                <w:szCs w:val="20"/>
               </w:rPr>
               <w:t xml:space="preserve">admin123</w:t>
             </w:r>
           </w:p>
         </w:tc>
         <w:tc>
-          <w:p>
-            <w:r>
-              <w:rPr>
-                <w:sz w:val="21"/>
-                <w:szCs w:val="21"/>
+          <w:tcPr>
+            <w:tcW w:type="dxa" w:w="2257"/>
+            <w:gridSpan w:val="4"/>
+            <w:tcBorders>
+              <w:top w:val="single" w:color="BFBFBF" w:sz="4"/>
+              <w:left w:val="single" w:color="BFBFBF" w:sz="4"/>
+              <w:bottom w:val="single" w:color="BFBFBF" w:sz="4"/>
+              <w:right w:val="single" w:color="BFBFBF" w:sz="4"/>
+            </w:tcBorders>
+            <w:tcMar>
+              <w:top w:type="dxa" w:w="60"/>
+              <w:left w:type="dxa" w:w="120"/>
+              <w:bottom w:type="dxa" w:w="60"/>
+              <w:right w:type="dxa" w:w="120"/>
+            </w:tcMar>
+            <w:vAlign w:val="center"/>
+          </w:tcPr>
+          <w:p>
+            <w:r>
+              <w:rPr>
+                <w:sz w:val="20"/>
+                <w:szCs w:val="20"/>
               </w:rPr>
               <w:t xml:space="preserve">超级管理员</w:t>
             </w:r>
           </w:p>
         </w:tc>
         <w:tc>
-          <w:p>
-            <w:r>
-              <w:rPr>
-                <w:sz w:val="21"/>
-                <w:szCs w:val="21"/>
+          <w:tcPr>
+            <w:tcW w:type="dxa" w:w="2257"/>
+            <w:gridSpan w:val="4"/>
+            <w:tcBorders>
+              <w:top w:val="single" w:color="BFBFBF" w:sz="4"/>
+              <w:left w:val="single" w:color="BFBFBF" w:sz="4"/>
+              <w:bottom w:val="single" w:color="BFBFBF" w:sz="4"/>
+              <w:right w:val="single" w:color="BFBFBF" w:sz="4"/>
+            </w:tcBorders>
+            <w:tcMar>
+              <w:top w:type="dxa" w:w="60"/>
+              <w:left w:type="dxa" w:w="120"/>
+              <w:bottom w:type="dxa" w:w="60"/>
+              <w:right w:type="dxa" w:w="120"/>
+            </w:tcMar>
+            <w:vAlign w:val="center"/>
+          </w:tcPr>
+          <w:p>
+            <w:r>
+              <w:rPr>
+                <w:sz w:val="20"/>
+                <w:szCs w:val="20"/>
               </w:rPr>
               <w:t xml:space="preserve">全部权限</w:t>
             </w:r>
@@ -1586,44 +3221,112 @@
       </w:tr>
       <w:tr>
         <w:tc>
-          <w:p>
-            <w:r>
-              <w:rPr>
-                <w:sz w:val="21"/>
-                <w:szCs w:val="21"/>
+          <w:tcPr>
+            <w:tcW w:type="dxa" w:w="2257"/>
+            <w:gridSpan w:val="4"/>
+            <w:tcBorders>
+              <w:top w:val="single" w:color="BFBFBF" w:sz="4"/>
+              <w:left w:val="single" w:color="BFBFBF" w:sz="4"/>
+              <w:bottom w:val="single" w:color="BFBFBF" w:sz="4"/>
+              <w:right w:val="single" w:color="BFBFBF" w:sz="4"/>
+            </w:tcBorders>
+            <w:tcMar>
+              <w:top w:type="dxa" w:w="60"/>
+              <w:left w:type="dxa" w:w="120"/>
+              <w:bottom w:type="dxa" w:w="60"/>
+              <w:right w:type="dxa" w:w="120"/>
+            </w:tcMar>
+            <w:vAlign w:val="center"/>
+          </w:tcPr>
+          <w:p>
+            <w:r>
+              <w:rPr>
+                <w:sz w:val="20"/>
+                <w:szCs w:val="20"/>
               </w:rPr>
               <w:t xml:space="preserve">sysadmin</w:t>
             </w:r>
           </w:p>
         </w:tc>
         <w:tc>
-          <w:p>
-            <w:r>
-              <w:rPr>
-                <w:sz w:val="21"/>
-                <w:szCs w:val="21"/>
+          <w:tcPr>
+            <w:tcW w:type="dxa" w:w="2257"/>
+            <w:gridSpan w:val="4"/>
+            <w:tcBorders>
+              <w:top w:val="single" w:color="BFBFBF" w:sz="4"/>
+              <w:left w:val="single" w:color="BFBFBF" w:sz="4"/>
+              <w:bottom w:val="single" w:color="BFBFBF" w:sz="4"/>
+              <w:right w:val="single" w:color="BFBFBF" w:sz="4"/>
+            </w:tcBorders>
+            <w:tcMar>
+              <w:top w:type="dxa" w:w="60"/>
+              <w:left w:type="dxa" w:w="120"/>
+              <w:bottom w:type="dxa" w:w="60"/>
+              <w:right w:type="dxa" w:w="120"/>
+            </w:tcMar>
+            <w:vAlign w:val="center"/>
+          </w:tcPr>
+          <w:p>
+            <w:r>
+              <w:rPr>
+                <w:sz w:val="20"/>
+                <w:szCs w:val="20"/>
               </w:rPr>
               <w:t xml:space="preserve">Admin@123</w:t>
             </w:r>
           </w:p>
         </w:tc>
         <w:tc>
-          <w:p>
-            <w:r>
-              <w:rPr>
-                <w:sz w:val="21"/>
-                <w:szCs w:val="21"/>
+          <w:tcPr>
+            <w:tcW w:type="dxa" w:w="2257"/>
+            <w:gridSpan w:val="4"/>
+            <w:tcBorders>
+              <w:top w:val="single" w:color="BFBFBF" w:sz="4"/>
+              <w:left w:val="single" w:color="BFBFBF" w:sz="4"/>
+              <w:bottom w:val="single" w:color="BFBFBF" w:sz="4"/>
+              <w:right w:val="single" w:color="BFBFBF" w:sz="4"/>
+            </w:tcBorders>
+            <w:tcMar>
+              <w:top w:type="dxa" w:w="60"/>
+              <w:left w:type="dxa" w:w="120"/>
+              <w:bottom w:type="dxa" w:w="60"/>
+              <w:right w:type="dxa" w:w="120"/>
+            </w:tcMar>
+            <w:vAlign w:val="center"/>
+          </w:tcPr>
+          <w:p>
+            <w:r>
+              <w:rPr>
+                <w:sz w:val="20"/>
+                <w:szCs w:val="20"/>
               </w:rPr>
               <w:t xml:space="preserve">系统管理员</w:t>
             </w:r>
           </w:p>
         </w:tc>
         <w:tc>
-          <w:p>
-            <w:r>
-              <w:rPr>
-                <w:sz w:val="21"/>
-                <w:szCs w:val="21"/>
+          <w:tcPr>
+            <w:tcW w:type="dxa" w:w="2257"/>
+            <w:gridSpan w:val="4"/>
+            <w:tcBorders>
+              <w:top w:val="single" w:color="BFBFBF" w:sz="4"/>
+              <w:left w:val="single" w:color="BFBFBF" w:sz="4"/>
+              <w:bottom w:val="single" w:color="BFBFBF" w:sz="4"/>
+              <w:right w:val="single" w:color="BFBFBF" w:sz="4"/>
+            </w:tcBorders>
+            <w:tcMar>
+              <w:top w:type="dxa" w:w="60"/>
+              <w:left w:type="dxa" w:w="120"/>
+              <w:bottom w:type="dxa" w:w="60"/>
+              <w:right w:type="dxa" w:w="120"/>
+            </w:tcMar>
+            <w:vAlign w:val="center"/>
+          </w:tcPr>
+          <w:p>
+            <w:r>
+              <w:rPr>
+                <w:sz w:val="20"/>
+                <w:szCs w:val="20"/>
               </w:rPr>
               <w:t xml:space="preserve">首次登录强制修改密码</w:t>
             </w:r>
@@ -1632,44 +3335,112 @@
       </w:tr>
       <w:tr>
         <w:tc>
-          <w:p>
-            <w:r>
-              <w:rPr>
-                <w:sz w:val="21"/>
-                <w:szCs w:val="21"/>
+          <w:tcPr>
+            <w:tcW w:type="dxa" w:w="2257"/>
+            <w:gridSpan w:val="4"/>
+            <w:tcBorders>
+              <w:top w:val="single" w:color="BFBFBF" w:sz="4"/>
+              <w:left w:val="single" w:color="BFBFBF" w:sz="4"/>
+              <w:bottom w:val="single" w:color="BFBFBF" w:sz="4"/>
+              <w:right w:val="single" w:color="BFBFBF" w:sz="4"/>
+            </w:tcBorders>
+            <w:tcMar>
+              <w:top w:type="dxa" w:w="60"/>
+              <w:left w:type="dxa" w:w="120"/>
+              <w:bottom w:type="dxa" w:w="60"/>
+              <w:right w:type="dxa" w:w="120"/>
+            </w:tcMar>
+            <w:vAlign w:val="center"/>
+          </w:tcPr>
+          <w:p>
+            <w:r>
+              <w:rPr>
+                <w:sz w:val="20"/>
+                <w:szCs w:val="20"/>
               </w:rPr>
               <w:t xml:space="preserve">authadmin</w:t>
             </w:r>
           </w:p>
         </w:tc>
         <w:tc>
-          <w:p>
-            <w:r>
-              <w:rPr>
-                <w:sz w:val="21"/>
-                <w:szCs w:val="21"/>
+          <w:tcPr>
+            <w:tcW w:type="dxa" w:w="2257"/>
+            <w:gridSpan w:val="4"/>
+            <w:tcBorders>
+              <w:top w:val="single" w:color="BFBFBF" w:sz="4"/>
+              <w:left w:val="single" w:color="BFBFBF" w:sz="4"/>
+              <w:bottom w:val="single" w:color="BFBFBF" w:sz="4"/>
+              <w:right w:val="single" w:color="BFBFBF" w:sz="4"/>
+            </w:tcBorders>
+            <w:tcMar>
+              <w:top w:type="dxa" w:w="60"/>
+              <w:left w:type="dxa" w:w="120"/>
+              <w:bottom w:type="dxa" w:w="60"/>
+              <w:right w:type="dxa" w:w="120"/>
+            </w:tcMar>
+            <w:vAlign w:val="center"/>
+          </w:tcPr>
+          <w:p>
+            <w:r>
+              <w:rPr>
+                <w:sz w:val="20"/>
+                <w:szCs w:val="20"/>
               </w:rPr>
               <w:t xml:space="preserve">Admin@123</w:t>
             </w:r>
           </w:p>
         </w:tc>
         <w:tc>
-          <w:p>
-            <w:r>
-              <w:rPr>
-                <w:sz w:val="21"/>
-                <w:szCs w:val="21"/>
+          <w:tcPr>
+            <w:tcW w:type="dxa" w:w="2257"/>
+            <w:gridSpan w:val="4"/>
+            <w:tcBorders>
+              <w:top w:val="single" w:color="BFBFBF" w:sz="4"/>
+              <w:left w:val="single" w:color="BFBFBF" w:sz="4"/>
+              <w:bottom w:val="single" w:color="BFBFBF" w:sz="4"/>
+              <w:right w:val="single" w:color="BFBFBF" w:sz="4"/>
+            </w:tcBorders>
+            <w:tcMar>
+              <w:top w:type="dxa" w:w="60"/>
+              <w:left w:type="dxa" w:w="120"/>
+              <w:bottom w:type="dxa" w:w="60"/>
+              <w:right w:type="dxa" w:w="120"/>
+            </w:tcMar>
+            <w:vAlign w:val="center"/>
+          </w:tcPr>
+          <w:p>
+            <w:r>
+              <w:rPr>
+                <w:sz w:val="20"/>
+                <w:szCs w:val="20"/>
               </w:rPr>
               <w:t xml:space="preserve">授权管理员</w:t>
             </w:r>
           </w:p>
         </w:tc>
         <w:tc>
-          <w:p>
-            <w:r>
-              <w:rPr>
-                <w:sz w:val="21"/>
-                <w:szCs w:val="21"/>
+          <w:tcPr>
+            <w:tcW w:type="dxa" w:w="2257"/>
+            <w:gridSpan w:val="4"/>
+            <w:tcBorders>
+              <w:top w:val="single" w:color="BFBFBF" w:sz="4"/>
+              <w:left w:val="single" w:color="BFBFBF" w:sz="4"/>
+              <w:bottom w:val="single" w:color="BFBFBF" w:sz="4"/>
+              <w:right w:val="single" w:color="BFBFBF" w:sz="4"/>
+            </w:tcBorders>
+            <w:tcMar>
+              <w:top w:type="dxa" w:w="60"/>
+              <w:left w:type="dxa" w:w="120"/>
+              <w:bottom w:type="dxa" w:w="60"/>
+              <w:right w:type="dxa" w:w="120"/>
+            </w:tcMar>
+            <w:vAlign w:val="center"/>
+          </w:tcPr>
+          <w:p>
+            <w:r>
+              <w:rPr>
+                <w:sz w:val="20"/>
+                <w:szCs w:val="20"/>
               </w:rPr>
               <w:t xml:space="preserve">首次登录强制修改密码</w:t>
             </w:r>
@@ -1678,44 +3449,112 @@
       </w:tr>
       <w:tr>
         <w:tc>
-          <w:p>
-            <w:r>
-              <w:rPr>
-                <w:sz w:val="21"/>
-                <w:szCs w:val="21"/>
+          <w:tcPr>
+            <w:tcW w:type="dxa" w:w="2257"/>
+            <w:gridSpan w:val="4"/>
+            <w:tcBorders>
+              <w:top w:val="single" w:color="BFBFBF" w:sz="4"/>
+              <w:left w:val="single" w:color="BFBFBF" w:sz="4"/>
+              <w:bottom w:val="single" w:color="BFBFBF" w:sz="4"/>
+              <w:right w:val="single" w:color="BFBFBF" w:sz="4"/>
+            </w:tcBorders>
+            <w:tcMar>
+              <w:top w:type="dxa" w:w="60"/>
+              <w:left w:type="dxa" w:w="120"/>
+              <w:bottom w:type="dxa" w:w="60"/>
+              <w:right w:type="dxa" w:w="120"/>
+            </w:tcMar>
+            <w:vAlign w:val="center"/>
+          </w:tcPr>
+          <w:p>
+            <w:r>
+              <w:rPr>
+                <w:sz w:val="20"/>
+                <w:szCs w:val="20"/>
               </w:rPr>
               <w:t xml:space="preserve">auditadmin</w:t>
             </w:r>
           </w:p>
         </w:tc>
         <w:tc>
-          <w:p>
-            <w:r>
-              <w:rPr>
-                <w:sz w:val="21"/>
-                <w:szCs w:val="21"/>
+          <w:tcPr>
+            <w:tcW w:type="dxa" w:w="2257"/>
+            <w:gridSpan w:val="4"/>
+            <w:tcBorders>
+              <w:top w:val="single" w:color="BFBFBF" w:sz="4"/>
+              <w:left w:val="single" w:color="BFBFBF" w:sz="4"/>
+              <w:bottom w:val="single" w:color="BFBFBF" w:sz="4"/>
+              <w:right w:val="single" w:color="BFBFBF" w:sz="4"/>
+            </w:tcBorders>
+            <w:tcMar>
+              <w:top w:type="dxa" w:w="60"/>
+              <w:left w:type="dxa" w:w="120"/>
+              <w:bottom w:type="dxa" w:w="60"/>
+              <w:right w:type="dxa" w:w="120"/>
+            </w:tcMar>
+            <w:vAlign w:val="center"/>
+          </w:tcPr>
+          <w:p>
+            <w:r>
+              <w:rPr>
+                <w:sz w:val="20"/>
+                <w:szCs w:val="20"/>
               </w:rPr>
               <w:t xml:space="preserve">Admin@123</w:t>
             </w:r>
           </w:p>
         </w:tc>
         <w:tc>
-          <w:p>
-            <w:r>
-              <w:rPr>
-                <w:sz w:val="21"/>
-                <w:szCs w:val="21"/>
+          <w:tcPr>
+            <w:tcW w:type="dxa" w:w="2257"/>
+            <w:gridSpan w:val="4"/>
+            <w:tcBorders>
+              <w:top w:val="single" w:color="BFBFBF" w:sz="4"/>
+              <w:left w:val="single" w:color="BFBFBF" w:sz="4"/>
+              <w:bottom w:val="single" w:color="BFBFBF" w:sz="4"/>
+              <w:right w:val="single" w:color="BFBFBF" w:sz="4"/>
+            </w:tcBorders>
+            <w:tcMar>
+              <w:top w:type="dxa" w:w="60"/>
+              <w:left w:type="dxa" w:w="120"/>
+              <w:bottom w:type="dxa" w:w="60"/>
+              <w:right w:type="dxa" w:w="120"/>
+            </w:tcMar>
+            <w:vAlign w:val="center"/>
+          </w:tcPr>
+          <w:p>
+            <w:r>
+              <w:rPr>
+                <w:sz w:val="20"/>
+                <w:szCs w:val="20"/>
               </w:rPr>
               <w:t xml:space="preserve">审计管理员</w:t>
             </w:r>
           </w:p>
         </w:tc>
         <w:tc>
-          <w:p>
-            <w:r>
-              <w:rPr>
-                <w:sz w:val="21"/>
-                <w:szCs w:val="21"/>
+          <w:tcPr>
+            <w:tcW w:type="dxa" w:w="2257"/>
+            <w:gridSpan w:val="4"/>
+            <w:tcBorders>
+              <w:top w:val="single" w:color="BFBFBF" w:sz="4"/>
+              <w:left w:val="single" w:color="BFBFBF" w:sz="4"/>
+              <w:bottom w:val="single" w:color="BFBFBF" w:sz="4"/>
+              <w:right w:val="single" w:color="BFBFBF" w:sz="4"/>
+            </w:tcBorders>
+            <w:tcMar>
+              <w:top w:type="dxa" w:w="60"/>
+              <w:left w:type="dxa" w:w="120"/>
+              <w:bottom w:type="dxa" w:w="60"/>
+              <w:right w:type="dxa" w:w="120"/>
+            </w:tcMar>
+            <w:vAlign w:val="center"/>
+          </w:tcPr>
+          <w:p>
+            <w:r>
+              <w:rPr>
+                <w:sz w:val="20"/>
+                <w:szCs w:val="20"/>
               </w:rPr>
               <w:t xml:space="preserve">首次登录强制修改密码</w:t>
             </w:r>
@@ -1724,44 +3563,112 @@
       </w:tr>
       <w:tr>
         <w:tc>
-          <w:p>
-            <w:r>
-              <w:rPr>
-                <w:sz w:val="21"/>
-                <w:szCs w:val="21"/>
+          <w:tcPr>
+            <w:tcW w:type="dxa" w:w="2257"/>
+            <w:gridSpan w:val="4"/>
+            <w:tcBorders>
+              <w:top w:val="single" w:color="BFBFBF" w:sz="4"/>
+              <w:left w:val="single" w:color="BFBFBF" w:sz="4"/>
+              <w:bottom w:val="single" w:color="BFBFBF" w:sz="4"/>
+              <w:right w:val="single" w:color="BFBFBF" w:sz="4"/>
+            </w:tcBorders>
+            <w:tcMar>
+              <w:top w:type="dxa" w:w="60"/>
+              <w:left w:type="dxa" w:w="120"/>
+              <w:bottom w:type="dxa" w:w="60"/>
+              <w:right w:type="dxa" w:w="120"/>
+            </w:tcMar>
+            <w:vAlign w:val="center"/>
+          </w:tcPr>
+          <w:p>
+            <w:r>
+              <w:rPr>
+                <w:sz w:val="20"/>
+                <w:szCs w:val="20"/>
               </w:rPr>
               <w:t xml:space="preserve">meeting</w:t>
             </w:r>
           </w:p>
         </w:tc>
         <w:tc>
-          <w:p>
-            <w:r>
-              <w:rPr>
-                <w:sz w:val="21"/>
-                <w:szCs w:val="21"/>
+          <w:tcPr>
+            <w:tcW w:type="dxa" w:w="2257"/>
+            <w:gridSpan w:val="4"/>
+            <w:tcBorders>
+              <w:top w:val="single" w:color="BFBFBF" w:sz="4"/>
+              <w:left w:val="single" w:color="BFBFBF" w:sz="4"/>
+              <w:bottom w:val="single" w:color="BFBFBF" w:sz="4"/>
+              <w:right w:val="single" w:color="BFBFBF" w:sz="4"/>
+            </w:tcBorders>
+            <w:tcMar>
+              <w:top w:type="dxa" w:w="60"/>
+              <w:left w:type="dxa" w:w="120"/>
+              <w:bottom w:type="dxa" w:w="60"/>
+              <w:right w:type="dxa" w:w="120"/>
+            </w:tcMar>
+            <w:vAlign w:val="center"/>
+          </w:tcPr>
+          <w:p>
+            <w:r>
+              <w:rPr>
+                <w:sz w:val="20"/>
+                <w:szCs w:val="20"/>
               </w:rPr>
               <w:t xml:space="preserve">Admin@123</w:t>
             </w:r>
           </w:p>
         </w:tc>
         <w:tc>
-          <w:p>
-            <w:r>
-              <w:rPr>
-                <w:sz w:val="21"/>
-                <w:szCs w:val="21"/>
+          <w:tcPr>
+            <w:tcW w:type="dxa" w:w="2257"/>
+            <w:gridSpan w:val="4"/>
+            <w:tcBorders>
+              <w:top w:val="single" w:color="BFBFBF" w:sz="4"/>
+              <w:left w:val="single" w:color="BFBFBF" w:sz="4"/>
+              <w:bottom w:val="single" w:color="BFBFBF" w:sz="4"/>
+              <w:right w:val="single" w:color="BFBFBF" w:sz="4"/>
+            </w:tcBorders>
+            <w:tcMar>
+              <w:top w:type="dxa" w:w="60"/>
+              <w:left w:type="dxa" w:w="120"/>
+              <w:bottom w:type="dxa" w:w="60"/>
+              <w:right w:type="dxa" w:w="120"/>
+            </w:tcMar>
+            <w:vAlign w:val="center"/>
+          </w:tcPr>
+          <w:p>
+            <w:r>
+              <w:rPr>
+                <w:sz w:val="20"/>
+                <w:szCs w:val="20"/>
               </w:rPr>
               <w:t xml:space="preserve">普通用户</w:t>
             </w:r>
           </w:p>
         </w:tc>
         <w:tc>
-          <w:p>
-            <w:r>
-              <w:rPr>
-                <w:sz w:val="21"/>
-                <w:szCs w:val="21"/>
+          <w:tcPr>
+            <w:tcW w:type="dxa" w:w="2257"/>
+            <w:gridSpan w:val="4"/>
+            <w:tcBorders>
+              <w:top w:val="single" w:color="BFBFBF" w:sz="4"/>
+              <w:left w:val="single" w:color="BFBFBF" w:sz="4"/>
+              <w:bottom w:val="single" w:color="BFBFBF" w:sz="4"/>
+              <w:right w:val="single" w:color="BFBFBF" w:sz="4"/>
+            </w:tcBorders>
+            <w:tcMar>
+              <w:top w:type="dxa" w:w="60"/>
+              <w:left w:type="dxa" w:w="120"/>
+              <w:bottom w:type="dxa" w:w="60"/>
+              <w:right w:type="dxa" w:w="120"/>
+            </w:tcMar>
+            <w:vAlign w:val="center"/>
+          </w:tcPr>
+          <w:p>
+            <w:r>
+              <w:rPr>
+                <w:sz w:val="20"/>
+                <w:szCs w:val="20"/>
               </w:rPr>
               <w:t xml:space="preserve">首次登录强制修改密码</w:t>
             </w:r>
@@ -1771,12 +3678,17 @@
     </w:tbl>
     <w:p>
       <w:pPr>
-        <w:spacing w:after="40" w:before="40"/>
+        <w:spacing w:after="120" w:before="0"/>
+      </w:pPr>
+    </w:p>
+    <w:p>
+      <w:pPr>
+        <w:spacing w:after="100" w:before="60" w:line="320"/>
       </w:pPr>
       <w:r>
         <w:rPr>
-          <w:sz w:val="22"/>
-          <w:szCs w:val="22"/>
+          <w:sz w:val="21"/>
+          <w:szCs w:val="21"/>
         </w:rPr>
         <w:t xml:space="preserve">三员分立原则：系统管理员管理用户但不能审批会议申请；授权管理员审批但不能直接操作用户；审计管理员仅查看审计日志。
 </w:t>
@@ -1784,12 +3696,12 @@
     </w:p>
     <w:p>
       <w:pPr>
-        <w:spacing w:after="40" w:before="40"/>
+        <w:spacing w:after="100" w:before="60" w:line="320"/>
       </w:pPr>
       <w:r>
         <w:rPr>
-          <w:sz w:val="22"/>
-          <w:szCs w:val="22"/>
+          <w:sz w:val="21"/>
+          <w:szCs w:val="21"/>
         </w:rPr>
         <w:t xml:space="preserve">注意：生产环境部署后请立即修改全部默认密码；连续 5 次输错密码账号将锁定 60 秒。
 </w:t>
@@ -1797,8 +3709,7 @@
     </w:p>
     <w:p>
       <w:pPr>
-        <w:pStyle w:val="Heading2"/>
-        <w:spacing w:after="100" w:before="200"/>
+        <w:pStyle w:val="Heading1"/>
       </w:pPr>
       <w:r>
         <w:t xml:space="preserve">八、注意事项</w:t>
@@ -1806,92 +3717,127 @@
     </w:p>
     <w:p>
       <w:pPr>
+        <w:pStyle w:val="ListParagraph"/>
+        <w:numPr>
+          <w:ilvl w:val="0"/>
+          <w:numId w:val="2"/>
+        </w:numPr>
         <w:spacing w:after="40" w:before="40"/>
       </w:pPr>
       <w:r>
         <w:rPr>
-          <w:sz w:val="22"/>
-          <w:szCs w:val="22"/>
+          <w:sz w:val="21"/>
+          <w:szCs w:val="21"/>
         </w:rPr>
-        <w:t xml:space="preserve">• 架构一致性：镜像架构（x86_64/aarch64）必须与目标机 CPU 一致。
+        <w:t xml:space="preserve">架构一致性：镜像架构（x86_64/aarch64）必须与目标机 CPU 一致。
 </w:t>
       </w:r>
     </w:p>
     <w:p>
       <w:pPr>
+        <w:pStyle w:val="ListParagraph"/>
+        <w:numPr>
+          <w:ilvl w:val="0"/>
+          <w:numId w:val="2"/>
+        </w:numPr>
         <w:spacing w:after="40" w:before="40"/>
       </w:pPr>
       <w:r>
         <w:rPr>
-          <w:sz w:val="22"/>
-          <w:szCs w:val="22"/>
+          <w:sz w:val="21"/>
+          <w:szCs w:val="21"/>
         </w:rPr>
-        <w:t xml:space="preserve">• mediasoup 构建（国内网络/老内核）：构建时需编译 mediasoup C++ worker，Dockerfile 已内置 GitHub 代理与 pip 镜像；如默认代理不可用，可构建时换源；老内核系统（如 CentOS 7）必须本地编译，构建耗时 10-15 分钟属正常。
+        <w:t xml:space="preserve">mediasoup 构建（国内网络/老内核）：构建时需编译 mediasoup C++ worker，Dockerfile 已内置 GitHub 代理与 pip 镜像；如默认代理不可用，可构建时换源；老内核系统（如 CentOS 7）必须本地编译，构建耗时 10-15 分钟属正常。
 </w:t>
       </w:r>
     </w:p>
     <w:p>
       <w:pPr>
+        <w:pStyle w:val="ListParagraph"/>
+        <w:numPr>
+          <w:ilvl w:val="0"/>
+          <w:numId w:val="2"/>
+        </w:numPr>
         <w:spacing w:after="40" w:before="40"/>
       </w:pPr>
       <w:r>
         <w:rPr>
-          <w:sz w:val="22"/>
-          <w:szCs w:val="22"/>
+          <w:sz w:val="21"/>
+          <w:szCs w:val="21"/>
         </w:rPr>
-        <w:t xml:space="preserve">• Docker 版本：麒麟/UOS 软件源的 docker.io 版本较旧，建议使用官方静态二进制安装 Docker 20+ 与 Compose v2。
+        <w:t xml:space="preserve">Docker 版本：麒麟/UOS 软件源的 docker.io 版本较旧，建议使用官方静态二进制安装 Docker 20+ 与 Compose v2。
 </w:t>
       </w:r>
     </w:p>
     <w:p>
       <w:pPr>
+        <w:pStyle w:val="ListParagraph"/>
+        <w:numPr>
+          <w:ilvl w:val="0"/>
+          <w:numId w:val="2"/>
+        </w:numPr>
         <w:spacing w:after="40" w:before="40"/>
       </w:pPr>
       <w:r>
         <w:rPr>
-          <w:sz w:val="22"/>
-          <w:szCs w:val="22"/>
+          <w:sz w:val="21"/>
+          <w:szCs w:val="21"/>
         </w:rPr>
-        <w:t xml:space="preserve">• SELinux：如开启 enforcing 模式，需放行 Web 端口或按系统策略配置容器端口映射。
+        <w:t xml:space="preserve">SELinux：如开启 enforcing 模式，需放行 Web 端口或按系统策略配置容器端口映射。
 </w:t>
       </w:r>
     </w:p>
     <w:p>
       <w:pPr>
+        <w:pStyle w:val="ListParagraph"/>
+        <w:numPr>
+          <w:ilvl w:val="0"/>
+          <w:numId w:val="2"/>
+        </w:numPr>
         <w:spacing w:after="40" w:before="40"/>
       </w:pPr>
       <w:r>
         <w:rPr>
-          <w:sz w:val="22"/>
-          <w:szCs w:val="22"/>
+          <w:sz w:val="21"/>
+          <w:szCs w:val="21"/>
         </w:rPr>
-        <w:t xml:space="preserve">• 客户端浏览器：推荐奇安信浏览器（涉密版）、UOS 浏览器或 Chrome 100+；前端构建目标为 ES2020，兼容较老 Chromium 内核。
+        <w:t xml:space="preserve">客户端浏览器：推荐奇安信浏览器（涉密版）、UOS 浏览器或 Chrome 100+；前端构建目标为 ES2020，兼容较老 Chromium 内核。
 </w:t>
       </w:r>
     </w:p>
     <w:p>
       <w:pPr>
+        <w:pStyle w:val="ListParagraph"/>
+        <w:numPr>
+          <w:ilvl w:val="0"/>
+          <w:numId w:val="2"/>
+        </w:numPr>
         <w:spacing w:after="40" w:before="40"/>
       </w:pPr>
       <w:r>
         <w:rPr>
-          <w:sz w:val="22"/>
-          <w:szCs w:val="22"/>
+          <w:sz w:val="21"/>
+          <w:szCs w:val="21"/>
         </w:rPr>
-        <w:t xml:space="preserve">• 会议无声音/无画面：绝大多数为 UDP 40000-41000 未放行，见"三、开放端口"抓包排查；同时确认 MEDIASOUP_ANNOUNCED_IP 为客户端可达 IP。
+        <w:t xml:space="preserve">会议无声音/无画面：绝大多数为 UDP 40000-41000 未放行，见"三、开放端口"抓包排查；同时确认 MEDIASOUP_ANNOUNCED_IP 为客户端可达 IP。
 </w:t>
       </w:r>
     </w:p>
     <w:p>
       <w:pPr>
+        <w:pStyle w:val="ListParagraph"/>
+        <w:numPr>
+          <w:ilvl w:val="0"/>
+          <w:numId w:val="2"/>
+        </w:numPr>
         <w:spacing w:after="40" w:before="40"/>
       </w:pPr>
       <w:r>
         <w:rPr>
-          <w:sz w:val="22"/>
-          <w:szCs w:val="22"/>
+          <w:sz w:val="21"/>
+          <w:szCs w:val="21"/>
         </w:rPr>
-        <w:t xml:space="preserve">• PWA 缓存：升级后如页面异常，请清除浏览器缓存或强制刷新。
+        <w:t xml:space="preserve">PWA 缓存：升级后如页面异常，请清除浏览器缓存或强制刷新。
 </w:t>
       </w:r>
     </w:p>
@@ -2069,8 +4015,26 @@
       </w:pPr>
     </w:lvl>
   </w:abstractNum>
+  <w:abstractNum w:abstractNumId="2" w15:restartNumberingAfterBreak="0">
+    <w:multiLevelType w:val="hybridMultilevel"/>
+    <w:lvl w:ilvl="0" w15:tentative="1">
+      <w:start w:val="1"/>
+      <w:numFmt w:val="bullet"/>
+      <w:lvlText w:val="•"/>
+      <w:lvlJc w:val="left"/>
+      <w:pPr>
+        <w:ind w:left="560" w:hanging="280"/>
+      </w:pPr>
+    </w:lvl>
+  </w:abstractNum>
   <w:num w:numId="1">
     <w:abstractNumId w:val="1"/>
+    <w:lvlOverride w:ilvl="0">
+      <w:startOverride w:val="1"/>
+    </w:lvlOverride>
+  </w:num>
+  <w:num w:numId="2">
+    <w:abstractNumId w:val="2"/>
     <w:lvlOverride w:ilvl="0">
       <w:startOverride w:val="1"/>
     </w:lvlOverride>
@@ -2084,8 +4048,8 @@
     <w:rPrDefault>
       <w:rPr>
         <w:rFonts w:ascii="Microsoft YaHei" w:cs="Microsoft YaHei" w:eastAsia="Microsoft YaHei" w:hAnsi="Microsoft YaHei"/>
-        <w:sz w:val="22"/>
-        <w:szCs w:val="22"/>
+        <w:sz w:val="21"/>
+        <w:szCs w:val="21"/>
       </w:rPr>
     </w:rPrDefault>
     <w:pPrDefault/>
@@ -2261,5 +4225,62 @@
       <w:szCs w:val="20"/>
     </w:rPr>
   </w:style>
+  <w:style w:type="paragraph" w:styleId="Heading1">
+    <w:name w:val="Heading 1"/>
+    <w:basedOn w:val="Normal"/>
+    <w:next w:val="Normal"/>
+    <w:qFormat/>
+    <w:pPr>
+      <w:pBdr>
+        <w:bottom w:val="single" w:color="1F4E79" w:sz="6" w:space="2"/>
+      </w:pBdr>
+      <w:spacing w:after="160" w:before="360"/>
+      <w:outlineLvl w:val="0"/>
+    </w:pPr>
+    <w:rPr>
+      <w:rFonts w:ascii="Microsoft YaHei" w:cs="Microsoft YaHei" w:eastAsia="Microsoft YaHei" w:hAnsi="Microsoft YaHei"/>
+      <w:b/>
+      <w:bCs/>
+      <w:color w:val="1F4E79"/>
+      <w:sz w:val="30"/>
+      <w:szCs w:val="30"/>
+    </w:rPr>
+  </w:style>
+  <w:style w:type="paragraph" w:styleId="Heading2">
+    <w:name w:val="Heading 2"/>
+    <w:basedOn w:val="Normal"/>
+    <w:next w:val="Normal"/>
+    <w:qFormat/>
+    <w:pPr>
+      <w:spacing w:after="100" w:before="240"/>
+      <w:outlineLvl w:val="1"/>
+    </w:pPr>
+    <w:rPr>
+      <w:rFonts w:ascii="Microsoft YaHei" w:cs="Microsoft YaHei" w:eastAsia="Microsoft YaHei" w:hAnsi="Microsoft YaHei"/>
+      <w:b/>
+      <w:bCs/>
+      <w:color w:val="262626"/>
+      <w:sz w:val="25"/>
+      <w:szCs w:val="25"/>
+    </w:rPr>
+  </w:style>
+  <w:style w:type="paragraph" w:styleId="Heading3">
+    <w:name w:val="Heading 3"/>
+    <w:basedOn w:val="Normal"/>
+    <w:next w:val="Normal"/>
+    <w:qFormat/>
+    <w:pPr>
+      <w:spacing w:after="80" w:before="180"/>
+      <w:outlineLvl w:val="2"/>
+    </w:pPr>
+    <w:rPr>
+      <w:rFonts w:ascii="Microsoft YaHei" w:cs="Microsoft YaHei" w:eastAsia="Microsoft YaHei" w:hAnsi="Microsoft YaHei"/>
+      <w:b/>
+      <w:bCs/>
+      <w:color w:val="404040"/>
+      <w:sz w:val="22"/>
+      <w:szCs w:val="22"/>
+    </w:rPr>
+  </w:style>
 </w:styles>
 </file>
--- a/docs/install/项目部署说明-docker-compose.docx
+++ b/docs/install/项目部署说明-docker-compose.docx
@@ -2021,9 +2021,36 @@
           <w:szCs w:val="18"/>
         </w:rPr>
         <w:t xml:space="preserve">sudo firewall-cmd --permanent --add-service=http
-sudo firewall-cmd --permanent --add-service=https
-sudo firewall-cmd --permanent --add-port=40000-41000/udp
-sudo firewall-cmd --reload
+</w:t>
+      </w:r>
+      <w:r>
+        <w:rPr>
+          <w:rFonts w:ascii="Consolas" w:cs="Consolas" w:eastAsia="Consolas" w:hAnsi="Consolas"/>
+          <w:sz w:val="18"/>
+          <w:szCs w:val="18"/>
+        </w:rPr>
+        <w:br/>
+        <w:t xml:space="preserve">sudo firewall-cmd --permanent --add-service=https
+</w:t>
+      </w:r>
+      <w:r>
+        <w:rPr>
+          <w:rFonts w:ascii="Consolas" w:cs="Consolas" w:eastAsia="Consolas" w:hAnsi="Consolas"/>
+          <w:sz w:val="18"/>
+          <w:szCs w:val="18"/>
+        </w:rPr>
+        <w:br/>
+        <w:t xml:space="preserve">sudo firewall-cmd --permanent --add-port=40000-41000/udp
+</w:t>
+      </w:r>
+      <w:r>
+        <w:rPr>
+          <w:rFonts w:ascii="Consolas" w:cs="Consolas" w:eastAsia="Consolas" w:hAnsi="Consolas"/>
+          <w:sz w:val="18"/>
+          <w:szCs w:val="18"/>
+        </w:rPr>
+        <w:br/>
+        <w:t xml:space="preserve">sudo firewall-cmd --reload
 </w:t>
       </w:r>
     </w:p>
@@ -2097,7 +2124,16 @@
           <w:szCs w:val="18"/>
         </w:rPr>
         <w:t xml:space="preserve">cp .env.production.example .env
-vi .env
+</w:t>
+      </w:r>
+      <w:r>
+        <w:rPr>
+          <w:rFonts w:ascii="Consolas" w:cs="Consolas" w:eastAsia="Consolas" w:hAnsi="Consolas"/>
+          <w:sz w:val="18"/>
+          <w:szCs w:val="18"/>
+        </w:rPr>
+        <w:br/>
+        <w:t xml:space="preserve">vi .env
 </w:t>
       </w:r>
     </w:p>
@@ -2790,7 +2826,16 @@
           <w:szCs w:val="18"/>
         </w:rPr>
         <w:t xml:space="preserve">cp .env .env.bak
-docker-compose exec postgres pg_dump -U postgres meeting &gt; backup-$(date +%F).sql
+</w:t>
+      </w:r>
+      <w:r>
+        <w:rPr>
+          <w:rFonts w:ascii="Consolas" w:cs="Consolas" w:eastAsia="Consolas" w:hAnsi="Consolas"/>
+          <w:sz w:val="18"/>
+          <w:szCs w:val="18"/>
+        </w:rPr>
+        <w:br/>
+        <w:t xml:space="preserve">docker-compose exec postgres pg_dump -U postgres meeting &gt; backup-$(date +%F).sql
 </w:t>
       </w:r>
     </w:p>
@@ -2839,7 +2884,16 @@
           <w:szCs w:val="18"/>
         </w:rPr>
         <w:t xml:space="preserve">git pull
-docker-compose up -d --build
+</w:t>
+      </w:r>
+      <w:r>
+        <w:rPr>
+          <w:rFonts w:ascii="Consolas" w:cs="Consolas" w:eastAsia="Consolas" w:hAnsi="Consolas"/>
+          <w:sz w:val="18"/>
+          <w:szCs w:val="18"/>
+        </w:rPr>
+        <w:br/>
+        <w:t xml:space="preserve">docker-compose up -d --build
 </w:t>
       </w:r>
     </w:p>

--- a/docs/install/项目部署说明-docker-compose.docx
+++ b/docs/install/项目部署说明-docker-compose.docx
@@ -231,6 +231,9 @@
             <w:vAlign w:val="center"/>
           </w:tcPr>
           <w:p>
+            <w:pPr>
+              <w:jc w:val="left"/>
+            </w:pPr>
             <w:r>
               <w:rPr>
                 <w:sz w:val="20"/>
@@ -259,6 +262,9 @@
             <w:vAlign w:val="center"/>
           </w:tcPr>
           <w:p>
+            <w:pPr>
+              <w:jc w:val="left"/>
+            </w:pPr>
             <w:r>
               <w:rPr>
                 <w:sz w:val="20"/>
@@ -287,6 +293,9 @@
             <w:vAlign w:val="center"/>
           </w:tcPr>
           <w:p>
+            <w:pPr>
+              <w:jc w:val="left"/>
+            </w:pPr>
             <w:r>
               <w:rPr>
                 <w:sz w:val="20"/>
@@ -315,6 +324,9 @@
             <w:vAlign w:val="center"/>
           </w:tcPr>
           <w:p>
+            <w:pPr>
+              <w:jc w:val="left"/>
+            </w:pPr>
             <w:r>
               <w:rPr>
                 <w:sz w:val="20"/>
@@ -345,6 +357,9 @@
             <w:vAlign w:val="center"/>
           </w:tcPr>
           <w:p>
+            <w:pPr>
+              <w:jc w:val="left"/>
+            </w:pPr>
             <w:r>
               <w:rPr>
                 <w:sz w:val="20"/>
@@ -373,6 +388,9 @@
             <w:vAlign w:val="center"/>
           </w:tcPr>
           <w:p>
+            <w:pPr>
+              <w:jc w:val="left"/>
+            </w:pPr>
             <w:r>
               <w:rPr>
                 <w:sz w:val="20"/>
@@ -401,6 +419,9 @@
             <w:vAlign w:val="center"/>
           </w:tcPr>
           <w:p>
+            <w:pPr>
+              <w:jc w:val="left"/>
+            </w:pPr>
             <w:r>
               <w:rPr>
                 <w:sz w:val="20"/>
@@ -429,6 +450,9 @@
             <w:vAlign w:val="center"/>
           </w:tcPr>
           <w:p>
+            <w:pPr>
+              <w:jc w:val="left"/>
+            </w:pPr>
             <w:r>
               <w:rPr>
                 <w:sz w:val="20"/>
@@ -459,6 +483,9 @@
             <w:vAlign w:val="center"/>
           </w:tcPr>
           <w:p>
+            <w:pPr>
+              <w:jc w:val="left"/>
+            </w:pPr>
             <w:r>
               <w:rPr>
                 <w:sz w:val="20"/>
@@ -487,6 +514,9 @@
             <w:vAlign w:val="center"/>
           </w:tcPr>
           <w:p>
+            <w:pPr>
+              <w:jc w:val="left"/>
+            </w:pPr>
             <w:r>
               <w:rPr>
                 <w:sz w:val="20"/>
@@ -515,6 +545,9 @@
             <w:vAlign w:val="center"/>
           </w:tcPr>
           <w:p>
+            <w:pPr>
+              <w:jc w:val="left"/>
+            </w:pPr>
             <w:r>
               <w:rPr>
                 <w:sz w:val="20"/>
@@ -543,6 +576,9 @@
             <w:vAlign w:val="center"/>
           </w:tcPr>
           <w:p>
+            <w:pPr>
+              <w:jc w:val="left"/>
+            </w:pPr>
             <w:r>
               <w:rPr>
                 <w:sz w:val="20"/>
@@ -573,6 +609,9 @@
             <w:vAlign w:val="center"/>
           </w:tcPr>
           <w:p>
+            <w:pPr>
+              <w:jc w:val="left"/>
+            </w:pPr>
             <w:r>
               <w:rPr>
                 <w:sz w:val="20"/>
@@ -601,6 +640,9 @@
             <w:vAlign w:val="center"/>
           </w:tcPr>
           <w:p>
+            <w:pPr>
+              <w:jc w:val="left"/>
+            </w:pPr>
             <w:r>
               <w:rPr>
                 <w:sz w:val="20"/>
@@ -629,6 +671,9 @@
             <w:vAlign w:val="center"/>
           </w:tcPr>
           <w:p>
+            <w:pPr>
+              <w:jc w:val="left"/>
+            </w:pPr>
             <w:r>
               <w:rPr>
                 <w:sz w:val="20"/>
@@ -657,6 +702,9 @@
             <w:vAlign w:val="center"/>
           </w:tcPr>
           <w:p>
+            <w:pPr>
+              <w:jc w:val="left"/>
+            </w:pPr>
             <w:r>
               <w:rPr>
                 <w:sz w:val="20"/>
@@ -841,6 +889,9 @@
             <w:vAlign w:val="center"/>
           </w:tcPr>
           <w:p>
+            <w:pPr>
+              <w:jc w:val="left"/>
+            </w:pPr>
             <w:r>
               <w:rPr>
                 <w:sz w:val="20"/>
@@ -869,6 +920,9 @@
             <w:vAlign w:val="center"/>
           </w:tcPr>
           <w:p>
+            <w:pPr>
+              <w:jc w:val="left"/>
+            </w:pPr>
             <w:r>
               <w:rPr>
                 <w:sz w:val="20"/>
@@ -897,6 +951,9 @@
             <w:vAlign w:val="center"/>
           </w:tcPr>
           <w:p>
+            <w:pPr>
+              <w:jc w:val="left"/>
+            </w:pPr>
             <w:r>
               <w:rPr>
                 <w:sz w:val="20"/>
@@ -927,6 +984,9 @@
             <w:vAlign w:val="center"/>
           </w:tcPr>
           <w:p>
+            <w:pPr>
+              <w:jc w:val="left"/>
+            </w:pPr>
             <w:r>
               <w:rPr>
                 <w:sz w:val="20"/>
@@ -955,6 +1015,9 @@
             <w:vAlign w:val="center"/>
           </w:tcPr>
           <w:p>
+            <w:pPr>
+              <w:jc w:val="left"/>
+            </w:pPr>
             <w:r>
               <w:rPr>
                 <w:sz w:val="20"/>
@@ -983,6 +1046,9 @@
             <w:vAlign w:val="center"/>
           </w:tcPr>
           <w:p>
+            <w:pPr>
+              <w:jc w:val="left"/>
+            </w:pPr>
             <w:r>
               <w:rPr>
                 <w:sz w:val="20"/>
@@ -1013,6 +1079,9 @@
             <w:vAlign w:val="center"/>
           </w:tcPr>
           <w:p>
+            <w:pPr>
+              <w:jc w:val="left"/>
+            </w:pPr>
             <w:r>
               <w:rPr>
                 <w:sz w:val="20"/>
@@ -1041,6 +1110,9 @@
             <w:vAlign w:val="center"/>
           </w:tcPr>
           <w:p>
+            <w:pPr>
+              <w:jc w:val="left"/>
+            </w:pPr>
             <w:r>
               <w:rPr>
                 <w:sz w:val="20"/>
@@ -1069,6 +1141,9 @@
             <w:vAlign w:val="center"/>
           </w:tcPr>
           <w:p>
+            <w:pPr>
+              <w:jc w:val="left"/>
+            </w:pPr>
             <w:r>
               <w:rPr>
                 <w:sz w:val="20"/>
@@ -1099,6 +1174,9 @@
             <w:vAlign w:val="center"/>
           </w:tcPr>
           <w:p>
+            <w:pPr>
+              <w:jc w:val="left"/>
+            </w:pPr>
             <w:r>
               <w:rPr>
                 <w:sz w:val="20"/>
@@ -1127,6 +1205,9 @@
             <w:vAlign w:val="center"/>
           </w:tcPr>
           <w:p>
+            <w:pPr>
+              <w:jc w:val="left"/>
+            </w:pPr>
             <w:r>
               <w:rPr>
                 <w:sz w:val="20"/>
@@ -1155,6 +1236,9 @@
             <w:vAlign w:val="center"/>
           </w:tcPr>
           <w:p>
+            <w:pPr>
+              <w:jc w:val="left"/>
+            </w:pPr>
             <w:r>
               <w:rPr>
                 <w:sz w:val="20"/>
@@ -1185,6 +1269,9 @@
             <w:vAlign w:val="center"/>
           </w:tcPr>
           <w:p>
+            <w:pPr>
+              <w:jc w:val="left"/>
+            </w:pPr>
             <w:r>
               <w:rPr>
                 <w:sz w:val="20"/>
@@ -1213,6 +1300,9 @@
             <w:vAlign w:val="center"/>
           </w:tcPr>
           <w:p>
+            <w:pPr>
+              <w:jc w:val="left"/>
+            </w:pPr>
             <w:r>
               <w:rPr>
                 <w:sz w:val="20"/>
@@ -1241,6 +1331,9 @@
             <w:vAlign w:val="center"/>
           </w:tcPr>
           <w:p>
+            <w:pPr>
+              <w:jc w:val="left"/>
+            </w:pPr>
             <w:r>
               <w:rPr>
                 <w:sz w:val="20"/>
@@ -1271,6 +1364,9 @@
             <w:vAlign w:val="center"/>
           </w:tcPr>
           <w:p>
+            <w:pPr>
+              <w:jc w:val="left"/>
+            </w:pPr>
             <w:r>
               <w:rPr>
                 <w:sz w:val="20"/>
@@ -1299,6 +1395,9 @@
             <w:vAlign w:val="center"/>
           </w:tcPr>
           <w:p>
+            <w:pPr>
+              <w:jc w:val="left"/>
+            </w:pPr>
             <w:r>
               <w:rPr>
                 <w:sz w:val="20"/>
@@ -1327,6 +1426,9 @@
             <w:vAlign w:val="center"/>
           </w:tcPr>
           <w:p>
+            <w:pPr>
+              <w:jc w:val="left"/>
+            </w:pPr>
             <w:r>
               <w:rPr>
                 <w:sz w:val="20"/>
@@ -1534,6 +1636,9 @@
             <w:vAlign w:val="center"/>
           </w:tcPr>
           <w:p>
+            <w:pPr>
+              <w:jc w:val="left"/>
+            </w:pPr>
             <w:r>
               <w:rPr>
                 <w:sz w:val="20"/>
@@ -1562,6 +1667,9 @@
             <w:vAlign w:val="center"/>
           </w:tcPr>
           <w:p>
+            <w:pPr>
+              <w:jc w:val="left"/>
+            </w:pPr>
             <w:r>
               <w:rPr>
                 <w:sz w:val="20"/>
@@ -1590,6 +1698,9 @@
             <w:vAlign w:val="center"/>
           </w:tcPr>
           <w:p>
+            <w:pPr>
+              <w:jc w:val="left"/>
+            </w:pPr>
             <w:r>
               <w:rPr>
                 <w:sz w:val="20"/>
@@ -1618,6 +1729,9 @@
             <w:vAlign w:val="center"/>
           </w:tcPr>
           <w:p>
+            <w:pPr>
+              <w:jc w:val="left"/>
+            </w:pPr>
             <w:r>
               <w:rPr>
                 <w:sz w:val="20"/>
@@ -1648,6 +1762,9 @@
             <w:vAlign w:val="center"/>
           </w:tcPr>
           <w:p>
+            <w:pPr>
+              <w:jc w:val="left"/>
+            </w:pPr>
             <w:r>
               <w:rPr>
                 <w:sz w:val="20"/>
@@ -1676,6 +1793,9 @@
             <w:vAlign w:val="center"/>
           </w:tcPr>
           <w:p>
+            <w:pPr>
+              <w:jc w:val="left"/>
+            </w:pPr>
             <w:r>
               <w:rPr>
                 <w:sz w:val="20"/>
@@ -1704,6 +1824,9 @@
             <w:vAlign w:val="center"/>
           </w:tcPr>
           <w:p>
+            <w:pPr>
+              <w:jc w:val="left"/>
+            </w:pPr>
             <w:r>
               <w:rPr>
                 <w:sz w:val="20"/>
@@ -1732,6 +1855,9 @@
             <w:vAlign w:val="center"/>
           </w:tcPr>
           <w:p>
+            <w:pPr>
+              <w:jc w:val="left"/>
+            </w:pPr>
             <w:r>
               <w:rPr>
                 <w:sz w:val="20"/>
@@ -1762,6 +1888,9 @@
             <w:vAlign w:val="center"/>
           </w:tcPr>
           <w:p>
+            <w:pPr>
+              <w:jc w:val="left"/>
+            </w:pPr>
             <w:r>
               <w:rPr>
                 <w:sz w:val="20"/>
@@ -1790,6 +1919,9 @@
             <w:vAlign w:val="center"/>
           </w:tcPr>
           <w:p>
+            <w:pPr>
+              <w:jc w:val="left"/>
+            </w:pPr>
             <w:r>
               <w:rPr>
                 <w:sz w:val="20"/>
@@ -1818,6 +1950,9 @@
             <w:vAlign w:val="center"/>
           </w:tcPr>
           <w:p>
+            <w:pPr>
+              <w:jc w:val="left"/>
+            </w:pPr>
             <w:r>
               <w:rPr>
                 <w:sz w:val="20"/>
@@ -1846,6 +1981,9 @@
             <w:vAlign w:val="center"/>
           </w:tcPr>
           <w:p>
+            <w:pPr>
+              <w:jc w:val="left"/>
+            </w:pPr>
             <w:r>
               <w:rPr>
                 <w:sz w:val="20"/>
@@ -1876,6 +2014,9 @@
             <w:vAlign w:val="center"/>
           </w:tcPr>
           <w:p>
+            <w:pPr>
+              <w:jc w:val="left"/>
+            </w:pPr>
             <w:r>
               <w:rPr>
                 <w:sz w:val="20"/>
@@ -1904,6 +2045,9 @@
             <w:vAlign w:val="center"/>
           </w:tcPr>
           <w:p>
+            <w:pPr>
+              <w:jc w:val="left"/>
+            </w:pPr>
             <w:r>
               <w:rPr>
                 <w:sz w:val="20"/>
@@ -1932,6 +2076,9 @@
             <w:vAlign w:val="center"/>
           </w:tcPr>
           <w:p>
+            <w:pPr>
+              <w:jc w:val="left"/>
+            </w:pPr>
             <w:r>
               <w:rPr>
                 <w:sz w:val="20"/>
@@ -1960,6 +2107,9 @@
             <w:vAlign w:val="center"/>
           </w:tcPr>
           <w:p>
+            <w:pPr>
+              <w:jc w:val="left"/>
+            </w:pPr>
             <w:r>
               <w:rPr>
                 <w:sz w:val="20"/>
@@ -2013,6 +2163,7 @@
         <w:shd w:fill="F5F6F8"/>
         <w:spacing w:after="160" w:before="120" w:line="300"/>
         <w:ind w:left="240" w:right="240"/>
+        <w:jc w:val="left"/>
       </w:pPr>
       <w:r>
         <w:rPr>
@@ -2078,6 +2229,7 @@
         <w:shd w:fill="F5F6F8"/>
         <w:spacing w:after="160" w:before="120" w:line="300"/>
         <w:ind w:left="240" w:right="240"/>
+        <w:jc w:val="left"/>
       </w:pPr>
       <w:r>
         <w:rPr>
@@ -2116,6 +2268,7 @@
         <w:shd w:fill="F5F6F8"/>
         <w:spacing w:after="160" w:before="120" w:line="300"/>
         <w:ind w:left="240" w:right="240"/>
+        <w:jc w:val="left"/>
       </w:pPr>
       <w:r>
         <w:rPr>
@@ -2261,6 +2414,9 @@
             <w:vAlign w:val="center"/>
           </w:tcPr>
           <w:p>
+            <w:pPr>
+              <w:jc w:val="left"/>
+            </w:pPr>
             <w:r>
               <w:rPr>
                 <w:sz w:val="20"/>
@@ -2289,6 +2445,9 @@
             <w:vAlign w:val="center"/>
           </w:tcPr>
           <w:p>
+            <w:pPr>
+              <w:jc w:val="left"/>
+            </w:pPr>
             <w:r>
               <w:rPr>
                 <w:sz w:val="20"/>
@@ -2319,6 +2478,9 @@
             <w:vAlign w:val="center"/>
           </w:tcPr>
           <w:p>
+            <w:pPr>
+              <w:jc w:val="left"/>
+            </w:pPr>
             <w:r>
               <w:rPr>
                 <w:sz w:val="20"/>
@@ -2347,6 +2509,9 @@
             <w:vAlign w:val="center"/>
           </w:tcPr>
           <w:p>
+            <w:pPr>
+              <w:jc w:val="left"/>
+            </w:pPr>
             <w:r>
               <w:rPr>
                 <w:sz w:val="20"/>
@@ -2377,6 +2542,9 @@
             <w:vAlign w:val="center"/>
           </w:tcPr>
           <w:p>
+            <w:pPr>
+              <w:jc w:val="left"/>
+            </w:pPr>
             <w:r>
               <w:rPr>
                 <w:sz w:val="20"/>
@@ -2405,6 +2573,9 @@
             <w:vAlign w:val="center"/>
           </w:tcPr>
           <w:p>
+            <w:pPr>
+              <w:jc w:val="left"/>
+            </w:pPr>
             <w:r>
               <w:rPr>
                 <w:sz w:val="20"/>
@@ -2435,6 +2606,9 @@
             <w:vAlign w:val="center"/>
           </w:tcPr>
           <w:p>
+            <w:pPr>
+              <w:jc w:val="left"/>
+            </w:pPr>
             <w:r>
               <w:rPr>
                 <w:sz w:val="20"/>
@@ -2463,6 +2637,9 @@
             <w:vAlign w:val="center"/>
           </w:tcPr>
           <w:p>
+            <w:pPr>
+              <w:jc w:val="left"/>
+            </w:pPr>
             <w:r>
               <w:rPr>
                 <w:sz w:val="20"/>
@@ -2498,6 +2675,7 @@
         <w:shd w:fill="F5F6F8"/>
         <w:spacing w:after="160" w:before="120" w:line="300"/>
         <w:ind w:left="240" w:right="240"/>
+        <w:jc w:val="left"/>
       </w:pPr>
       <w:r>
         <w:rPr>
@@ -2541,6 +2719,7 @@
         <w:shd w:fill="F5F6F8"/>
         <w:spacing w:after="160" w:before="120" w:line="300"/>
         <w:ind w:left="240" w:right="240"/>
+        <w:jc w:val="left"/>
       </w:pPr>
       <w:r>
         <w:rPr>
@@ -2684,6 +2863,9 @@
             <w:vAlign w:val="center"/>
           </w:tcPr>
           <w:p>
+            <w:pPr>
+              <w:jc w:val="left"/>
+            </w:pPr>
             <w:r>
               <w:rPr>
                 <w:sz w:val="20"/>
@@ -2712,6 +2894,9 @@
             <w:vAlign w:val="center"/>
           </w:tcPr>
           <w:p>
+            <w:pPr>
+              <w:jc w:val="left"/>
+            </w:pPr>
             <w:r>
               <w:rPr>
                 <w:sz w:val="20"/>
@@ -2742,6 +2927,9 @@
             <w:vAlign w:val="center"/>
           </w:tcPr>
           <w:p>
+            <w:pPr>
+              <w:jc w:val="left"/>
+            </w:pPr>
             <w:r>
               <w:rPr>
                 <w:sz w:val="20"/>
@@ -2770,6 +2958,9 @@
             <w:vAlign w:val="center"/>
           </w:tcPr>
           <w:p>
+            <w:pPr>
+              <w:jc w:val="left"/>
+            </w:pPr>
             <w:r>
               <w:rPr>
                 <w:sz w:val="20"/>
@@ -2818,6 +3009,7 @@
         <w:shd w:fill="F5F6F8"/>
         <w:spacing w:after="160" w:before="120" w:line="300"/>
         <w:ind w:left="240" w:right="240"/>
+        <w:jc w:val="left"/>
       </w:pPr>
       <w:r>
         <w:rPr>
@@ -2876,6 +3068,7 @@
         <w:shd w:fill="F5F6F8"/>
         <w:spacing w:after="160" w:before="120" w:line="300"/>
         <w:ind w:left="240" w:right="240"/>
+        <w:jc w:val="left"/>
       </w:pPr>
       <w:r>
         <w:rPr>
@@ -2942,6 +3135,7 @@
         <w:shd w:fill="F5F6F8"/>
         <w:spacing w:after="160" w:before="120" w:line="300"/>
         <w:ind w:left="240" w:right="240"/>
+        <w:jc w:val="left"/>
       </w:pPr>
       <w:r>
         <w:rPr>
@@ -2977,6 +3171,7 @@
         <w:shd w:fill="F5F6F8"/>
         <w:spacing w:after="160" w:before="120" w:line="300"/>
         <w:ind w:left="240" w:right="240"/>
+        <w:jc w:val="left"/>
       </w:pPr>
       <w:r>
         <w:rPr>
@@ -3179,6 +3374,9 @@
             <w:vAlign w:val="center"/>
           </w:tcPr>
           <w:p>
+            <w:pPr>
+              <w:jc w:val="left"/>
+            </w:pPr>
             <w:r>
               <w:rPr>
                 <w:sz w:val="20"/>
@@ -3207,6 +3405,9 @@
             <w:vAlign w:val="center"/>
           </w:tcPr>
           <w:p>
+            <w:pPr>
+              <w:jc w:val="left"/>
+            </w:pPr>
             <w:r>
               <w:rPr>
                 <w:sz w:val="20"/>
@@ -3235,6 +3436,9 @@
             <w:vAlign w:val="center"/>
           </w:tcPr>
           <w:p>
+            <w:pPr>
+              <w:jc w:val="left"/>
+            </w:pPr>
             <w:r>
               <w:rPr>
                 <w:sz w:val="20"/>
@@ -3263,6 +3467,9 @@
             <w:vAlign w:val="center"/>
           </w:tcPr>
           <w:p>
+            <w:pPr>
+              <w:jc w:val="left"/>
+            </w:pPr>
             <w:r>
               <w:rPr>
                 <w:sz w:val="20"/>
@@ -3293,6 +3500,9 @@
             <w:vAlign w:val="center"/>
           </w:tcPr>
           <w:p>
+            <w:pPr>
+              <w:jc w:val="left"/>
+            </w:pPr>
             <w:r>
               <w:rPr>
                 <w:sz w:val="20"/>
@@ -3321,6 +3531,9 @@
             <w:vAlign w:val="center"/>
           </w:tcPr>
           <w:p>
+            <w:pPr>
+              <w:jc w:val="left"/>
+            </w:pPr>
             <w:r>
               <w:rPr>
                 <w:sz w:val="20"/>
@@ -3349,6 +3562,9 @@
             <w:vAlign w:val="center"/>
           </w:tcPr>
           <w:p>
+            <w:pPr>
+              <w:jc w:val="left"/>
+            </w:pPr>
             <w:r>
               <w:rPr>
                 <w:sz w:val="20"/>
@@ -3377,6 +3593,9 @@
             <w:vAlign w:val="center"/>
           </w:tcPr>
           <w:p>
+            <w:pPr>
+              <w:jc w:val="left"/>
+            </w:pPr>
             <w:r>
               <w:rPr>
                 <w:sz w:val="20"/>
@@ -3407,6 +3626,9 @@
             <w:vAlign w:val="center"/>
           </w:tcPr>
           <w:p>
+            <w:pPr>
+              <w:jc w:val="left"/>
+            </w:pPr>
             <w:r>
               <w:rPr>
                 <w:sz w:val="20"/>
@@ -3435,6 +3657,9 @@
             <w:vAlign w:val="center"/>
           </w:tcPr>
           <w:p>
+            <w:pPr>
+              <w:jc w:val="left"/>
+            </w:pPr>
             <w:r>
               <w:rPr>
                 <w:sz w:val="20"/>
@@ -3463,6 +3688,9 @@
             <w:vAlign w:val="center"/>
           </w:tcPr>
           <w:p>
+            <w:pPr>
+              <w:jc w:val="left"/>
+            </w:pPr>
             <w:r>
               <w:rPr>
                 <w:sz w:val="20"/>
@@ -3491,6 +3719,9 @@
             <w:vAlign w:val="center"/>
           </w:tcPr>
           <w:p>
+            <w:pPr>
+              <w:jc w:val="left"/>
+            </w:pPr>
             <w:r>
               <w:rPr>
                 <w:sz w:val="20"/>
@@ -3521,6 +3752,9 @@
             <w:vAlign w:val="center"/>
           </w:tcPr>
           <w:p>
+            <w:pPr>
+              <w:jc w:val="left"/>
+            </w:pPr>
             <w:r>
               <w:rPr>
                 <w:sz w:val="20"/>
@@ -3549,6 +3783,9 @@
             <w:vAlign w:val="center"/>
           </w:tcPr>
           <w:p>
+            <w:pPr>
+              <w:jc w:val="left"/>
+            </w:pPr>
             <w:r>
               <w:rPr>
                 <w:sz w:val="20"/>
@@ -3577,6 +3814,9 @@
             <w:vAlign w:val="center"/>
           </w:tcPr>
           <w:p>
+            <w:pPr>
+              <w:jc w:val="left"/>
+            </w:pPr>
             <w:r>
               <w:rPr>
                 <w:sz w:val="20"/>
@@ -3605,6 +3845,9 @@
             <w:vAlign w:val="center"/>
           </w:tcPr>
           <w:p>
+            <w:pPr>
+              <w:jc w:val="left"/>
+            </w:pPr>
             <w:r>
               <w:rPr>
                 <w:sz w:val="20"/>
@@ -3635,6 +3878,9 @@
             <w:vAlign w:val="center"/>
           </w:tcPr>
           <w:p>
+            <w:pPr>
+              <w:jc w:val="left"/>
+            </w:pPr>
             <w:r>
               <w:rPr>
                 <w:sz w:val="20"/>
@@ -3663,6 +3909,9 @@
             <w:vAlign w:val="center"/>
           </w:tcPr>
           <w:p>
+            <w:pPr>
+              <w:jc w:val="left"/>
+            </w:pPr>
             <w:r>
               <w:rPr>
                 <w:sz w:val="20"/>
@@ -3691,6 +3940,9 @@
             <w:vAlign w:val="center"/>
           </w:tcPr>
           <w:p>
+            <w:pPr>
+              <w:jc w:val="left"/>
+            </w:pPr>
             <w:r>
               <w:rPr>
                 <w:sz w:val="20"/>
@@ -3719,6 +3971,9 @@
             <w:vAlign w:val="center"/>
           </w:tcPr>
           <w:p>
+            <w:pPr>
+              <w:jc w:val="left"/>
+            </w:pPr>
             <w:r>
               <w:rPr>
                 <w:sz w:val="20"/>

--- a/docs/install/项目部署说明-docker-compose.docx
+++ b/docs/install/项目部署说明-docker-compose.docx
@@ -2254,7 +2254,121 @@
         <w:pStyle w:val="Heading2"/>
       </w:pPr>
       <w:r>
-        <w:t xml:space="preserve">步骤 1：准备环境文件</w:t>
+        <w:t xml:space="preserve">步骤 1：获取源码到服务器</w:t>
+      </w:r>
+    </w:p>
+    <w:p>
+      <w:pPr>
+        <w:spacing w:after="100" w:before="60" w:line="320"/>
+      </w:pPr>
+      <w:r>
+        <w:rPr>
+          <w:sz w:val="21"/>
+          <w:szCs w:val="21"/>
+        </w:rPr>
+        <w:t xml:space="preserve">将项目源码（含 docker-compose.yml、各服务 Dockerfile、deploy/docker/ 等）上传到目标机：
+</w:t>
+      </w:r>
+    </w:p>
+    <w:p>
+      <w:pPr>
+        <w:pBdr>
+          <w:top w:val="single" w:color="D9D9D9" w:sz="2"/>
+          <w:bottom w:val="single" w:color="D9D9D9" w:sz="2"/>
+          <w:left w:val="single" w:color="D9D9D9" w:sz="2"/>
+          <w:right w:val="single" w:color="D9D9D9" w:sz="2"/>
+        </w:pBdr>
+        <w:shd w:fill="F5F6F8"/>
+        <w:spacing w:after="160" w:before="120" w:line="300"/>
+        <w:ind w:left="240" w:right="240"/>
+        <w:jc w:val="left"/>
+      </w:pPr>
+      <w:r>
+        <w:rPr>
+          <w:rFonts w:ascii="Consolas" w:cs="Consolas" w:eastAsia="Consolas" w:hAnsi="Consolas"/>
+          <w:sz w:val="18"/>
+          <w:szCs w:val="18"/>
+        </w:rPr>
+        <w:t xml:space="preserve"># 方式一：git 拉取（服务器可访问代码仓库时）
+</w:t>
+      </w:r>
+      <w:r>
+        <w:rPr>
+          <w:rFonts w:ascii="Consolas" w:cs="Consolas" w:eastAsia="Consolas" w:hAnsi="Consolas"/>
+          <w:sz w:val="18"/>
+          <w:szCs w:val="18"/>
+        </w:rPr>
+        <w:br/>
+        <w:t xml:space="preserve">git clone &lt;仓库地址&gt; meeting
+</w:t>
+      </w:r>
+      <w:r>
+        <w:rPr>
+          <w:rFonts w:ascii="Consolas" w:cs="Consolas" w:eastAsia="Consolas" w:hAnsi="Consolas"/>
+          <w:sz w:val="18"/>
+          <w:szCs w:val="18"/>
+        </w:rPr>
+        <w:br/>
+        <w:t xml:space="preserve">cd meeting
+</w:t>
+      </w:r>
+      <w:r>
+        <w:rPr>
+          <w:rFonts w:ascii="Consolas" w:cs="Consolas" w:eastAsia="Consolas" w:hAnsi="Consolas"/>
+          <w:sz w:val="18"/>
+          <w:szCs w:val="18"/>
+        </w:rPr>
+        <w:br/>
+        <w:t xml:space="preserve">
+</w:t>
+      </w:r>
+      <w:r>
+        <w:rPr>
+          <w:rFonts w:ascii="Consolas" w:cs="Consolas" w:eastAsia="Consolas" w:hAnsi="Consolas"/>
+          <w:sz w:val="18"/>
+          <w:szCs w:val="18"/>
+        </w:rPr>
+        <w:br/>
+        <w:t xml:space="preserve"># 方式二：本地打包上传（内网环境）
+</w:t>
+      </w:r>
+      <w:r>
+        <w:rPr>
+          <w:rFonts w:ascii="Consolas" w:cs="Consolas" w:eastAsia="Consolas" w:hAnsi="Consolas"/>
+          <w:sz w:val="18"/>
+          <w:szCs w:val="18"/>
+        </w:rPr>
+        <w:br/>
+        <w:t xml:space="preserve">tar -czf meeting-src.tar.gz --exclude node_modules --exclude dist .
+</w:t>
+      </w:r>
+      <w:r>
+        <w:rPr>
+          <w:rFonts w:ascii="Consolas" w:cs="Consolas" w:eastAsia="Consolas" w:hAnsi="Consolas"/>
+          <w:sz w:val="18"/>
+          <w:szCs w:val="18"/>
+        </w:rPr>
+        <w:br/>
+        <w:t xml:space="preserve">scp meeting-src.tar.gz user@&lt;目标机IP&gt;:/opt/
+</w:t>
+      </w:r>
+      <w:r>
+        <w:rPr>
+          <w:rFonts w:ascii="Consolas" w:cs="Consolas" w:eastAsia="Consolas" w:hAnsi="Consolas"/>
+          <w:sz w:val="18"/>
+          <w:szCs w:val="18"/>
+        </w:rPr>
+        <w:br/>
+        <w:t xml:space="preserve"># 目标机解压：mkdir -p /opt/meeting &amp;&amp; tar -xzf /opt/meeting-src.tar.gz -C /opt/meeting &amp;&amp; cd /opt/meeting
+</w:t>
+      </w:r>
+    </w:p>
+    <w:p>
+      <w:pPr>
+        <w:pStyle w:val="Heading2"/>
+      </w:pPr>
+      <w:r>
+        <w:t xml:space="preserve">步骤 2：准备环境文件</w:t>
       </w:r>
     </w:p>
     <w:p>
@@ -2661,7 +2775,7 @@
         <w:pStyle w:val="Heading2"/>
       </w:pPr>
       <w:r>
-        <w:t xml:space="preserve">步骤 2：生成证书（可选）</w:t>
+        <w:t xml:space="preserve">步骤 3：生成证书（可选）</w:t>
       </w:r>
     </w:p>
     <w:p>
@@ -2705,7 +2819,7 @@
         <w:pStyle w:val="Heading2"/>
       </w:pPr>
       <w:r>
-        <w:t xml:space="preserve">步骤 3：构建并启动</w:t>
+        <w:t xml:space="preserve">步骤 4：构建并启动</w:t>
       </w:r>
     </w:p>
     <w:p>
@@ -2749,7 +2863,7 @@
         <w:pStyle w:val="Heading2"/>
       </w:pPr>
       <w:r>
-        <w:t xml:space="preserve">步骤 4：访问验证</w:t>
+        <w:t xml:space="preserve">步骤 5：访问验证</w:t>
       </w:r>
     </w:p>
     <w:tbl>

--- a/docs/install/项目部署说明-docker-compose.docx
+++ b/docs/install/项目部署说明-docker-compose.docx
@@ -2775,7 +2775,7 @@
         <w:pStyle w:val="Heading2"/>
       </w:pPr>
       <w:r>
-        <w:t xml:space="preserve">步骤 3：生成证书（可选）</w:t>
+        <w:t xml:space="preserve">步骤 3：生成证书</w:t>
       </w:r>
     </w:p>
     <w:p>
@@ -2797,7 +2797,7 @@
           <w:sz w:val="18"/>
           <w:szCs w:val="18"/>
         </w:rPr>
-        <w:t xml:space="preserve">bash deploy/docker/gen-selfsigned.sh &lt;服务器IP或域名&gt;
+        <w:t xml:space="preserve">bash deploy/docker/gen-selfsigned.sh --ca &lt;服务器IP或域名&gt;
 </w:t>
       </w:r>
     </w:p>
@@ -2810,7 +2810,7 @@
           <w:sz w:val="21"/>
           <w:szCs w:val="21"/>
         </w:rPr>
-        <w:t xml:space="preserve">信创环境请使用 --ca 参数以 CA 签发模式生成根证书与服务器证书，并将 ca.crt 导入客户端浏览器/系统信任机构。生产环境建议替换为正式证书放入 deploy/docker/certs/。
+        <w:t xml:space="preserve">以 CA 签发模式生成根证书与服务器证书（信创环境必须），并将 ca.crt 导入客户端浏览器/系统信任机构。生产环境建议替换为正式证书放入 deploy/docker/certs/。
 </w:t>
       </w:r>
     </w:p>

--- a/docs/install/项目部署说明-docker-compose.docx
+++ b/docs/install/项目部署说明-docker-compose.docx
@@ -2369,6 +2369,19 @@
       </w:pPr>
       <w:r>
         <w:t xml:space="preserve">步骤 2：准备环境文件</w:t>
+      </w:r>
+    </w:p>
+    <w:p>
+      <w:pPr>
+        <w:spacing w:after="100" w:before="60" w:line="320"/>
+      </w:pPr>
+      <w:r>
+        <w:rPr>
+          <w:sz w:val="21"/>
+          <w:szCs w:val="21"/>
+        </w:rPr>
+        <w:t xml:space="preserve">提示：本项目根目录有三份环境模板，用途不同、不可混用——本方式使用 .env.production.example；本地开发用 .env.example；RPM/DEB/离线发布包主机部署用 deploy/native/conf/env.example。
+</w:t>
       </w:r>
     </w:p>
     <w:p>

--- a/docs/install/项目部署说明-docker-compose.docx
+++ b/docs/install/项目部署说明-docker-compose.docx
@@ -2329,7 +2329,7 @@
           <w:szCs w:val="18"/>
         </w:rPr>
         <w:br/>
-        <w:t xml:space="preserve"># 方式二：本地打包上传（内网环境）
+        <w:t xml:space="preserve"># 方式二：本地打包后手动上传到服务器（内网环境），再解压
 </w:t>
       </w:r>
       <w:r>
@@ -2339,27 +2339,7 @@
           <w:szCs w:val="18"/>
         </w:rPr>
         <w:br/>
-        <w:t xml:space="preserve">tar -czf meeting-src.tar.gz --exclude node_modules --exclude dist .
-</w:t>
-      </w:r>
-      <w:r>
-        <w:rPr>
-          <w:rFonts w:ascii="Consolas" w:cs="Consolas" w:eastAsia="Consolas" w:hAnsi="Consolas"/>
-          <w:sz w:val="18"/>
-          <w:szCs w:val="18"/>
-        </w:rPr>
-        <w:br/>
-        <w:t xml:space="preserve">scp meeting-src.tar.gz user@&lt;目标机IP&gt;:/opt/
-</w:t>
-      </w:r>
-      <w:r>
-        <w:rPr>
-          <w:rFonts w:ascii="Consolas" w:cs="Consolas" w:eastAsia="Consolas" w:hAnsi="Consolas"/>
-          <w:sz w:val="18"/>
-          <w:szCs w:val="18"/>
-        </w:rPr>
-        <w:br/>
-        <w:t xml:space="preserve"># 目标机解压：mkdir -p /opt/meeting &amp;&amp; tar -xzf /opt/meeting-src.tar.gz -C /opt/meeting &amp;&amp; cd /opt/meeting
+        <w:t xml:space="preserve">mkdir -p /opt/meeting &amp;&amp; tar -xzf meeting-src.tar.gz -C /opt/meeting &amp;&amp; cd /opt/meeting
 </w:t>
       </w:r>
     </w:p>

--- a/docs/install/项目部署说明-docker-compose.docx
+++ b/docs/install/项目部署说明-docker-compose.docx
@@ -2803,7 +2803,20 @@
           <w:sz w:val="21"/>
           <w:szCs w:val="21"/>
         </w:rPr>
-        <w:t xml:space="preserve">以 CA 签发模式生成根证书与服务器证书（信创环境必须），并将 ca.crt 导入客户端浏览器/系统信任机构。生产环境建议替换为正式证书放入 deploy/docker/certs/。
+        <w:t xml:space="preserve">以 CA 签发模式生成根证书与服务器证书（信创环境必须），并将 ca.crt 导入客户端浏览器/系统信任机构。
+</w:t>
+      </w:r>
+    </w:p>
+    <w:p>
+      <w:pPr>
+        <w:spacing w:after="100" w:before="60" w:line="320"/>
+      </w:pPr>
+      <w:r>
+        <w:rPr>
+          <w:sz w:val="21"/>
+          <w:szCs w:val="21"/>
+        </w:rPr>
+        <w:t xml:space="preserve">证书生成后，客户端可直接在登录页点击「下载 CA 根证书」获取 ca.crt（接口：/api/certs/ca.crt），也可从服务器 deploy/docker/certs/ca.crt 拷贝。生产环境建议替换为正式证书放入 deploy/docker/certs/。
 </w:t>
       </w:r>
     </w:p>
